--- a/paper/易理探讨15-八卦相荡_v3_ALFWorld.docx
+++ b/paper/易理探讨15-八卦相荡_v3_ALFWorld.docx
@@ -4,126 +4,122 @@
   <w:body>
     <w:p>
       <w:pPr>
-        <w:pStyle w:val="Heading1"/>
+        <w:spacing w:before="240" w:after="240"/>
+        <w:jc w:val="center"/>
       </w:pPr>
       <w:r>
+        <w:rPr>
+          <w:rFonts w:ascii="黑体" w:hAnsi="黑体"/>
+          <w:b/>
+          <w:sz w:val="36"/>
+        </w:rPr>
         <w:t>八卦相荡而生六十四卦：从量子酉变换到ALFWorld具身智能验证</w:t>
       </w:r>
     </w:p>
     <w:p>
       <w:pPr>
-        <w:spacing w:after="120" w:line="360" w:lineRule="auto"/>
-      </w:pPr>
-      <w:r/>
+        <w:spacing w:line="360" w:lineRule="auto" w:after="60"/>
+      </w:pPr>
       <w:r>
         <w:rPr>
           <w:b/>
         </w:rPr>
         <w:t>摘要</w:t>
       </w:r>
-      <w:r/>
     </w:p>
     <w:p>
       <w:pPr>
-        <w:spacing w:after="120" w:line="360" w:lineRule="auto"/>
+        <w:spacing w:line="360" w:lineRule="auto" w:after="60"/>
+        <w:ind w:firstLine="420"/>
       </w:pPr>
       <w:r>
-        <w:t>《易经·系辞传》"刚柔相摩，八卦相荡"两千年来被视作哲学隐喻，其数学结构从未被揭示。本文提出并严格证明：</w:t>
+        <w:t>《易经·系辞传》"刚柔相摩，八卦相荡"两千年来被视作哲学隐喻，其数学结构从未被揭示。本文提出并严格证明："荡"在数学上精确对应于量子酉变换的概率幅干涉。我们构造了酉算子 U摩=exp(-iHτ) 在 H₃(8维)上实现"八卦相荡"，经张量积 U摩⊗U摩 扩展至 H₆(64维)涌现六十四卦，其中哈密顿量 H 编码了"乘承比应当位得中"的易理耦合规则。基于此理论实现了 QYUF v4.0 系统，先经12种物理物体离线验证(好卦增益2.17×~3.27×)，再在 ALFWorld V20 具身智能基准上完成134个任务端到端测试，成功率达98.5%(132/134)。系统为每个任务自动涌现卦象和策略，涌现卦象分布与任务特性的物理对应关系可解释。这是《易经》生成逻辑首次在具身AI环境中获得严格验证。</w:t>
       </w:r>
+    </w:p>
+    <w:p>
+      <w:pPr>
+        <w:spacing w:line="360" w:lineRule="auto" w:after="60"/>
+      </w:pPr>
       <w:r>
         <w:rPr>
           <w:b/>
         </w:rPr>
-        <w:t>"荡"在数学上精确对应于量子酉变换的概率幅干涉</w:t>
-      </w:r>
-      <w:r>
-        <w:t xml:space="preserve">。我们构造了酉算子 </w:t>
-      </w:r>
-      <w:r>
-        <w:rPr>
-          <w:i/>
-        </w:rPr>
-        <w:t>U_{\text{摩}}=e^{-iH\tau}</w:t>
-      </w:r>
-      <w:r>
-        <w:t xml:space="preserve"> 在 </w:t>
-      </w:r>
-      <w:r>
-        <w:rPr>
-          <w:i/>
-        </w:rPr>
-        <w:t>\mathcal{H}_3</w:t>
-      </w:r>
-      <w:r>
-        <w:t xml:space="preserve">（8维）上实现"八卦相荡"，经张量积 </w:t>
-      </w:r>
-      <w:r>
-        <w:rPr>
-          <w:i/>
-        </w:rPr>
-        <w:t>U_{\text{摩}}\otimes U_{\text{摩}}</w:t>
-      </w:r>
-      <w:r>
-        <w:t xml:space="preserve"> 扩展至 </w:t>
-      </w:r>
-      <w:r>
-        <w:rPr>
-          <w:i/>
-        </w:rPr>
-        <w:t>\mathcal{H}_6</w:t>
-      </w:r>
-      <w:r>
-        <w:t xml:space="preserve">（64维）涌现六十四卦，其中哈密顿量 </w:t>
-      </w:r>
-      <w:r>
-        <w:rPr>
-          <w:i/>
-        </w:rPr>
-        <w:t>H</w:t>
-      </w:r>
-      <w:r>
-        <w:t xml:space="preserve"> 编码了"乘承比应当位得中"的易理耦合规则。基于此理论实现了QYUF v4.0系统，先经12种物理物体离线验证（好卦增益2.17×~3.27×），再在</w:t>
-      </w:r>
-      <w:r>
-        <w:rPr>
-          <w:b/>
-        </w:rPr>
-        <w:t>ALFWorld V20</w:t>
-      </w:r>
-      <w:r>
-        <w:t>具身智能基准上完成134个任务端到端测试，</w:t>
-      </w:r>
-      <w:r>
-        <w:rPr>
-          <w:b/>
-        </w:rPr>
-        <w:t>成功率达98.5%</w:t>
-      </w:r>
-      <w:r>
-        <w:t>（132/134）。系统为每个任务自动涌现卦象和策略，涌现卦象分布与任务特性的物理对应关系可解释。这是《易经》生成逻辑首次在具身AI环境中获得严格验证。</w:t>
+        <w:t>关键词：《易经》；量子干涉；八卦相荡；酉变换；ALFWorld；具身智能；卦象涌现</w:t>
       </w:r>
     </w:p>
     <w:p>
       <w:pPr>
-        <w:spacing w:after="120" w:line="360" w:lineRule="auto"/>
-      </w:pPr>
-      <w:r/>
+        <w:pStyle w:val="Heading1"/>
+      </w:pPr>
       <w:r>
-        <w:rPr>
-          <w:b/>
-        </w:rPr>
-        <w:t>关键词</w:t>
-      </w:r>
-      <w:r>
-        <w:t>：《易经》；量子干涉；八卦相荡；酉变换；ALFWorld；具身智能；卦象涌现</w:t>
+        <w:t>八卦相荡而生六十四卦：从量子酉变换到ALFWorld具身智能验证</w:t>
       </w:r>
     </w:p>
     <w:p>
       <w:pPr>
+        <w:spacing w:line="360" w:lineRule="auto" w:after="60"/>
+        <w:ind w:firstLine="420"/>
+      </w:pPr>
+      <w:r>
+        <w:t>**摘要**</w:t>
+      </w:r>
+    </w:p>
+    <w:p>
+      <w:pPr>
+        <w:spacing w:line="360" w:lineRule="auto" w:after="60"/>
+        <w:ind w:firstLine="420"/>
+      </w:pPr>
+      <w:r>
+        <w:t>《易经·系辞传》"刚柔相摩，八卦相荡"两千年来被视作哲学隐喻，其数学结构从未被揭示。本文提出并严格证明：**"荡"在数学上精确对应于量子酉变换的概率幅干涉**。我们构造了酉算子 U[摩]=e^{-iHτ] 在 H₃（8维）上实现"八卦相荡"，经张量积 U[摩]⊗ U[摩] 扩展至 H₆（64维）涌现六十四卦，其中哈密顿量 H 编码了"乘承比应当位得中"的易理耦合规则。基于此理论实现了QYUF v4.0系统，先经12种物理物体离线验证（好卦增益2.17×~3.27×），再在**ALFWorld V20**具身智能基准上完成134个任务端到端测试，**成功率达98.5%**（132/134）。系统为每个任务自动涌现卦象和策略，涌现卦象分布与任务特性的物理对应关系可解释。这是《易经》生成逻辑首次在具身AI环境中获得严格验证。</w:t>
+      </w:r>
+    </w:p>
+    <w:p>
+      <w:pPr>
         <w:jc w:val="center"/>
       </w:pPr>
       <w:r>
-        <w:t>──────────────────────────────────────────────────</w:t>
+        <w:drawing>
+          <wp:inline xmlns:a="http://schemas.openxmlformats.org/drawingml/2006/main" xmlns:pic="http://schemas.openxmlformats.org/drawingml/2006/picture">
+            <wp:extent cx="5029200" cy="2188654"/>
+            <wp:docPr id="1" name="Picture 1"/>
+            <wp:cNvGraphicFramePr>
+              <a:graphicFrameLocks noChangeAspect="1"/>
+            </wp:cNvGraphicFramePr>
+            <a:graphic>
+              <a:graphicData uri="http://schemas.openxmlformats.org/drawingml/2006/picture">
+                <pic:pic>
+                  <pic:nvPicPr>
+                    <pic:cNvPr id="0" name="fig3_hex_distribution.png"/>
+                    <pic:cNvPicPr/>
+                  </pic:nvPicPr>
+                  <pic:blipFill>
+                    <a:blip r:embed="rId9"/>
+                    <a:stretch>
+                      <a:fillRect/>
+                    </a:stretch>
+                  </pic:blipFill>
+                  <pic:spPr>
+                    <a:xfrm>
+                      <a:off x="0" y="0"/>
+                      <a:ext cx="5029200" cy="2188654"/>
+                    </a:xfrm>
+                    <a:prstGeom prst="rect"/>
+                  </pic:spPr>
+                </pic:pic>
+              </a:graphicData>
+            </a:graphic>
+          </wp:inline>
+        </w:drawing>
+      </w:r>
+    </w:p>
+    <w:p/>
+    <w:p>
+      <w:pPr>
+        <w:spacing w:line="360" w:lineRule="auto" w:after="60"/>
+        <w:ind w:firstLine="420"/>
+      </w:pPr>
+      <w:r>
+        <w:t>**关键词**：《易经》；量子干涉；八卦相荡；酉变换；ALFWorld；具身智能；卦象涌现</w:t>
       </w:r>
     </w:p>
     <w:p>
@@ -144,7 +140,8 @@
     </w:p>
     <w:p>
       <w:pPr>
-        <w:spacing w:after="120" w:line="360" w:lineRule="auto"/>
+        <w:spacing w:line="360" w:lineRule="auto" w:after="60"/>
+        <w:ind w:firstLine="420"/>
       </w:pPr>
       <w:r>
         <w:t>《易经·系辞传》描述了八卦生成六十四卦的过程：</w:t>
@@ -152,41 +149,30 @@
     </w:p>
     <w:p>
       <w:pPr>
-        <w:spacing w:after="120" w:line="360" w:lineRule="auto"/>
+        <w:spacing w:line="360" w:lineRule="auto"/>
+        <w:ind w:left="850"/>
       </w:pPr>
       <w:r>
-        <w:t>&gt; "是故刚柔相摩，八卦相荡。鼓之以雷霆，润之以风雨。"</w:t>
+        <w:rPr>
+          <w:i/>
+          <w:sz w:val="20"/>
+        </w:rPr>
+        <w:t>"是故刚柔相摩，八卦相荡。鼓之以雷霆，润之以风雨。"</w:t>
       </w:r>
     </w:p>
     <w:p>
       <w:pPr>
-        <w:spacing w:after="120" w:line="360" w:lineRule="auto"/>
+        <w:spacing w:line="360" w:lineRule="auto" w:after="60"/>
+        <w:ind w:firstLine="420"/>
       </w:pPr>
       <w:r>
-        <w:t>这里出现了两个关键动词：</w:t>
-      </w:r>
-      <w:r>
-        <w:rPr>
-          <w:b/>
-        </w:rPr>
-        <w:t>"摩"</w:t>
-      </w:r>
-      <w:r>
-        <w:t xml:space="preserve"> 描述了阴阳爻之间的交互摩擦，</w:t>
-      </w:r>
-      <w:r>
-        <w:rPr>
-          <w:b/>
-        </w:rPr>
-        <w:t>"荡"</w:t>
-      </w:r>
-      <w:r>
-        <w:t xml:space="preserve"> 描述了八卦之间的整体性动态作用。庄子在《天运篇》中进一步定义了"荡"的具体机制："荡者，动也，推荡也。"孔颖达《周易正义》疏曰："相荡者，言八卦更迭推动，以成六十四卦。"</w:t>
+        <w:t>这里出现了两个关键动词：**"摩"** 描述了阴阳爻之间的交互摩擦，**"荡"** 描述了八卦之间的整体性动态作用。庄子在《天运篇》中进一步定义了"荡"的具体机制："荡者，动也，推荡也。"孔颖达《周易正义》疏曰："相荡者，言八卦更迭推动，以成六十四卦。"</w:t>
       </w:r>
     </w:p>
     <w:p>
       <w:pPr>
-        <w:spacing w:after="120" w:line="360" w:lineRule="auto"/>
+        <w:spacing w:line="360" w:lineRule="auto" w:after="60"/>
+        <w:ind w:firstLine="420"/>
       </w:pPr>
       <w:r>
         <w:t>然而，这个"更迭推动"的数学本质是什么？"荡"字暗示的"波动"与"扩散"的物理意象，是否能找到自然的数学对应？两千年来，易学对此只有哲学性描述，缺乏精确的数学表述。</w:t>
@@ -202,183 +188,57 @@
     </w:p>
     <w:p>
       <w:pPr>
-        <w:spacing w:after="120" w:line="360" w:lineRule="auto"/>
+        <w:spacing w:line="360" w:lineRule="auto" w:after="60"/>
+        <w:ind w:firstLine="420"/>
       </w:pPr>
       <w:r>
-        <w:t>量子力学中的</w:t>
-      </w:r>
-      <w:r>
-        <w:rPr>
-          <w:b/>
-        </w:rPr>
-        <w:t>干涉</w:t>
-      </w:r>
-      <w:r>
-        <w:t>（Interference）概念提供了关键线索。在量子计算中，n个量子比特的叠加态：</w:t>
+        <w:t>量子力学中的**干涉**（Interference）概念提供了关键线索。在量子计算中，n个量子比特的叠加态：</w:t>
       </w:r>
     </w:p>
     <w:p>
       <w:pPr>
-        <w:spacing w:after="120" w:line="360" w:lineRule="auto"/>
+        <w:spacing w:line="360" w:lineRule="auto" w:after="60"/>
+        <w:ind w:firstLine="420"/>
       </w:pPr>
       <w:r>
-        <w:rPr>
-          <w:i/>
-        </w:rPr>
-      </w:r>
-      <w:r>
-        <w:rPr>
-          <w:i/>
-        </w:rPr>
-        <w:t>|\psi\rangle = \sum_{i=0}^{2^n-1} \alpha_i |i\rangle, \quad \sum_i |\alpha_i|^2 = 1</w:t>
-      </w:r>
-      <w:r>
-        <w:rPr>
-          <w:i/>
-        </w:rPr>
+        <w:t>|ψ⟩ = Σ(i=0→)^{2^n-1] α_i |i⟩,   Σ_i |α_i|^2 = 1</w:t>
       </w:r>
     </w:p>
     <w:p>
       <w:pPr>
-        <w:spacing w:after="120" w:line="360" w:lineRule="auto"/>
+        <w:spacing w:line="360" w:lineRule="auto" w:after="60"/>
+        <w:ind w:firstLine="420"/>
       </w:pPr>
       <w:r>
-        <w:t xml:space="preserve">概率幅 </w:t>
-      </w:r>
-      <w:r>
-        <w:rPr>
-          <w:i/>
-        </w:rPr>
-        <w:t>\alpha_i</w:t>
-      </w:r>
-      <w:r>
-        <w:t xml:space="preserve"> 是</w:t>
-      </w:r>
-      <w:r>
-        <w:rPr>
-          <w:b/>
-        </w:rPr>
-        <w:t>复数</w:t>
-      </w:r>
-      <w:r>
-        <w:t>，可以因相位一致而相互增强（</w:t>
-      </w:r>
-      <w:r>
-        <w:rPr>
-          <w:b/>
-        </w:rPr>
-        <w:t>相长干涉</w:t>
-      </w:r>
-      <w:r>
-        <w:t>），也可因相位相反而相互抵消（</w:t>
-      </w:r>
-      <w:r>
-        <w:rPr>
-          <w:b/>
-        </w:rPr>
-        <w:t>相消干涉</w:t>
-      </w:r>
-      <w:r>
-        <w:t xml:space="preserve">）。酉变换 </w:t>
-      </w:r>
-      <w:r>
-        <w:rPr>
-          <w:i/>
-        </w:rPr>
-        <w:t>U</w:t>
-      </w:r>
-      <w:r>
-        <w:t xml:space="preserve"> 作用后：</w:t>
+        <w:t>概率幅 α_i 是**复数**，可以因相位一致而相互增强（**相长干涉**），也可因相位相反而相互抵消（**相消干涉**）。酉变换 U 作用后：</w:t>
       </w:r>
     </w:p>
     <w:p>
       <w:pPr>
-        <w:spacing w:after="120" w:line="360" w:lineRule="auto"/>
+        <w:spacing w:line="360" w:lineRule="auto" w:after="60"/>
+        <w:ind w:firstLine="420"/>
       </w:pPr>
       <w:r>
-        <w:rPr>
-          <w:i/>
-        </w:rPr>
-      </w:r>
-      <w:r>
-        <w:rPr>
-          <w:i/>
-        </w:rPr>
-        <w:t>|\psi'\rangle = U|\psi\rangle, \quad \beta_j = \sum_i U_{ji}\alpha_i</w:t>
-      </w:r>
-      <w:r>
-        <w:rPr>
-          <w:i/>
-        </w:rPr>
+        <w:t>|ψ'⟩ = U|ψ⟩,   β_j = Σ_i U[ji]α_i</w:t>
       </w:r>
     </w:p>
     <w:p>
       <w:pPr>
-        <w:spacing w:after="120" w:line="360" w:lineRule="auto"/>
+        <w:spacing w:line="360" w:lineRule="auto" w:after="60"/>
+        <w:ind w:firstLine="420"/>
       </w:pPr>
       <w:r>
-        <w:t xml:space="preserve">新概率幅 </w:t>
-      </w:r>
-      <w:r>
-        <w:rPr>
-          <w:i/>
-        </w:rPr>
-        <w:t>\beta_j</w:t>
-      </w:r>
-      <w:r>
-        <w:t xml:space="preserve"> 是</w:t>
-      </w:r>
-      <w:r>
-        <w:rPr>
-          <w:b/>
-        </w:rPr>
-        <w:t>所有</w:t>
-      </w:r>
-      <w:r>
-        <w:t xml:space="preserve">初始概率幅 </w:t>
-      </w:r>
-      <w:r>
-        <w:rPr>
-          <w:i/>
-        </w:rPr>
-        <w:t>\alpha_i</w:t>
-      </w:r>
-      <w:r>
-        <w:t xml:space="preserve"> 经酉矩阵元素 </w:t>
-      </w:r>
-      <w:r>
-        <w:rPr>
-          <w:i/>
-        </w:rPr>
-        <w:t>U_{ji}</w:t>
-      </w:r>
-      <w:r>
-        <w:t xml:space="preserve"> 线性叠加的结果——这就是"干涉"。</w:t>
+        <w:t>新概率幅 β_j 是**所有**初始概率幅 α_i 经酉矩阵元素 U[ji] 线性叠加的结果——这就是"干涉"。</w:t>
       </w:r>
     </w:p>
     <w:p>
       <w:pPr>
-        <w:spacing w:after="120" w:line="360" w:lineRule="auto"/>
+        <w:spacing w:line="360" w:lineRule="auto" w:after="60"/>
+        <w:ind w:firstLine="420"/>
       </w:pPr>
       <w:r>
-        <w:t xml:space="preserve">将八卦视为8维希尔伯特空间 </w:t>
+        <w:t>将八卦视为8维希尔伯特空间 H₃ 的基矢，将"相荡"视为酉变换干涉，将六十四卦视为张量积的扩展——这种对应不仅精确、自然，而且揭示了《易经》体系的一个深层结构：**八卦到六十四卦的生成过程，本质上是一个量子干涉过程。**</w:t>
       </w:r>
-      <w:r>
-        <w:rPr>
-          <w:i/>
-        </w:rPr>
-        <w:t>\mathcal{H}_3</w:t>
-      </w:r>
-      <w:r>
-        <w:t xml:space="preserve"> 的基矢，将"相荡"视为酉变换干涉，将六十四卦视为张量积的扩展——这种对应不仅精确、自然，而且揭示了《易经》体系的一个深层结构：</w:t>
-      </w:r>
-      <w:r>
-        <w:rPr>
-          <w:b/>
-        </w:rPr>
-        <w:t>八卦到六十四卦的生成过程，本质上是一个量子干涉过程。</w:t>
-      </w:r>
-      <w:r/>
     </w:p>
     <w:p>
       <w:pPr>
@@ -390,7 +250,8 @@
     </w:p>
     <w:p>
       <w:pPr>
-        <w:spacing w:after="120" w:line="360" w:lineRule="auto"/>
+        <w:spacing w:line="360" w:lineRule="auto" w:after="60"/>
+        <w:ind w:firstLine="420"/>
       </w:pPr>
       <w:r>
         <w:t>本文的贡献路线是：</w:t>
@@ -399,89 +260,37 @@
     <w:p>
       <w:pPr>
         <w:pStyle w:val="ListBullet"/>
-      </w:pPr>
-      <w:r/>
+        <w:spacing w:line="312" w:lineRule="auto"/>
+      </w:pPr>
       <w:r>
-        <w:rPr>
-          <w:b/>
-        </w:rPr>
-        <w:t>理论</w:t>
-      </w:r>
-      <w:r>
-        <w:t xml:space="preserve">：严格定义 </w:t>
-      </w:r>
-      <w:r>
-        <w:rPr>
-          <w:i/>
-        </w:rPr>
-        <w:t>U_{\text{摩}}=e^{-iH\tau}</w:t>
-      </w:r>
-      <w:r>
-        <w:t>，建立"荡"=酉变换干涉的数学对应</w:t>
+        <w:t>**理论**：严格定义 U[摩]=e^{-iHτ]，建立"荡"=酉变换干涉的数学对应</w:t>
       </w:r>
     </w:p>
     <w:p>
       <w:pPr>
         <w:pStyle w:val="ListBullet"/>
-      </w:pPr>
-      <w:r/>
+        <w:spacing w:line="312" w:lineRule="auto"/>
+      </w:pPr>
       <w:r>
-        <w:rPr>
-          <w:b/>
-        </w:rPr>
-        <w:t>构造</w:t>
-      </w:r>
-      <w:r>
-        <w:t xml:space="preserve">：实现 </w:t>
-      </w:r>
-      <w:r>
-        <w:rPr>
-          <w:i/>
-        </w:rPr>
-        <w:t>U_{\text{摩}}</w:t>
-      </w:r>
-      <w:r>
-        <w:t xml:space="preserve"> 及多特征分形模型，离线验证演算</w:t>
+        <w:t>**构造**：实现 U[摩] 及多特征分形模型，离线验证演算</w:t>
       </w:r>
     </w:p>
     <w:p>
       <w:pPr>
         <w:pStyle w:val="ListBullet"/>
-      </w:pPr>
-      <w:r/>
+        <w:spacing w:line="312" w:lineRule="auto"/>
+      </w:pPr>
       <w:r>
-        <w:rPr>
-          <w:b/>
-        </w:rPr>
-        <w:t>验证</w:t>
-      </w:r>
-      <w:r>
-        <w:t>：在ALFWorld V20具身智能基准上端到端测试134个任务</w:t>
+        <w:t>**验证**：在ALFWorld V20具身智能基准上端到端测试134个任务</w:t>
       </w:r>
     </w:p>
     <w:p>
       <w:pPr>
-        <w:spacing w:after="120" w:line="360" w:lineRule="auto"/>
+        <w:spacing w:line="360" w:lineRule="auto" w:after="60"/>
+        <w:ind w:firstLine="420"/>
       </w:pPr>
       <w:r>
-        <w:t>这是《易经》生成逻辑首次在具身AI环境中获得的定量验证——不只是概念的哲学讨论，而是一个</w:t>
-      </w:r>
-      <w:r>
-        <w:rPr>
-          <w:b/>
-        </w:rPr>
-        <w:t>可运行、可测试、可重复</w:t>
-      </w:r>
-      <w:r>
-        <w:t>的工程系统。</w:t>
-      </w:r>
-    </w:p>
-    <w:p>
-      <w:pPr>
-        <w:jc w:val="center"/>
-      </w:pPr>
-      <w:r>
-        <w:t>──────────────────────────────────────────────────</w:t>
+        <w:t>这是《易经》生成逻辑首次在具身AI环境中获得的定量验证——不只是概念的哲学讨论，而是一个**可运行、可测试、可重复**的工程系统。</w:t>
       </w:r>
     </w:p>
     <w:p>
@@ -502,73 +311,35 @@
     </w:p>
     <w:p>
       <w:pPr>
-        <w:spacing w:after="120" w:line="360" w:lineRule="auto"/>
-      </w:pPr>
-      <w:r/>
+        <w:spacing w:line="360" w:lineRule="auto" w:after="60"/>
+        <w:ind w:firstLine="420"/>
+      </w:pPr>
       <w:r>
-        <w:rPr>
-          <w:b/>
-        </w:rPr>
-        <w:t>定义1</w:t>
-      </w:r>
-      <w:r>
-        <w:t xml:space="preserve">（八卦空间）：八卦构成 </w:t>
-      </w:r>
-      <w:r>
-        <w:rPr>
-          <w:i/>
-        </w:rPr>
-        <w:t>\mathcal{H}_3</w:t>
-      </w:r>
-      <w:r>
-        <w:t>（3量子比特希尔伯特空间）的标准正交基：</w:t>
+        <w:t>**定义1**（八卦空间）：八卦构成 H₃（3量子比特希尔伯特空间）的标准正交基：</w:t>
       </w:r>
     </w:p>
     <w:p>
       <w:pPr>
-        <w:spacing w:after="120" w:line="360" w:lineRule="auto"/>
+        <w:spacing w:line="360" w:lineRule="auto" w:after="60"/>
+        <w:ind w:firstLine="420"/>
       </w:pPr>
       <w:r>
-        <w:rPr>
-          <w:i/>
-        </w:rPr>
-      </w:r>
-      <w:r>
-        <w:rPr>
-          <w:i/>
-        </w:rPr>
-        <w:t>|乾\rangle=|111\rangle,\ |坤\rangle=|000\rangle,\ |震\rangle=|100\rangle,\ |巽\rangle=|011\rangle,</w:t>
-      </w:r>
-      <w:r>
-        <w:rPr>
-          <w:i/>
-        </w:rPr>
+        <w:t>|乾⟩=|111⟩, |坤⟩=|000⟩, |震⟩=|100⟩, |巽⟩=|011⟩,</w:t>
       </w:r>
     </w:p>
     <w:p>
       <w:pPr>
-        <w:spacing w:after="120" w:line="360" w:lineRule="auto"/>
+        <w:spacing w:line="360" w:lineRule="auto" w:after="60"/>
+        <w:ind w:firstLine="420"/>
       </w:pPr>
       <w:r>
-        <w:rPr>
-          <w:i/>
-        </w:rPr>
-      </w:r>
-      <w:r>
-        <w:rPr>
-          <w:i/>
-        </w:rPr>
-        <w:t>|坎\rangle=|010\rangle,\ |离\rangle=|101\rangle,\ |艮\rangle=|001\rangle,\ |兑\rangle=|110\rangle</w:t>
-      </w:r>
-      <w:r>
-        <w:rPr>
-          <w:i/>
-        </w:rPr>
+        <w:t>|坎⟩=|010⟩, |离⟩=|101⟩, |艮⟩=|001⟩, |兑⟩=|110⟩</w:t>
       </w:r>
     </w:p>
     <w:p>
       <w:pPr>
-        <w:spacing w:after="120" w:line="360" w:lineRule="auto"/>
+        <w:spacing w:line="360" w:lineRule="auto" w:after="60"/>
+        <w:ind w:firstLine="420"/>
       </w:pPr>
       <w:r>
         <w:t>任意八卦叠加态：</w:t>
@@ -576,85 +347,38 @@
     </w:p>
     <w:p>
       <w:pPr>
-        <w:spacing w:after="120" w:line="360" w:lineRule="auto"/>
+        <w:spacing w:line="360" w:lineRule="auto" w:after="60"/>
+        <w:ind w:firstLine="420"/>
       </w:pPr>
       <w:r>
-        <w:rPr>
-          <w:i/>
-        </w:rPr>
-      </w:r>
-      <w:r>
-        <w:rPr>
-          <w:i/>
-        </w:rPr>
-        <w:t>|\psi\rangle = \sum_{i=0}^{7} \alpha_i |\text{卦}_i\rangle, \quad \sum_i |\alpha_i|^2 = 1</w:t>
-      </w:r>
-      <w:r>
-        <w:rPr>
-          <w:i/>
-        </w:rPr>
+        <w:t>|ψ⟩ = Σ(i=0→)^{7] α_i |卦_i⟩,   Σ_i |α_i|^2 = 1</w:t>
       </w:r>
     </w:p>
     <w:p>
       <w:pPr>
-        <w:spacing w:after="120" w:line="360" w:lineRule="auto"/>
-      </w:pPr>
-      <w:r/>
+        <w:spacing w:line="360" w:lineRule="auto" w:after="60"/>
+        <w:ind w:firstLine="420"/>
+      </w:pPr>
       <w:r>
-        <w:rPr>
-          <w:b/>
-        </w:rPr>
-        <w:t>定义2</w:t>
-      </w:r>
-      <w:r>
-        <w:t>（六十四卦空间）：上卦与下卦的张量积扩展：</w:t>
+        <w:t>**定义2**（六十四卦空间）：上卦与下卦的张量积扩展：</w:t>
       </w:r>
     </w:p>
     <w:p>
       <w:pPr>
-        <w:spacing w:after="120" w:line="360" w:lineRule="auto"/>
+        <w:spacing w:line="360" w:lineRule="auto" w:after="60"/>
+        <w:ind w:firstLine="420"/>
       </w:pPr>
       <w:r>
-        <w:rPr>
-          <w:i/>
-        </w:rPr>
-      </w:r>
-      <w:r>
-        <w:rPr>
-          <w:i/>
-        </w:rPr>
-        <w:t>|\Psi\rangle = |\psi_{\text{上}}\rangle \otimes |\psi_{\text{下}}\rangle = \sum_{u=0}^{7} \sum_{l=0}^{7} \alpha_u^{(上)} \alpha_l^{(下)} |u\rangle|l\rangle</w:t>
-      </w:r>
-      <w:r>
-        <w:rPr>
-          <w:i/>
-        </w:rPr>
+        <w:t>|Ψ⟩ = |ψ[上]⟩ ⊗ |ψ[下]⟩ = Σ(u=0→)^{7] Σ(l=0→)^{7] α_u^{(上)] α_l^{(下)] |u⟩|l⟩</w:t>
       </w:r>
     </w:p>
     <w:p>
       <w:pPr>
-        <w:spacing w:after="120" w:line="360" w:lineRule="auto"/>
+        <w:spacing w:line="360" w:lineRule="auto" w:after="60"/>
+        <w:ind w:firstLine="420"/>
       </w:pPr>
       <w:r>
-        <w:t xml:space="preserve">六十四卦对应 </w:t>
-      </w:r>
-      <w:r>
-        <w:rPr>
-          <w:i/>
-        </w:rPr>
-        <w:t>\mathcal{H}_6</w:t>
-      </w:r>
-      <w:r>
-        <w:t xml:space="preserve"> 的64个基矢 </w:t>
-      </w:r>
-      <w:r>
-        <w:rPr>
-          <w:i/>
-        </w:rPr>
-        <w:t>|b_5b_4b_3b_2b_1b_0\rangle</w:t>
-      </w:r>
-      <w:r>
-        <w:t>。</w:t>
+        <w:t>六十四卦对应 H₆ 的64个基矢 |b_5b_4b_3b_2b_1b_0⟩。</w:t>
       </w:r>
     </w:p>
     <w:p>
@@ -662,677 +386,204 @@
         <w:pStyle w:val="Heading3"/>
       </w:pPr>
       <w:r>
-        <w:t>2.2 "刚柔相摩"与哈密顿量 $H$</w:t>
+        <w:t>2.2 "刚柔相摩"与哈密顿量 H</w:t>
       </w:r>
     </w:p>
     <w:p>
       <w:pPr>
-        <w:spacing w:after="120" w:line="360" w:lineRule="auto"/>
-      </w:pPr>
-      <w:r/>
+        <w:spacing w:line="360" w:lineRule="auto" w:after="60"/>
+        <w:ind w:firstLine="420"/>
+      </w:pPr>
       <w:r>
-        <w:rPr>
-          <w:b/>
-        </w:rPr>
-        <w:t>定义3</w:t>
-      </w:r>
-      <w:r>
-        <w:t xml:space="preserve">（易理哈密顿量 </w:t>
-      </w:r>
-      <w:r>
-        <w:rPr>
-          <w:i/>
-        </w:rPr>
-        <w:t>H</w:t>
-      </w:r>
-      <w:r>
-        <w:t xml:space="preserve">）：一个 </w:t>
-      </w:r>
-      <w:r>
-        <w:rPr>
-          <w:i/>
-        </w:rPr>
-        <w:t>8\times8</w:t>
-      </w:r>
-      <w:r>
-        <w:t xml:space="preserve"> 的厄密矩阵：</w:t>
+        <w:t>**定义3**（易理哈密顿量 H）：一个 8times8 的厄密矩阵：</w:t>
       </w:r>
     </w:p>
     <w:p>
       <w:pPr>
-        <w:spacing w:after="120" w:line="360" w:lineRule="auto"/>
+        <w:spacing w:line="360" w:lineRule="auto" w:after="60"/>
+        <w:ind w:firstLine="420"/>
       </w:pPr>
       <w:r>
-        <w:rPr>
-          <w:i/>
-        </w:rPr>
-      </w:r>
-      <w:r>
-        <w:rPr>
-          <w:i/>
-        </w:rPr>
-        <w:t>H_{ii} = \text{当位评分}(i) + \text{得中评分}(i)</w:t>
-      </w:r>
-      <w:r>
-        <w:rPr>
-          <w:i/>
-        </w:rPr>
+        <w:t>H[ii] = 当位评分(i) + 得中评分(i)</w:t>
       </w:r>
     </w:p>
     <w:p>
       <w:pPr>
-        <w:spacing w:after="120" w:line="360" w:lineRule="auto"/>
+        <w:spacing w:line="360" w:lineRule="auto" w:after="60"/>
+        <w:ind w:firstLine="420"/>
       </w:pPr>
       <w:r>
-        <w:rPr>
-          <w:i/>
-        </w:rPr>
-      </w:r>
-      <w:r>
-        <w:rPr>
-          <w:i/>
-        </w:rPr>
-        <w:t>H_{ij} = \sum_{q=1}^{3} [0.3 \cdot \delta(b_i^q \neq b_j^q) + 0.1 \cdot \delta(b_i^q = b_j^q)] + 0.2 \cdot \delta(b_i^1 \neq b_j^3)</w:t>
-      </w:r>
-      <w:r>
-        <w:rPr>
-          <w:i/>
-        </w:rPr>
+        <w:t>H[ij] = Σ(q=1→)^{3] [0.3 · delta(b_i^q neq b_j^q) + 0.1 · delta(b_i^q = b_j^q)] + 0.2 · delta(b_i^1 neq b_j^3)</w:t>
       </w:r>
     </w:p>
     <w:p>
       <w:pPr>
-        <w:spacing w:after="120" w:line="360" w:lineRule="auto"/>
+        <w:spacing w:line="360" w:lineRule="auto" w:after="60"/>
+        <w:ind w:firstLine="420"/>
       </w:pPr>
       <w:r>
-        <w:t xml:space="preserve">其中 </w:t>
-      </w:r>
-      <w:r>
-        <w:rPr>
-          <w:i/>
-        </w:rPr>
-        <w:t>b_i^q</w:t>
-      </w:r>
-      <w:r>
-        <w:t xml:space="preserve"> 是卦 </w:t>
-      </w:r>
-      <w:r>
-        <w:rPr>
-          <w:i/>
-        </w:rPr>
-        <w:t>i</w:t>
-      </w:r>
-      <w:r>
-        <w:t xml:space="preserve"> 的第 </w:t>
-      </w:r>
-      <w:r>
-        <w:rPr>
-          <w:i/>
-        </w:rPr>
-        <w:t>q</w:t>
-      </w:r>
-      <w:r>
-        <w:t xml:space="preserve"> 爻（</w:t>
-      </w:r>
-      <w:r>
-        <w:rPr>
-          <w:i/>
-        </w:rPr>
-        <w:t>q=0,1,2</w:t>
-      </w:r>
-      <w:r>
-        <w:t xml:space="preserve"> 对应初、二、三位）。</w:t>
+        <w:t>其中 b_i^q 是卦 i 的第 q 爻（q=0,1,2 对应初、二、三位）。</w:t>
       </w:r>
     </w:p>
     <w:p>
       <w:pPr>
-        <w:spacing w:after="120" w:line="360" w:lineRule="auto"/>
-      </w:pPr>
-      <w:r/>
+        <w:spacing w:line="360" w:lineRule="auto" w:after="60"/>
+        <w:ind w:firstLine="420"/>
+      </w:pPr>
       <w:r>
-        <w:rPr>
-          <w:b/>
-        </w:rPr>
-        <w:t>关键性质</w:t>
-      </w:r>
-      <w:r>
-        <w:t>：</w:t>
+        <w:t>**关键性质**：</w:t>
       </w:r>
     </w:p>
     <w:p>
       <w:pPr>
         <w:pStyle w:val="ListBullet"/>
-      </w:pPr>
-      <w:r/>
+        <w:spacing w:line="312" w:lineRule="auto"/>
+      </w:pPr>
       <w:r>
-        <w:rPr>
-          <w:b/>
-        </w:rPr>
-        <w:t>当位</w:t>
-      </w:r>
-      <w:r>
-        <w:t>：初阳（</w:t>
-      </w:r>
-      <w:r>
-        <w:rPr>
-          <w:i/>
-        </w:rPr>
-        <w:t>b^0=1</w:t>
-      </w:r>
-      <w:r>
-        <w:t>）、二阴（</w:t>
-      </w:r>
-      <w:r>
-        <w:rPr>
-          <w:i/>
-        </w:rPr>
-        <w:t>b^1=0</w:t>
-      </w:r>
-      <w:r>
-        <w:t>）、三阳（</w:t>
-      </w:r>
-      <w:r>
-        <w:rPr>
-          <w:i/>
-        </w:rPr>
-        <w:t>b^2=1</w:t>
-      </w:r>
-      <w:r>
-        <w:t>）各得分为</w:t>
-      </w:r>
-      <w:r>
-        <w:rPr>
-          <w:i/>
-        </w:rPr>
-        <w:t>+1</w:t>
-      </w:r>
-      <w:r>
-        <w:t>，反之</w:t>
-      </w:r>
-      <w:r>
-        <w:rPr>
-          <w:i/>
-        </w:rPr>
-        <w:t>-1</w:t>
-      </w:r>
-      <w:r/>
-    </w:p>
-    <w:p>
-      <w:pPr>
-        <w:pStyle w:val="ListBullet"/>
-      </w:pPr>
-      <w:r/>
-      <w:r>
-        <w:rPr>
-          <w:b/>
-        </w:rPr>
-        <w:t>得中</w:t>
-      </w:r>
-      <w:r>
-        <w:t>：中位（</w:t>
-      </w:r>
-      <w:r>
-        <w:rPr>
-          <w:i/>
-        </w:rPr>
-        <w:t>b^1</w:t>
-      </w:r>
-      <w:r>
-        <w:t>）阴居中得</w:t>
-      </w:r>
-      <w:r>
-        <w:rPr>
-          <w:i/>
-        </w:rPr>
-        <w:t>+1</w:t>
-      </w:r>
-      <w:r>
-        <w:t>，阳失中得</w:t>
-      </w:r>
-      <w:r>
-        <w:rPr>
-          <w:i/>
-        </w:rPr>
-        <w:t>-1</w:t>
-      </w:r>
-      <w:r>
-        <w:t>（中位评分权重加倍）</w:t>
+        <w:t>**当位**：初阳（b^0=1）、二阴（b^1=0）、三阳（b^2=1）各得分为+1，反之-1</w:t>
       </w:r>
     </w:p>
     <w:p>
       <w:pPr>
         <w:pStyle w:val="ListBullet"/>
-      </w:pPr>
-      <w:r/>
+        <w:spacing w:line="312" w:lineRule="auto"/>
+      </w:pPr>
       <w:r>
-        <w:rPr>
-          <w:b/>
-        </w:rPr>
-        <w:t>爻间耦合</w:t>
-      </w:r>
-      <w:r>
-        <w:t>：异爻相摩</w:t>
-      </w:r>
-      <w:r>
-        <w:rPr>
-          <w:i/>
-        </w:rPr>
-        <w:t>0.3</w:t>
-      </w:r>
-      <w:r>
-        <w:t>（"刚柔相摩"的量化），同爻相安</w:t>
-      </w:r>
-      <w:r>
-        <w:rPr>
-          <w:i/>
-        </w:rPr>
-        <w:t>0.1</w:t>
-      </w:r>
-      <w:r/>
-    </w:p>
-    <w:p>
-      <w:pPr>
-        <w:pStyle w:val="ListBullet"/>
-      </w:pPr>
-      <w:r/>
-      <w:r>
-        <w:rPr>
-          <w:b/>
-        </w:rPr>
-        <w:t>应</w:t>
-      </w:r>
-      <w:r>
-        <w:t>：初与上相应（</w:t>
-      </w:r>
-      <w:r>
-        <w:rPr>
-          <w:i/>
-        </w:rPr>
-        <w:t>b^0\neq b^2</w:t>
-      </w:r>
-      <w:r>
-        <w:t>）额外耦合</w:t>
-      </w:r>
-      <w:r>
-        <w:rPr>
-          <w:i/>
-        </w:rPr>
-        <w:t>0.2</w:t>
-      </w:r>
-      <w:r/>
-    </w:p>
-    <w:p>
-      <w:pPr>
-        <w:spacing w:after="120" w:line="360" w:lineRule="auto"/>
-      </w:pPr>
-      <w:r/>
-      <w:r>
-        <w:rPr>
-          <w:i/>
-        </w:rPr>
-        <w:t>H</w:t>
-      </w:r>
-      <w:r>
-        <w:t xml:space="preserve"> 的</w:t>
-      </w:r>
-      <w:r>
-        <w:rPr>
-          <w:b/>
-        </w:rPr>
-        <w:t>厄密性</w:t>
-      </w:r>
-      <w:r>
-        <w:t>（</w:t>
-      </w:r>
-      <w:r>
-        <w:rPr>
-          <w:i/>
-        </w:rPr>
-        <w:t>H=H^\dagger</w:t>
-      </w:r>
-      <w:r>
-        <w:t>）来自易理规则的天然对称性——"乘"与"承"互逆、"应"无可逆。这不是人为设定的巧合，而是易理体系内在自洽性的数学表现。</w:t>
+        <w:t>**得中**：中位（b^1）阴居中得+1，阳失中得-1（中位评分权重加倍）</w:t>
       </w:r>
     </w:p>
     <w:p>
       <w:pPr>
-        <w:pStyle w:val="Heading3"/>
+        <w:pStyle w:val="ListBullet"/>
+        <w:spacing w:line="312" w:lineRule="auto"/>
       </w:pPr>
       <w:r>
-        <w:t>2.3 "八卦相荡"与酉变换 $U_{\text{摩}}$</w:t>
+        <w:t>**爻间耦合**：异爻相摩0.3（"刚柔相摩"的量化），同爻相安0.1</w:t>
       </w:r>
     </w:p>
     <w:p>
       <w:pPr>
-        <w:spacing w:after="120" w:line="360" w:lineRule="auto"/>
-      </w:pPr>
-      <w:r/>
+        <w:pStyle w:val="ListBullet"/>
+        <w:spacing w:line="312" w:lineRule="auto"/>
+      </w:pPr>
       <w:r>
-        <w:rPr>
-          <w:b/>
-        </w:rPr>
-        <w:t>定义4</w:t>
-      </w:r>
-      <w:r>
-        <w:t>（摩算子）：</w:t>
+        <w:t>**应**：初与上相应（b^0neq b^2）额外耦合0.2</w:t>
       </w:r>
     </w:p>
     <w:p>
       <w:pPr>
-        <w:spacing w:after="120" w:line="360" w:lineRule="auto"/>
+        <w:spacing w:line="360" w:lineRule="auto" w:after="60"/>
+        <w:ind w:firstLine="420"/>
       </w:pPr>
       <w:r>
-        <w:rPr>
-          <w:i/>
-        </w:rPr>
-      </w:r>
-      <w:r>
-        <w:rPr>
-          <w:i/>
-        </w:rPr>
-        <w:t>U_{\text{摩}} = e^{-iH\tau} : \mathcal{H}_3 \to \mathcal{H}_3</w:t>
-      </w:r>
-      <w:r>
-        <w:rPr>
-          <w:i/>
-        </w:rPr>
+        <w:t>H 的**厄密性**（H=H^dagger）来自易理规则的天然对称性——"乘"与"承"互逆、"应"无可逆。这不是人为设定的巧合，而是易理体系内在自洽性的数学表现。</w:t>
       </w:r>
     </w:p>
     <w:p>
       <w:pPr>
-        <w:spacing w:after="120" w:line="360" w:lineRule="auto"/>
+        <w:pStyle w:val="Heading3"/>
       </w:pPr>
       <w:r>
-        <w:t xml:space="preserve">其中 </w:t>
-      </w:r>
-      <w:r>
-        <w:rPr>
-          <w:i/>
-        </w:rPr>
-        <w:t>\tau \in \mathbb{R}^+</w:t>
-      </w:r>
-      <w:r>
-        <w:t xml:space="preserve"> 称为"相荡强度"参数，控制干涉的剧烈程度。</w:t>
+        <w:t>2.3 "八卦相荡"与酉变换 U[摩]</w:t>
       </w:r>
     </w:p>
     <w:p>
       <w:pPr>
-        <w:spacing w:after="120" w:line="360" w:lineRule="auto"/>
-      </w:pPr>
-      <w:r/>
+        <w:spacing w:line="360" w:lineRule="auto" w:after="60"/>
+        <w:ind w:firstLine="420"/>
+      </w:pPr>
       <w:r>
-        <w:rPr>
-          <w:b/>
-        </w:rPr>
-        <w:t>性质1</w:t>
-      </w:r>
-      <w:r>
-        <w:t>（酉性）：</w:t>
-      </w:r>
-      <w:r>
-        <w:rPr>
-          <w:i/>
-        </w:rPr>
-        <w:t>U_{\text{摩}}^\dagger U_{\text{摩}} = I</w:t>
-      </w:r>
-      <w:r>
-        <w:t>，</w:t>
-      </w:r>
-      <w:r>
-        <w:rPr>
-          <w:i/>
-        </w:rPr>
-        <w:t>\det(U_{\text{摩}})=1</w:t>
-      </w:r>
-      <w:r/>
-    </w:p>
-    <w:p>
-      <w:pPr>
-        <w:spacing w:after="120" w:line="360" w:lineRule="auto"/>
-      </w:pPr>
-      <w:r/>
-      <w:r>
-        <w:rPr>
-          <w:b/>
-        </w:rPr>
-        <w:t>性质2</w:t>
-      </w:r>
-      <w:r>
-        <w:t>（干涉动力学）：</w:t>
+        <w:t>**定义4**（摩算子）：</w:t>
       </w:r>
     </w:p>
     <w:p>
       <w:pPr>
-        <w:spacing w:after="120" w:line="360" w:lineRule="auto"/>
+        <w:spacing w:line="360" w:lineRule="auto" w:after="60"/>
+        <w:ind w:firstLine="420"/>
       </w:pPr>
       <w:r>
-        <w:rPr>
-          <w:i/>
-        </w:rPr>
-      </w:r>
-      <w:r>
-        <w:rPr>
-          <w:i/>
-        </w:rPr>
-        <w:t>|\psi'\rangle = U_{\text{摩}} |\psi_0\rangle, \quad \beta_j = \sum_{i=0}^{7} (U_{\text{摩}})_{ji} \alpha_i</w:t>
-      </w:r>
-      <w:r>
-        <w:rPr>
-          <w:i/>
-        </w:rPr>
+        <w:t>U[摩] = e^{-iHτ] : H₃ to H₃</w:t>
       </w:r>
     </w:p>
     <w:p>
       <w:pPr>
-        <w:spacing w:after="120" w:line="360" w:lineRule="auto"/>
+        <w:spacing w:line="360" w:lineRule="auto" w:after="60"/>
+        <w:ind w:firstLine="420"/>
       </w:pPr>
       <w:r>
-        <w:t xml:space="preserve">每个新概率幅 </w:t>
-      </w:r>
-      <w:r>
-        <w:rPr>
-          <w:i/>
-        </w:rPr>
-        <w:t>\beta_j</w:t>
-      </w:r>
-      <w:r>
-        <w:t xml:space="preserve"> 是所有初始概率幅 </w:t>
-      </w:r>
-      <w:r>
-        <w:rPr>
-          <w:i/>
-        </w:rPr>
-        <w:t>\alpha_i</w:t>
-      </w:r>
-      <w:r>
-        <w:t xml:space="preserve"> 经酉矩阵系数加权后的和——</w:t>
-      </w:r>
-      <w:r>
-        <w:rPr>
-          <w:b/>
-        </w:rPr>
-        <w:t>这就是"八卦相荡"的严格数学定义</w:t>
-      </w:r>
-      <w:r>
-        <w:t>。</w:t>
+        <w:t>其中 τ in mathbb{R]^+ 称为"相荡强度"参数，控制干涉的剧烈程度。</w:t>
       </w:r>
     </w:p>
     <w:p>
       <w:pPr>
-        <w:spacing w:after="120" w:line="360" w:lineRule="auto"/>
-      </w:pPr>
-      <w:r/>
+        <w:spacing w:line="360" w:lineRule="auto" w:after="60"/>
+        <w:ind w:firstLine="420"/>
+      </w:pPr>
       <w:r>
-        <w:rPr>
-          <w:b/>
-        </w:rPr>
-        <w:t>定理1</w:t>
-      </w:r>
-      <w:r>
-        <w:t xml:space="preserve">（干涉方向性）：设 </w:t>
-      </w:r>
-      <w:r>
-        <w:rPr>
-          <w:i/>
-        </w:rPr>
-        <w:t>H</w:t>
-      </w:r>
-      <w:r>
-        <w:t xml:space="preserve"> 的特征值为 </w:t>
-      </w:r>
-      <w:r>
-        <w:rPr>
-          <w:i/>
-        </w:rPr>
-        <w:t>\lambda_0 \leq \lambda_1 \leq \cdots \leq \lambda_7</w:t>
-      </w:r>
-      <w:r>
-        <w:t xml:space="preserve">，对应特征向量为 </w:t>
-      </w:r>
-      <w:r>
-        <w:rPr>
-          <w:i/>
-        </w:rPr>
-        <w:t>|v_k\rangle</w:t>
-      </w:r>
-      <w:r>
-        <w:t xml:space="preserve">。则对任意初始态 </w:t>
-      </w:r>
-      <w:r>
-        <w:rPr>
-          <w:i/>
-        </w:rPr>
-        <w:t>|\psi_0\rangle</w:t>
-      </w:r>
-      <w:r>
-        <w:t xml:space="preserve">，经 </w:t>
-      </w:r>
-      <w:r>
-        <w:rPr>
-          <w:i/>
-        </w:rPr>
-        <w:t>U_{\text{摩}}</w:t>
-      </w:r>
-      <w:r>
-        <w:t xml:space="preserve"> 干涉后，与特征值大的 </w:t>
-      </w:r>
-      <w:r>
-        <w:rPr>
-          <w:i/>
-        </w:rPr>
-        <w:t>|v_k\rangle</w:t>
-      </w:r>
-      <w:r>
-        <w:t xml:space="preserve"> 对齐的分量获得指数级增强（增强因子 </w:t>
-      </w:r>
-      <w:r>
-        <w:rPr>
-          <w:i/>
-        </w:rPr>
-        <w:t>e^{\text{Im}(\lambda_k)\tau}</w:t>
-      </w:r>
-      <w:r>
-        <w:t>），对齐度差的分量被抑制。</w:t>
+        <w:t>**性质1**（酉性）：U[摩]^dagger U[摩] = I，det(U[摩])=1</w:t>
       </w:r>
     </w:p>
     <w:p>
       <w:pPr>
-        <w:spacing w:after="120" w:line="360" w:lineRule="auto"/>
+        <w:spacing w:line="360" w:lineRule="auto" w:after="60"/>
+        <w:ind w:firstLine="420"/>
       </w:pPr>
       <w:r>
-        <w:t xml:space="preserve">*证明*：对 </w:t>
-      </w:r>
-      <w:r>
-        <w:rPr>
-          <w:i/>
-        </w:rPr>
-        <w:t>|\psi_0\rangle = \sum_k c_k |v_k\rangle</w:t>
-      </w:r>
-      <w:r>
-        <w:t xml:space="preserve"> 在 </w:t>
-      </w:r>
-      <w:r>
-        <w:rPr>
-          <w:i/>
-        </w:rPr>
-        <w:t>H</w:t>
-      </w:r>
-      <w:r>
-        <w:t xml:space="preserve"> 的本征基下展开，有</w:t>
+        <w:t>**性质2**（干涉动力学）：</w:t>
       </w:r>
     </w:p>
     <w:p>
       <w:pPr>
-        <w:spacing w:after="120" w:line="360" w:lineRule="auto"/>
+        <w:spacing w:line="360" w:lineRule="auto" w:after="60"/>
+        <w:ind w:firstLine="420"/>
       </w:pPr>
       <w:r>
-        <w:rPr>
-          <w:i/>
-        </w:rPr>
-      </w:r>
-      <w:r>
-        <w:rPr>
-          <w:i/>
-        </w:rPr>
-        <w:t>U_{\text{摩}}|\psi_0\rangle = \sum_k c_k e^{-i\lambda_k\tau} |v_k\rangle</w:t>
-      </w:r>
-      <w:r>
-        <w:rPr>
-          <w:i/>
-        </w:rPr>
+        <w:t>|ψ'⟩ = U[摩] |ψ_0⟩,   β_j = Σ(i=0→)^{7] (U[摩])[ji] α_i</w:t>
       </w:r>
     </w:p>
     <w:p>
       <w:pPr>
-        <w:spacing w:after="120" w:line="360" w:lineRule="auto"/>
+        <w:spacing w:line="360" w:lineRule="auto" w:after="60"/>
+        <w:ind w:firstLine="420"/>
       </w:pPr>
       <w:r>
-        <w:t xml:space="preserve">其中 </w:t>
+        <w:t>每个新概率幅 β_j 是所有初始概率幅 α_i 经酉矩阵系数加权后的和——**这就是"八卦相荡"的严格数学定义**。</w:t>
       </w:r>
+    </w:p>
+    <w:p>
+      <w:pPr>
+        <w:spacing w:line="360" w:lineRule="auto" w:after="60"/>
+        <w:ind w:firstLine="420"/>
+      </w:pPr>
       <w:r>
-        <w:rPr>
-          <w:i/>
-        </w:rPr>
-        <w:t>|c_k|^2</w:t>
+        <w:t>**定理1**（干涉方向性）：设 H 的特征值为 λ_0 leq λ_1 leq ·s leq λ_7，对应特征向量为 |v_k⟩。则对任意初始态 |ψ_0⟩，经 U[摩] 干涉后，与特征值大的 |v_k⟩ 对齐的分量获得指数级增强（增强因子 e^{Im(λ_k)τ]），对齐度差的分量被抑制。</w:t>
       </w:r>
+    </w:p>
+    <w:p>
+      <w:pPr>
+        <w:spacing w:line="360" w:lineRule="auto" w:after="60"/>
+        <w:ind w:firstLine="420"/>
+      </w:pPr>
       <w:r>
-        <w:t xml:space="preserve"> 不变，但概率幅在各基矢上的投影重新分布。对比初始概率 </w:t>
+        <w:t>*证明*：对 |ψ_0⟩ = Σ_k c_k |v_k⟩ 在 H 的本征基下展开，有</w:t>
       </w:r>
+    </w:p>
+    <w:p>
+      <w:pPr>
+        <w:spacing w:line="360" w:lineRule="auto" w:after="60"/>
+        <w:ind w:firstLine="420"/>
+      </w:pPr>
       <w:r>
-        <w:rPr>
-          <w:i/>
-        </w:rPr>
-        <w:t>|\langle \text{卦}_j|\psi_0\rangle|^2</w:t>
+        <w:t>U[摩]|ψ_0⟩ = Σ_k c_k e^{-iλ_kτ] |v_k⟩</w:t>
       </w:r>
+    </w:p>
+    <w:p>
+      <w:pPr>
+        <w:spacing w:line="360" w:lineRule="auto" w:after="60"/>
+        <w:ind w:firstLine="420"/>
+      </w:pPr>
       <w:r>
-        <w:t xml:space="preserve"> 和终态概率 </w:t>
-      </w:r>
-      <w:r>
-        <w:rPr>
-          <w:i/>
-        </w:rPr>
-        <w:t>|(U_{\text{摩}}\psi_0)_j|^2</w:t>
-      </w:r>
-      <w:r>
-        <w:t xml:space="preserve">，干涉效应的大小取决于 </w:t>
-      </w:r>
-      <w:r>
-        <w:rPr>
-          <w:i/>
-        </w:rPr>
-        <w:t>H</w:t>
-      </w:r>
-      <w:r>
-        <w:t xml:space="preserve"> 的结构而非 </w:t>
-      </w:r>
-      <w:r>
-        <w:rPr>
-          <w:i/>
-        </w:rPr>
-        <w:t>\tau</w:t>
-      </w:r>
-      <w:r>
-        <w:t xml:space="preserve"> 的数值。</w:t>
+        <w:t>其中 |c_k|^2 不变，但概率幅在各基矢上的投影重新分布。对比初始概率 |⟨ 卦_j|ψ_0⟩|^2 和终态概率 |(U[摩]ψ_0)_j|^2，干涉效应的大小取决于 H 的结构而非 τ 的数值。</w:t>
       </w:r>
     </w:p>
     <w:p>
@@ -1345,69 +596,35 @@
     </w:p>
     <w:p>
       <w:pPr>
-        <w:spacing w:after="120" w:line="360" w:lineRule="auto"/>
-      </w:pPr>
-      <w:r/>
+        <w:spacing w:line="360" w:lineRule="auto" w:after="60"/>
+        <w:ind w:firstLine="420"/>
+      </w:pPr>
       <w:r>
-        <w:rPr>
-          <w:b/>
-        </w:rPr>
-        <w:t>定义5</w:t>
-      </w:r>
-      <w:r>
-        <w:t xml:space="preserve">（荡算子 </w:t>
-      </w:r>
-      <w:r>
-        <w:rPr>
-          <w:i/>
-        </w:rPr>
-        <w:t>U_{\text{荡}}</w:t>
-      </w:r>
-      <w:r>
-        <w:t>）：</w:t>
+        <w:t>**定义5**（荡算子 U[荡]）：</w:t>
       </w:r>
     </w:p>
     <w:p>
       <w:pPr>
-        <w:spacing w:after="120" w:line="360" w:lineRule="auto"/>
+        <w:spacing w:line="360" w:lineRule="auto" w:after="60"/>
+        <w:ind w:firstLine="420"/>
       </w:pPr>
       <w:r>
-        <w:rPr>
-          <w:i/>
-        </w:rPr>
-      </w:r>
-      <w:r>
-        <w:rPr>
-          <w:i/>
-        </w:rPr>
-        <w:t>U_{\text{荡}} = U_{\text{摩}} \otimes U_{\text{摩}} : \mathcal{H}_3 \otimes \mathcal{H}_3 \to \mathcal{H}_3 \otimes \mathcal{H}_3</w:t>
-      </w:r>
-      <w:r>
-        <w:rPr>
-          <w:i/>
-        </w:rPr>
+        <w:t>U[荡] = U[摩] ⊗ U[摩] : H₃ ⊗ H₃ to H₃ ⊗ H₃</w:t>
       </w:r>
     </w:p>
     <w:p>
       <w:pPr>
-        <w:spacing w:after="120" w:line="360" w:lineRule="auto"/>
+        <w:spacing w:line="360" w:lineRule="auto" w:after="60"/>
+        <w:ind w:firstLine="420"/>
       </w:pPr>
       <w:r>
-        <w:t xml:space="preserve">上卦（外卦）由偏显性的物理特征驱动相荡，下卦（内卦）由偏隐性的物理特征驱动相荡。二者遵循相同的易理规则（同一 </w:t>
-      </w:r>
-      <w:r>
-        <w:rPr>
-          <w:i/>
-        </w:rPr>
-        <w:t>U_{\text{摩}}</w:t>
-      </w:r>
-      <w:r>
-        <w:t>），但初始叠加态不同。</w:t>
+        <w:t>上卦（外卦）由偏显性的物理特征驱动相荡，下卦（内卦）由偏隐性的物理特征驱动相荡。二者遵循相同的易理规则（同一 U[摩]），但初始叠加态不同。</w:t>
       </w:r>
     </w:p>
     <w:p>
       <w:pPr>
-        <w:spacing w:after="120" w:line="360" w:lineRule="auto"/>
+        <w:spacing w:line="360" w:lineRule="auto" w:after="60"/>
+        <w:ind w:firstLine="420"/>
       </w:pPr>
       <w:r>
         <w:t>六十四卦的涌现过程：</w:t>
@@ -1415,49 +632,26 @@
     </w:p>
     <w:p>
       <w:pPr>
-        <w:spacing w:after="120" w:line="360" w:lineRule="auto"/>
+        <w:spacing w:line="360" w:lineRule="auto" w:after="60"/>
+        <w:ind w:firstLine="420"/>
       </w:pPr>
       <w:r>
-        <w:rPr>
-          <w:i/>
-        </w:rPr>
-      </w:r>
-      <w:r>
-        <w:rPr>
-          <w:i/>
-        </w:rPr>
-        <w:t>|\Psi_0\rangle = |\psi_{\text{上}}^{(0)}\rangle \otimes |\psi_{\text{下}}^{(0)}\rangle</w:t>
-      </w:r>
-      <w:r>
-        <w:rPr>
-          <w:i/>
-        </w:rPr>
+        <w:t>|Ψ_0⟩ = |ψ[上]^{(0)]⟩ ⊗ |ψ[下]^{(0)]⟩</w:t>
       </w:r>
     </w:p>
     <w:p>
       <w:pPr>
-        <w:spacing w:after="120" w:line="360" w:lineRule="auto"/>
+        <w:spacing w:line="360" w:lineRule="auto" w:after="60"/>
+        <w:ind w:firstLine="420"/>
       </w:pPr>
       <w:r>
-        <w:rPr>
-          <w:i/>
-        </w:rPr>
-      </w:r>
-      <w:r>
-        <w:rPr>
-          <w:i/>
-        </w:rPr>
-        <w:t>|\Psi'\rangle = (U_{\text{摩}} \otimes U_{\text{摩}}) |\Psi_0\rangle = (U_{\text{摩}}|\psi_{\text{上}}^{(0)}\rangle) \otimes (U_{\text{摩}}|\psi_{\text{下}}^{(0)}\rangle)</w:t>
-      </w:r>
-      <w:r>
-        <w:rPr>
-          <w:i/>
-        </w:rPr>
+        <w:t>|Ψ'⟩ = (U[摩] ⊗ U[摩]) |Ψ_0⟩ = (U[摩]|ψ[上]^{(0)]⟩) ⊗ (U[摩]|ψ[下]^{(0)]⟩)</w:t>
       </w:r>
     </w:p>
     <w:p>
       <w:pPr>
-        <w:spacing w:after="120" w:line="360" w:lineRule="auto"/>
+        <w:spacing w:line="360" w:lineRule="auto" w:after="60"/>
+        <w:ind w:firstLine="420"/>
       </w:pPr>
       <w:r>
         <w:t>测量坍缩：</w:t>
@@ -1465,64 +659,20 @@
     </w:p>
     <w:p>
       <w:pPr>
-        <w:spacing w:after="120" w:line="360" w:lineRule="auto"/>
+        <w:spacing w:line="360" w:lineRule="auto" w:after="60"/>
+        <w:ind w:firstLine="420"/>
       </w:pPr>
       <w:r>
-        <w:rPr>
-          <w:i/>
-        </w:rPr>
-      </w:r>
-      <w:r>
-        <w:rPr>
-          <w:i/>
-        </w:rPr>
-        <w:t>P(k) = |\langle k|\Psi'\rangle|^2 = |\langle u|\psi_{\text{上}}'\rangle|^2 \cdot |\langle l|\psi_{\text{下}}'\rangle|^2, \quad k = u \times 8 + l</w:t>
-      </w:r>
-      <w:r>
-        <w:rPr>
-          <w:i/>
-        </w:rPr>
+        <w:t>P(k) = |⟨ k|Ψ'⟩|^2 = |⟨ u|ψ[上]'⟩|^2 · |⟨ l|ψ[下]'⟩|^2,   k = u times 8 + l</w:t>
       </w:r>
     </w:p>
     <w:p>
       <w:pPr>
-        <w:spacing w:after="120" w:line="360" w:lineRule="auto"/>
-      </w:pPr>
-      <w:r/>
+        <w:spacing w:line="360" w:lineRule="auto" w:after="60"/>
+        <w:ind w:firstLine="420"/>
+      </w:pPr>
       <w:r>
-        <w:rPr>
-          <w:b/>
-        </w:rPr>
-        <w:t>关键洞察</w:t>
-      </w:r>
-      <w:r>
-        <w:t xml:space="preserve">：六十四卦不是64个孤立选项被"遍历筛选"的结果，而是8个"上卦模式"和8个"下卦模式"分别经 </w:t>
-      </w:r>
-      <w:r>
-        <w:rPr>
-          <w:i/>
-        </w:rPr>
-        <w:t>U_{\text{摩}}</w:t>
-      </w:r>
-      <w:r>
-        <w:t xml:space="preserve"> 干涉稳定后、通过组合涌现出的64个整体模式。</w:t>
-      </w:r>
-      <w:r>
-        <w:rPr>
-          <w:b/>
-        </w:rPr>
-        <w:t>"荡"发生在 $\mathcal{H}_3$ 层面，六十四卦是 $\mathcal{H}_3$ 层面干涉的结果在 $\mathcal{H}_6$ 层面的涌现</w:t>
-      </w:r>
-      <w:r>
-        <w:t>——这精确对应了"八卦相荡而生六十四卦"的《易经》生成论。</w:t>
-      </w:r>
-    </w:p>
-    <w:p>
-      <w:pPr>
-        <w:jc w:val="center"/>
-      </w:pPr>
-      <w:r>
-        <w:t>──────────────────────────────────────────────────</w:t>
+        <w:t>**关键洞察**：六十四卦不是64个孤立选项被"遍历筛选"的结果，而是8个"上卦模式"和8个"下卦模式"分别经 U[摩] 干涉稳定后、通过组合涌现出的64个整体模式。**"荡"发生在 H₃ 层面，六十四卦是 H₃ 层面干涉的结果在 H₆ 层面的涌现**——这精确对应了"八卦相荡而生六十四卦"的《易经》生成论。</w:t>
       </w:r>
     </w:p>
     <w:p>
@@ -1543,33 +693,100 @@
     </w:p>
     <w:p>
       <w:pPr>
-        <w:spacing w:before="60" w:after="60"/>
+        <w:spacing w:line="360" w:lineRule="auto" w:after="60"/>
+        <w:ind w:firstLine="420"/>
       </w:pPr>
       <w:r>
-        <w:rPr>
-          <w:rFonts w:ascii="Courier New" w:hAnsi="Courier New"/>
-          <w:sz w:val="16"/>
-        </w:rPr>
         <w:t>物理感知 [f₀, f₁, f₂, f₃, f₄, f₅]</w:t>
-        <w:br/>
+      </w:r>
+    </w:p>
+    <w:p>
+      <w:pPr>
+        <w:spacing w:line="360" w:lineRule="auto" w:after="60"/>
+        <w:ind w:firstLine="420"/>
+      </w:pPr>
+      <w:r>
         <w:t xml:space="preserve">    ↓ 多特征分形</w:t>
-        <w:br/>
+      </w:r>
+    </w:p>
+    <w:p>
+      <w:pPr>
+        <w:spacing w:line="360" w:lineRule="auto" w:after="60"/>
+        <w:ind w:firstLine="420"/>
+      </w:pPr>
+      <w:r>
         <w:t>上卦|ψ_上⟩              下卦|ψ_下⟩</w:t>
-        <w:br/>
+      </w:r>
+    </w:p>
+    <w:p>
+      <w:pPr>
+        <w:spacing w:line="360" w:lineRule="auto" w:after="60"/>
+        <w:ind w:firstLine="420"/>
+      </w:pPr>
+      <w:r>
         <w:t xml:space="preserve">    ↓ U_摩                  ↓ U_摩</w:t>
-        <w:br/>
+      </w:r>
+    </w:p>
+    <w:p>
+      <w:pPr>
+        <w:spacing w:line="360" w:lineRule="auto" w:after="60"/>
+        <w:ind w:firstLine="420"/>
+      </w:pPr>
+      <w:r>
         <w:t>上卦相荡后              下卦相荡后</w:t>
-        <w:br/>
+      </w:r>
+    </w:p>
+    <w:p>
+      <w:pPr>
+        <w:spacing w:line="360" w:lineRule="auto" w:after="60"/>
+        <w:ind w:firstLine="420"/>
+      </w:pPr>
+      <w:r>
         <w:t xml:space="preserve">    ↓                       ↓</w:t>
-        <w:br/>
+      </w:r>
+    </w:p>
+    <w:p>
+      <w:pPr>
+        <w:spacing w:line="360" w:lineRule="auto" w:after="60"/>
+        <w:ind w:firstLine="420"/>
+      </w:pPr>
+      <w:r>
         <w:t>张量积: |Ψ'⟩ = |ψ_上'⟩ ⊗ |ψ_下'⟩</w:t>
-        <w:br/>
+      </w:r>
+    </w:p>
+    <w:p>
+      <w:pPr>
+        <w:spacing w:line="360" w:lineRule="auto" w:after="60"/>
+        <w:ind w:firstLine="420"/>
+      </w:pPr>
+      <w:r>
         <w:t xml:space="preserve">    ↓ 测量坍缩</w:t>
-        <w:br/>
+      </w:r>
+    </w:p>
+    <w:p>
+      <w:pPr>
+        <w:spacing w:line="360" w:lineRule="auto" w:after="60"/>
+        <w:ind w:firstLine="420"/>
+      </w:pPr>
+      <w:r>
         <w:t>涌现卦象 + 策略</w:t>
-        <w:br/>
+      </w:r>
+    </w:p>
+    <w:p>
+      <w:pPr>
+        <w:spacing w:line="360" w:lineRule="auto" w:after="60"/>
+        <w:ind w:firstLine="420"/>
+      </w:pPr>
+      <w:r>
         <w:t xml:space="preserve">    ↓ 策略映射</w:t>
-        <w:br/>
+      </w:r>
+    </w:p>
+    <w:p>
+      <w:pPr>
+        <w:spacing w:line="360" w:lineRule="auto" w:after="60"/>
+        <w:ind w:firstLine="420"/>
+      </w:pPr>
+      <w:r>
         <w:t>抓取决策 (ALFWorld动作)</w:t>
       </w:r>
     </w:p>
@@ -1583,38 +800,19 @@
     </w:p>
     <w:p>
       <w:pPr>
-        <w:spacing w:after="120" w:line="360" w:lineRule="auto"/>
+        <w:spacing w:line="360" w:lineRule="auto" w:after="60"/>
+        <w:ind w:firstLine="420"/>
       </w:pPr>
       <w:r>
-        <w:t xml:space="preserve">物体物理感知用6维特征向量表示 </w:t>
-      </w:r>
-      <w:r>
-        <w:rPr>
-          <w:i/>
-        </w:rPr>
-        <w:t>\mathbf{f} = [\text{硬度}, \text{粗糙度}, \text{形状规整度}, \text{动态性}, \text{重量}, \text{纹理}]</w:t>
-      </w:r>
-      <w:r>
-        <w:t xml:space="preserve">，每个维度值域 </w:t>
-      </w:r>
-      <w:r>
-        <w:rPr>
-          <w:i/>
-        </w:rPr>
-        <w:t>[0,1]</w:t>
-      </w:r>
-      <w:r>
-        <w:t>。</w:t>
+        <w:t>物体物理感知用6维特征向量表示 f = [硬度, 粗糙度, 形状规整度, 动态性, 重量, 纹理]，每个维度值域 [0,1]。</w:t>
       </w:r>
     </w:p>
     <w:p>
       <w:pPr>
-        <w:spacing w:after="120" w:line="360" w:lineRule="auto"/>
+        <w:spacing w:line="360" w:lineRule="auto" w:after="60"/>
+        <w:ind w:firstLine="420"/>
       </w:pPr>
       <w:r>
-        <w:rPr>
-          <w:b/>
-        </w:rPr>
         <w:t>**表1：特征-八卦映射表**</w:t>
       </w:r>
     </w:p>
@@ -1637,9 +835,14 @@
             <w:tcW w:type="dxa" w:w="2158"/>
           </w:tcPr>
           <w:p>
+            <w:pPr>
+              <w:jc w:val="center"/>
+            </w:pPr>
+            <w:r/>
             <w:r>
               <w:rPr>
                 <w:b/>
+                <w:sz w:val="18"/>
               </w:rPr>
               <w:t>特征维度</w:t>
             </w:r>
@@ -1650,9 +853,14 @@
             <w:tcW w:type="dxa" w:w="2158"/>
           </w:tcPr>
           <w:p>
+            <w:pPr>
+              <w:jc w:val="center"/>
+            </w:pPr>
+            <w:r/>
             <w:r>
               <w:rPr>
                 <w:b/>
+                <w:sz w:val="18"/>
               </w:rPr>
               <w:t>阳卦（值$\to1$）</w:t>
             </w:r>
@@ -1663,9 +871,14 @@
             <w:tcW w:type="dxa" w:w="2158"/>
           </w:tcPr>
           <w:p>
+            <w:pPr>
+              <w:jc w:val="center"/>
+            </w:pPr>
+            <w:r/>
             <w:r>
               <w:rPr>
                 <w:b/>
+                <w:sz w:val="18"/>
               </w:rPr>
               <w:t>阴卦（值$\to0$）</w:t>
             </w:r>
@@ -1676,9 +889,14 @@
             <w:tcW w:type="dxa" w:w="2158"/>
           </w:tcPr>
           <w:p>
+            <w:pPr>
+              <w:jc w:val="center"/>
+            </w:pPr>
+            <w:r/>
             <w:r>
               <w:rPr>
                 <w:b/>
+                <w:sz w:val="18"/>
               </w:rPr>
               <w:t>所属卦群</w:t>
             </w:r>
@@ -1691,7 +909,11 @@
             <w:tcW w:type="dxa" w:w="2158"/>
           </w:tcPr>
           <w:p>
+            <w:r/>
             <w:r>
+              <w:rPr>
+                <w:sz w:val="18"/>
+              </w:rPr>
               <w:t>0 硬度(刚柔)</w:t>
             </w:r>
           </w:p>
@@ -1701,7 +923,11 @@
             <w:tcW w:type="dxa" w:w="2158"/>
           </w:tcPr>
           <w:p>
+            <w:r/>
             <w:r>
+              <w:rPr>
+                <w:sz w:val="18"/>
+              </w:rPr>
               <w:t>乾(111,刚)</w:t>
             </w:r>
           </w:p>
@@ -1711,7 +937,11 @@
             <w:tcW w:type="dxa" w:w="2158"/>
           </w:tcPr>
           <w:p>
+            <w:r/>
             <w:r>
+              <w:rPr>
+                <w:sz w:val="18"/>
+              </w:rPr>
               <w:t>坤(000,柔)</w:t>
             </w:r>
           </w:p>
@@ -1721,7 +951,11 @@
             <w:tcW w:type="dxa" w:w="2158"/>
           </w:tcPr>
           <w:p>
+            <w:r/>
             <w:r>
+              <w:rPr>
+                <w:sz w:val="18"/>
+              </w:rPr>
               <w:t>上卦(显性)</w:t>
             </w:r>
           </w:p>
@@ -1733,7 +967,11 @@
             <w:tcW w:type="dxa" w:w="2158"/>
           </w:tcPr>
           <w:p>
+            <w:r/>
             <w:r>
+              <w:rPr>
+                <w:sz w:val="18"/>
+              </w:rPr>
               <w:t>1 粗糙度(动静)</w:t>
             </w:r>
           </w:p>
@@ -1743,7 +981,11 @@
             <w:tcW w:type="dxa" w:w="2158"/>
           </w:tcPr>
           <w:p>
+            <w:r/>
             <w:r>
+              <w:rPr>
+                <w:sz w:val="18"/>
+              </w:rPr>
               <w:t>震(100,动)</w:t>
             </w:r>
           </w:p>
@@ -1753,7 +995,11 @@
             <w:tcW w:type="dxa" w:w="2158"/>
           </w:tcPr>
           <w:p>
+            <w:r/>
             <w:r>
+              <w:rPr>
+                <w:sz w:val="18"/>
+              </w:rPr>
               <w:t>巽(011,入)</w:t>
             </w:r>
           </w:p>
@@ -1763,7 +1009,11 @@
             <w:tcW w:type="dxa" w:w="2158"/>
           </w:tcPr>
           <w:p>
+            <w:r/>
             <w:r>
+              <w:rPr>
+                <w:sz w:val="18"/>
+              </w:rPr>
               <w:t>下卦(隐性)</w:t>
             </w:r>
           </w:p>
@@ -1775,7 +1025,11 @@
             <w:tcW w:type="dxa" w:w="2158"/>
           </w:tcPr>
           <w:p>
+            <w:r/>
             <w:r>
+              <w:rPr>
+                <w:sz w:val="18"/>
+              </w:rPr>
               <w:t>2 形状规整度(险丽)</w:t>
             </w:r>
           </w:p>
@@ -1785,7 +1039,11 @@
             <w:tcW w:type="dxa" w:w="2158"/>
           </w:tcPr>
           <w:p>
+            <w:r/>
             <w:r>
+              <w:rPr>
+                <w:sz w:val="18"/>
+              </w:rPr>
               <w:t>坎(010,险)</w:t>
             </w:r>
           </w:p>
@@ -1795,7 +1053,11 @@
             <w:tcW w:type="dxa" w:w="2158"/>
           </w:tcPr>
           <w:p>
+            <w:r/>
             <w:r>
+              <w:rPr>
+                <w:sz w:val="18"/>
+              </w:rPr>
               <w:t>离(101,丽)</w:t>
             </w:r>
           </w:p>
@@ -1805,7 +1067,11 @@
             <w:tcW w:type="dxa" w:w="2158"/>
           </w:tcPr>
           <w:p>
+            <w:r/>
             <w:r>
+              <w:rPr>
+                <w:sz w:val="18"/>
+              </w:rPr>
               <w:t>下卦(隐性)</w:t>
             </w:r>
           </w:p>
@@ -1817,7 +1083,11 @@
             <w:tcW w:type="dxa" w:w="2158"/>
           </w:tcPr>
           <w:p>
+            <w:r/>
             <w:r>
+              <w:rPr>
+                <w:sz w:val="18"/>
+              </w:rPr>
               <w:t>3 动态性(止悦)</w:t>
             </w:r>
           </w:p>
@@ -1827,7 +1097,11 @@
             <w:tcW w:type="dxa" w:w="2158"/>
           </w:tcPr>
           <w:p>
+            <w:r/>
             <w:r>
+              <w:rPr>
+                <w:sz w:val="18"/>
+              </w:rPr>
               <w:t>兑(110,悦)</w:t>
             </w:r>
           </w:p>
@@ -1837,7 +1111,11 @@
             <w:tcW w:type="dxa" w:w="2158"/>
           </w:tcPr>
           <w:p>
+            <w:r/>
             <w:r>
+              <w:rPr>
+                <w:sz w:val="18"/>
+              </w:rPr>
               <w:t>艮(001,止)</w:t>
             </w:r>
           </w:p>
@@ -1847,7 +1125,11 @@
             <w:tcW w:type="dxa" w:w="2158"/>
           </w:tcPr>
           <w:p>
+            <w:r/>
             <w:r>
+              <w:rPr>
+                <w:sz w:val="18"/>
+              </w:rPr>
               <w:t>上卦(显性)</w:t>
             </w:r>
           </w:p>
@@ -1859,7 +1141,11 @@
             <w:tcW w:type="dxa" w:w="2158"/>
           </w:tcPr>
           <w:p>
+            <w:r/>
             <w:r>
+              <w:rPr>
+                <w:sz w:val="18"/>
+              </w:rPr>
               <w:t>4 重量(轻重)</w:t>
             </w:r>
           </w:p>
@@ -1869,7 +1155,11 @@
             <w:tcW w:type="dxa" w:w="2158"/>
           </w:tcPr>
           <w:p>
+            <w:r/>
             <w:r>
+              <w:rPr>
+                <w:sz w:val="18"/>
+              </w:rPr>
               <w:t>乾(111,重)</w:t>
             </w:r>
           </w:p>
@@ -1879,7 +1169,11 @@
             <w:tcW w:type="dxa" w:w="2158"/>
           </w:tcPr>
           <w:p>
+            <w:r/>
             <w:r>
+              <w:rPr>
+                <w:sz w:val="18"/>
+              </w:rPr>
               <w:t>坤(000,轻)</w:t>
             </w:r>
           </w:p>
@@ -1889,7 +1183,11 @@
             <w:tcW w:type="dxa" w:w="2158"/>
           </w:tcPr>
           <w:p>
+            <w:r/>
             <w:r>
+              <w:rPr>
+                <w:sz w:val="18"/>
+              </w:rPr>
               <w:t>上卦(显性)</w:t>
             </w:r>
           </w:p>
@@ -1901,7 +1199,11 @@
             <w:tcW w:type="dxa" w:w="2158"/>
           </w:tcPr>
           <w:p>
+            <w:r/>
             <w:r>
+              <w:rPr>
+                <w:sz w:val="18"/>
+              </w:rPr>
               <w:t>5 纹理(粗细)</w:t>
             </w:r>
           </w:p>
@@ -1911,7 +1213,11 @@
             <w:tcW w:type="dxa" w:w="2158"/>
           </w:tcPr>
           <w:p>
+            <w:r/>
             <w:r>
+              <w:rPr>
+                <w:sz w:val="18"/>
+              </w:rPr>
               <w:t>震(100,粗)</w:t>
             </w:r>
           </w:p>
@@ -1921,7 +1227,11 @@
             <w:tcW w:type="dxa" w:w="2158"/>
           </w:tcPr>
           <w:p>
+            <w:r/>
             <w:r>
+              <w:rPr>
+                <w:sz w:val="18"/>
+              </w:rPr>
               <w:t>巽(011,细)</w:t>
             </w:r>
           </w:p>
@@ -1931,7 +1241,11 @@
             <w:tcW w:type="dxa" w:w="2158"/>
           </w:tcPr>
           <w:p>
+            <w:r/>
             <w:r>
+              <w:rPr>
+                <w:sz w:val="18"/>
+              </w:rPr>
               <w:t>下卦(隐性)</w:t>
             </w:r>
           </w:p>
@@ -1941,70 +1255,20 @@
     <w:p/>
     <w:p>
       <w:pPr>
-        <w:spacing w:after="120" w:line="360" w:lineRule="auto"/>
-      </w:pPr>
-      <w:r/>
+        <w:spacing w:line="360" w:lineRule="auto" w:after="60"/>
+        <w:ind w:firstLine="420"/>
+      </w:pPr>
       <w:r>
-        <w:rPr>
-          <w:b/>
-        </w:rPr>
-        <w:t>关键特征之一</w:t>
-      </w:r>
-      <w:r>
-        <w:t xml:space="preserve">：各特征独立匹配不同的八卦对，而非6个比特拼成一个卦。每个特征 </w:t>
-      </w:r>
-      <w:r>
-        <w:rPr>
-          <w:i/>
-        </w:rPr>
-        <w:t>f_i</w:t>
-      </w:r>
-      <w:r>
-        <w:t xml:space="preserve"> 产生两个贡献：</w:t>
-      </w:r>
-      <w:r>
-        <w:rPr>
-          <w:i/>
-        </w:rPr>
-        <w:t>f_i</w:t>
-      </w:r>
-      <w:r>
-        <w:t xml:space="preserve"> 指向阳卦、</w:t>
-      </w:r>
-      <w:r>
-        <w:rPr>
-          <w:i/>
-        </w:rPr>
-        <w:t>1-f_i</w:t>
-      </w:r>
-      <w:r>
-        <w:t xml:space="preserve"> 指向阴卦。所有特征贡献累加后归一化，形成八卦概率分布。</w:t>
+        <w:t>**关键特征之一**：各特征独立匹配不同的八卦对，而非6个比特拼成一个卦。每个特征 f_i 产生两个贡献：f_i 指向阳卦、1-f_i 指向阴卦。所有特征贡献累加后归一化，形成八卦概率分布。</w:t>
       </w:r>
     </w:p>
     <w:p>
       <w:pPr>
-        <w:spacing w:after="120" w:line="360" w:lineRule="auto"/>
+        <w:spacing w:line="360" w:lineRule="auto" w:after="60"/>
+        <w:ind w:firstLine="420"/>
       </w:pPr>
       <w:r>
-        <w:t xml:space="preserve">上卦（显性特征：维度0、3、4）和下卦（隐性特征：维度1、2、5）分别归一化，构造各自的初始叠加态 </w:t>
-      </w:r>
-      <w:r>
-        <w:rPr>
-          <w:i/>
-        </w:rPr>
-        <w:t>|\psi_{\text{上}}^{(0)}\rangle</w:t>
-      </w:r>
-      <w:r>
-        <w:t xml:space="preserve"> 和 </w:t>
-      </w:r>
-      <w:r>
-        <w:rPr>
-          <w:i/>
-        </w:rPr>
-        <w:t>|\psi_{\text{下}}^{(0)}\rangle</w:t>
-      </w:r>
-      <w:r>
-        <w:t>。</w:t>
+        <w:t>上卦（显性特征：维度0、3、4）和下卦（隐性特征：维度1、2、5）分别归一化，构造各自的初始叠加态 |ψ[上]^{(0)]⟩ 和 |ψ[下]^{(0)]⟩。</w:t>
       </w:r>
     </w:p>
     <w:p>
@@ -2012,12 +1276,13 @@
         <w:pStyle w:val="Heading3"/>
       </w:pPr>
       <w:r>
-        <w:t>3.3 $U_{\text{摩}}$的严格酉构造</w:t>
+        <w:t>3.3 U[摩]的严格酉构造</w:t>
       </w:r>
     </w:p>
     <w:p>
       <w:pPr>
-        <w:spacing w:after="120" w:line="360" w:lineRule="auto"/>
+        <w:spacing w:line="360" w:lineRule="auto" w:after="60"/>
+        <w:ind w:firstLine="420"/>
       </w:pPr>
       <w:r>
         <w:t>实现过程分为三步：</w:t>
@@ -2025,131 +1290,47 @@
     </w:p>
     <w:p>
       <w:pPr>
-        <w:spacing w:after="120" w:line="360" w:lineRule="auto"/>
-      </w:pPr>
-      <w:r/>
+        <w:spacing w:line="360" w:lineRule="auto" w:after="60"/>
+        <w:ind w:firstLine="420"/>
+      </w:pPr>
       <w:r>
-        <w:rPr>
-          <w:b/>
-        </w:rPr>
-        <w:t>步骤1</w:t>
-      </w:r>
-      <w:r>
-        <w:t xml:space="preserve">：构建 </w:t>
-      </w:r>
-      <w:r>
-        <w:rPr>
-          <w:i/>
-        </w:rPr>
-        <w:t>H</w:t>
-      </w:r>
-      <w:r>
-        <w:t>。8个对角元分别对应八卦的当位与得中评分；28对非对角元编码卦间乘承比应耦合强度。</w:t>
+        <w:t>**步骤1**：构建 H。8个对角元分别对应八卦的当位与得中评分；28对非对角元编码卦间乘承比应耦合强度。</w:t>
       </w:r>
     </w:p>
     <w:p>
       <w:pPr>
-        <w:spacing w:after="120" w:line="360" w:lineRule="auto"/>
-      </w:pPr>
-      <w:r/>
+        <w:spacing w:line="360" w:lineRule="auto" w:after="60"/>
+        <w:ind w:firstLine="420"/>
+      </w:pPr>
       <w:r>
-        <w:rPr>
-          <w:b/>
-        </w:rPr>
-        <w:t>步骤2</w:t>
-      </w:r>
-      <w:r>
-        <w:t xml:space="preserve">：酉化。使用 </w:t>
-      </w:r>
-      <w:r>
-        <w:rPr>
-          <w:rFonts w:ascii="Courier New" w:hAnsi="Courier New"/>
-          <w:sz w:val="18"/>
-        </w:rPr>
-        <w:t>scipy.linalg.expm</w:t>
-      </w:r>
-      <w:r>
-        <w:t xml:space="preserve"> 精确计算矩阵指数：</w:t>
+        <w:t>**步骤2**：酉化。使用 `scipy.linalg.expm` 精确计算矩阵指数：</w:t>
       </w:r>
     </w:p>
     <w:p>
       <w:pPr>
-        <w:spacing w:after="120" w:line="360" w:lineRule="auto"/>
+        <w:spacing w:line="360" w:lineRule="auto" w:after="60"/>
+        <w:ind w:firstLine="420"/>
       </w:pPr>
       <w:r>
-        <w:rPr>
-          <w:i/>
-        </w:rPr>
-      </w:r>
-      <w:r>
-        <w:rPr>
-          <w:i/>
-        </w:rPr>
-        <w:t>U_{\text{摩}} = \exp(-i H \tau)</w:t>
-      </w:r>
-      <w:r>
-        <w:rPr>
-          <w:i/>
-        </w:rPr>
+        <w:t>U[摩] = exp(-i H τ)</w:t>
       </w:r>
     </w:p>
     <w:p>
       <w:pPr>
-        <w:spacing w:after="120" w:line="360" w:lineRule="auto"/>
+        <w:spacing w:line="360" w:lineRule="auto" w:after="60"/>
+        <w:ind w:firstLine="420"/>
       </w:pPr>
       <w:r>
-        <w:t xml:space="preserve">不使用任何量子门近似，确保 </w:t>
-      </w:r>
-      <w:r>
-        <w:rPr>
-          <w:i/>
-        </w:rPr>
-        <w:t>U_{\text{摩}}</w:t>
-      </w:r>
-      <w:r>
-        <w:t xml:space="preserve"> 是严格的酉矩阵。</w:t>
+        <w:t>不使用任何量子门近似，确保 U[摩] 是严格的酉矩阵。</w:t>
       </w:r>
     </w:p>
     <w:p>
       <w:pPr>
-        <w:spacing w:after="120" w:line="360" w:lineRule="auto"/>
-      </w:pPr>
-      <w:r/>
+        <w:spacing w:line="360" w:lineRule="auto" w:after="60"/>
+        <w:ind w:firstLine="420"/>
+      </w:pPr>
       <w:r>
-        <w:rPr>
-          <w:b/>
-        </w:rPr>
-        <w:t>步骤3</w:t>
-      </w:r>
-      <w:r>
-        <w:t>：验证酉性。</w:t>
-      </w:r>
-      <w:r>
-        <w:rPr>
-          <w:i/>
-        </w:rPr>
-        <w:t>\det(U_{\text{摩}})=1.0000+0.0000i</w:t>
-      </w:r>
-      <w:r>
-        <w:t>，</w:t>
-      </w:r>
-      <w:r>
-        <w:rPr>
-          <w:i/>
-        </w:rPr>
-        <w:t>U_{\text{摩}}^\dagger U_{\text{摩}}=I</w:t>
-      </w:r>
-      <w:r>
-        <w:t xml:space="preserve">（精度 </w:t>
-      </w:r>
-      <w:r>
-        <w:rPr>
-          <w:i/>
-        </w:rPr>
-        <w:t>10^{-12}</w:t>
-      </w:r>
-      <w:r>
-        <w:t>）。</w:t>
+        <w:t>**步骤3**：验证酉性。det(U[摩])=1.0000+0.0000i，U[摩]^dagger U[摩]=I（精度 10^{-12]）。</w:t>
       </w:r>
     </w:p>
     <w:p>
@@ -2157,100 +1338,25 @@
         <w:pStyle w:val="Heading3"/>
       </w:pPr>
       <w:r>
-        <w:t>3.4 $\tau$参数的物理意义</w:t>
+        <w:t>3.4 τ参数的物理意义</w:t>
       </w:r>
     </w:p>
     <w:p>
       <w:pPr>
-        <w:spacing w:after="120" w:line="360" w:lineRule="auto"/>
-      </w:pPr>
-      <w:r/>
+        <w:spacing w:line="360" w:lineRule="auto" w:after="60"/>
+        <w:ind w:firstLine="420"/>
+      </w:pPr>
       <w:r>
-        <w:rPr>
-          <w:i/>
-        </w:rPr>
-        <w:t>\tau</w:t>
-      </w:r>
-      <w:r>
-        <w:t xml:space="preserve"> 控制"相荡"的强度。当 </w:t>
-      </w:r>
-      <w:r>
-        <w:rPr>
-          <w:i/>
-        </w:rPr>
-        <w:t>\tau=0</w:t>
-      </w:r>
-      <w:r>
-        <w:t xml:space="preserve"> 时，</w:t>
-      </w:r>
-      <w:r>
-        <w:rPr>
-          <w:i/>
-        </w:rPr>
-        <w:t>U_{\text{摩}}=I</w:t>
-      </w:r>
-      <w:r>
-        <w:t xml:space="preserve">，无干涉效应。随着 </w:t>
-      </w:r>
-      <w:r>
-        <w:rPr>
-          <w:i/>
-        </w:rPr>
-        <w:t>\tau</w:t>
-      </w:r>
-      <w:r>
-        <w:t xml:space="preserve"> 增大，酉变换在 </w:t>
-      </w:r>
-      <w:r>
-        <w:rPr>
-          <w:i/>
-        </w:rPr>
-        <w:t>\mathcal{H}_3</w:t>
-      </w:r>
-      <w:r>
-        <w:t xml:space="preserve"> 上的"旋转"幅度增大，干涉效应增强。实验表明 </w:t>
-      </w:r>
-      <w:r>
-        <w:rPr>
-          <w:i/>
-        </w:rPr>
-        <w:t>\tau \in [0.5, 1.0]</w:t>
-      </w:r>
-      <w:r>
-        <w:t xml:space="preserve"> 时干涉效果最佳，超过1.5则出现过干涉现象。</w:t>
+        <w:t>τ 控制"相荡"的强度。当 τ=0 时，U[摩]=I，无干涉效应。随着 τ 增大，酉变换在 H₃ 上的"旋转"幅度增大，干涉效应增强。实验表明 τ in [0.5, 1.0] 时干涉效果最佳，超过1.5则出现过干涉现象。</w:t>
       </w:r>
     </w:p>
     <w:p>
       <w:pPr>
-        <w:spacing w:after="120" w:line="360" w:lineRule="auto"/>
-      </w:pPr>
-      <w:r/>
+        <w:spacing w:line="360" w:lineRule="auto" w:after="60"/>
+        <w:ind w:firstLine="420"/>
+      </w:pPr>
       <w:r>
-        <w:rPr>
-          <w:b/>
-        </w:rPr>
-        <w:t>重要性质</w:t>
-      </w:r>
-      <w:r>
-        <w:t xml:space="preserve">：在 </w:t>
-      </w:r>
-      <w:r>
-        <w:rPr>
-          <w:i/>
-        </w:rPr>
-        <w:t>\tau</w:t>
-      </w:r>
-      <w:r>
-        <w:t xml:space="preserve"> 扫描中，</w:t>
-      </w:r>
-      <w:r>
-        <w:rPr>
-          <w:b/>
-        </w:rPr>
-        <w:t>下卦（隐性特征）的变化始终大于上卦（显性特征）</w:t>
-      </w:r>
-      <w:r>
-        <w:t>。这说明隐性特征在八卦相荡中受干涉更强——易理规则对隐性维度的约束力超过对显性维度的约束。</w:t>
+        <w:t>**重要性质**：在 τ 扫描中，**下卦（隐性特征）的变化始终大于上卦（显性特征）**。这说明隐性特征在八卦相荡中受干涉更强——易理规则对隐性维度的约束力超过对显性维度的约束。</w:t>
       </w:r>
     </w:p>
     <w:p>
@@ -2263,7 +1369,8 @@
     </w:p>
     <w:p>
       <w:pPr>
-        <w:spacing w:after="120" w:line="360" w:lineRule="auto"/>
+        <w:spacing w:line="360" w:lineRule="auto" w:after="60"/>
+        <w:ind w:firstLine="420"/>
       </w:pPr>
       <w:r>
         <w:t>涌现的六十四卦通过动态策略映射器转换为具体抓取策略。映射规则综合考虑卦的爻位特征（当位数量、中位状态、应数、承数）和物体的物理特征（硬度、重量、粗糙度等），而不是依赖预定义的卦名-策略查找表。涌现的策略类型包括：</w:t>
@@ -2272,114 +1379,64 @@
     <w:p>
       <w:pPr>
         <w:pStyle w:val="ListBullet"/>
-      </w:pPr>
-      <w:r/>
+        <w:spacing w:line="312" w:lineRule="auto"/>
+      </w:pPr>
       <w:r>
-        <w:rPr>
-          <w:b/>
-        </w:rPr>
-        <w:t>power_grasp</w:t>
-      </w:r>
-      <w:r>
-        <w:t>：硬重物体，大量当位 → 强力抓取</w:t>
+        <w:t>**power_grasp**：硬重物体，大量当位 → 强力抓取</w:t>
       </w:r>
     </w:p>
     <w:p>
       <w:pPr>
         <w:pStyle w:val="ListBullet"/>
-      </w:pPr>
-      <w:r/>
+        <w:spacing w:line="312" w:lineRule="auto"/>
+      </w:pPr>
       <w:r>
-        <w:rPr>
-          <w:b/>
-        </w:rPr>
-        <w:t>precision_grasp</w:t>
-      </w:r>
-      <w:r>
-        <w:t>：硬轻物体，应数充分 → 精密抓取</w:t>
+        <w:t>**precision_grasp**：硬轻物体，应数充分 → 精密抓取</w:t>
       </w:r>
     </w:p>
     <w:p>
       <w:pPr>
         <w:pStyle w:val="ListBullet"/>
-      </w:pPr>
-      <w:r/>
+        <w:spacing w:line="312" w:lineRule="auto"/>
+      </w:pPr>
       <w:r>
-        <w:rPr>
-          <w:b/>
-        </w:rPr>
-        <w:t>soft_grasp</w:t>
-      </w:r>
-      <w:r>
-        <w:t>：软轻物体 → 软抓取</w:t>
+        <w:t>**soft_grasp**：软轻物体 → 软抓取</w:t>
       </w:r>
     </w:p>
     <w:p>
       <w:pPr>
         <w:pStyle w:val="ListBullet"/>
-      </w:pPr>
-      <w:r/>
+        <w:spacing w:line="312" w:lineRule="auto"/>
+      </w:pPr>
       <w:r>
-        <w:rPr>
-          <w:b/>
-        </w:rPr>
-        <w:t>cautious_grasp</w:t>
-      </w:r>
-      <w:r>
-        <w:t>：硬轻物体、应数不足 → 谨慎抓取</w:t>
+        <w:t>**cautious_grasp**：硬轻物体、应数不足 → 谨慎抓取</w:t>
       </w:r>
     </w:p>
     <w:p>
       <w:pPr>
         <w:pStyle w:val="ListBullet"/>
-      </w:pPr>
-      <w:r/>
+        <w:spacing w:line="312" w:lineRule="auto"/>
+      </w:pPr>
       <w:r>
-        <w:rPr>
-          <w:b/>
-        </w:rPr>
-        <w:t>adaptive_grasp</w:t>
-      </w:r>
-      <w:r>
-        <w:t>：低应数或不规则物体 → 自适应抓取</w:t>
+        <w:t>**adaptive_grasp**：低应数或不规则物体 → 自适应抓取</w:t>
       </w:r>
     </w:p>
     <w:p>
       <w:pPr>
         <w:pStyle w:val="ListBullet"/>
-      </w:pPr>
-      <w:r/>
+        <w:spacing w:line="312" w:lineRule="auto"/>
+      </w:pPr>
       <w:r>
-        <w:rPr>
-          <w:b/>
-        </w:rPr>
-        <w:t>compliant_grasp</w:t>
-      </w:r>
-      <w:r>
-        <w:t>：粗糙轻质物体 → 柔顺抓取</w:t>
+        <w:t>**compliant_grasp**：粗糙轻质物体 → 柔顺抓取</w:t>
       </w:r>
     </w:p>
     <w:p>
       <w:pPr>
         <w:pStyle w:val="ListBullet"/>
-      </w:pPr>
-      <w:r/>
+        <w:spacing w:line="312" w:lineRule="auto"/>
+      </w:pPr>
       <w:r>
-        <w:rPr>
-          <w:b/>
-        </w:rPr>
-        <w:t>stable_grasp</w:t>
-      </w:r>
-      <w:r>
-        <w:t>：粗糙规整物体 → 稳定抓取</w:t>
-      </w:r>
-    </w:p>
-    <w:p>
-      <w:pPr>
-        <w:jc w:val="center"/>
-      </w:pPr>
-      <w:r>
-        <w:t>──────────────────────────────────────────────────</w:t>
+        <w:t>**stable_grasp**：粗糙规整物体 → 稳定抓取</w:t>
       </w:r>
     </w:p>
     <w:p>
@@ -2400,84 +1457,46 @@
     </w:p>
     <w:p>
       <w:pPr>
-        <w:pStyle w:val="Heading4"/>
+        <w:spacing w:line="360" w:lineRule="auto" w:after="60"/>
+        <w:ind w:firstLine="420"/>
       </w:pPr>
       <w:r>
-        <w:t>实验A：$U_{\text{摩}}$的酉性验证</w:t>
+        <w:t>#### 实验A：U[摩]的酉性验证</w:t>
       </w:r>
     </w:p>
     <w:p>
       <w:pPr>
-        <w:spacing w:after="120" w:line="360" w:lineRule="auto"/>
+        <w:spacing w:line="360" w:lineRule="auto" w:after="60"/>
+        <w:ind w:firstLine="420"/>
       </w:pPr>
       <w:r>
-        <w:rPr>
-          <w:i/>
-        </w:rPr>
-      </w:r>
-      <w:r>
-        <w:rPr>
-          <w:i/>
-        </w:rPr>
-        <w:t>\det(U_{\text{摩}}) = 1.0000+0.0000i, \quad U_{\text{摩}}^\dagger U_{\text{摩}} = I_{8\times 8} \ (10^{-12} \text{精度})</w:t>
-      </w:r>
-      <w:r>
-        <w:rPr>
-          <w:i/>
-        </w:rPr>
+        <w:t>det(U[摩]) = 1.0000+0.0000i,   U[摩]^dagger U[摩] = I[8times 8]  (10^{-12] 精度)</w:t>
       </w:r>
     </w:p>
     <w:p>
       <w:pPr>
-        <w:pStyle w:val="Heading4"/>
+        <w:spacing w:line="360" w:lineRule="auto" w:after="60"/>
+        <w:ind w:firstLine="420"/>
       </w:pPr>
       <w:r>
-        <w:t>实验B：均匀叠加态的八卦相荡验证</w:t>
+        <w:t>#### 实验B：均匀叠加态的八卦相荡验证</w:t>
       </w:r>
     </w:p>
     <w:p>
       <w:pPr>
-        <w:spacing w:after="120" w:line="360" w:lineRule="auto"/>
+        <w:spacing w:line="360" w:lineRule="auto" w:after="60"/>
+        <w:ind w:firstLine="420"/>
       </w:pPr>
       <w:r>
-        <w:t xml:space="preserve">将均匀叠加态 </w:t>
-      </w:r>
-      <w:r>
-        <w:rPr>
-          <w:i/>
-        </w:rPr>
-        <w:t>|\psi_0\rangle = \frac{1}{\sqrt{8}}\sum_{i=1}^{8}|i\rangle</w:t>
-      </w:r>
-      <w:r>
-        <w:t xml:space="preserve"> 输入 </w:t>
-      </w:r>
-      <w:r>
-        <w:rPr>
-          <w:i/>
-        </w:rPr>
-        <w:t>U_{\text{摩}}</w:t>
-      </w:r>
-      <w:r>
-        <w:t>（</w:t>
-      </w:r>
-      <w:r>
-        <w:rPr>
-          <w:i/>
-        </w:rPr>
-        <w:t>\tau=0.5</w:t>
-      </w:r>
-      <w:r>
-        <w:t>）：</w:t>
+        <w:t>将均匀叠加态 |ψ_0⟩ = frac{1]{√{8]]Σ(i=1→)^{8]|i⟩ 输入 U[摩]（τ=0.5）：</w:t>
       </w:r>
     </w:p>
     <w:p>
       <w:pPr>
-        <w:spacing w:after="120" w:line="360" w:lineRule="auto"/>
+        <w:spacing w:line="360" w:lineRule="auto" w:after="60"/>
+        <w:ind w:firstLine="420"/>
       </w:pPr>
       <w:r>
-        <w:rPr>
-          <w:b/>
-        </w:rPr>
         <w:t>**表2：八卦相荡干涉效果（均匀叠加输入）**</w:t>
       </w:r>
     </w:p>
@@ -2501,9 +1520,14 @@
             <w:tcW w:type="dxa" w:w="1727"/>
           </w:tcPr>
           <w:p>
+            <w:pPr>
+              <w:jc w:val="center"/>
+            </w:pPr>
+            <w:r/>
             <w:r>
               <w:rPr>
                 <w:b/>
+                <w:sz w:val="18"/>
               </w:rPr>
               <w:t>卦名</w:t>
             </w:r>
@@ -2514,9 +1538,14 @@
             <w:tcW w:type="dxa" w:w="1727"/>
           </w:tcPr>
           <w:p>
+            <w:pPr>
+              <w:jc w:val="center"/>
+            </w:pPr>
+            <w:r/>
             <w:r>
               <w:rPr>
                 <w:b/>
+                <w:sz w:val="18"/>
               </w:rPr>
               <w:t>易理评分</w:t>
             </w:r>
@@ -2527,9 +1556,14 @@
             <w:tcW w:type="dxa" w:w="1727"/>
           </w:tcPr>
           <w:p>
+            <w:pPr>
+              <w:jc w:val="center"/>
+            </w:pPr>
+            <w:r/>
             <w:r>
               <w:rPr>
                 <w:b/>
+                <w:sz w:val="18"/>
               </w:rPr>
               <w:t>干涉前概率</w:t>
             </w:r>
@@ -2540,9 +1574,14 @@
             <w:tcW w:type="dxa" w:w="1727"/>
           </w:tcPr>
           <w:p>
+            <w:pPr>
+              <w:jc w:val="center"/>
+            </w:pPr>
+            <w:r/>
             <w:r>
               <w:rPr>
                 <w:b/>
+                <w:sz w:val="18"/>
               </w:rPr>
               <w:t>干涉后概率</w:t>
             </w:r>
@@ -2553,9 +1592,14 @@
             <w:tcW w:type="dxa" w:w="1727"/>
           </w:tcPr>
           <w:p>
+            <w:pPr>
+              <w:jc w:val="center"/>
+            </w:pPr>
+            <w:r/>
             <w:r>
               <w:rPr>
                 <w:b/>
+                <w:sz w:val="18"/>
               </w:rPr>
               <w:t>增益因子</w:t>
             </w:r>
@@ -2568,7 +1612,11 @@
             <w:tcW w:type="dxa" w:w="1727"/>
           </w:tcPr>
           <w:p>
+            <w:r/>
             <w:r>
+              <w:rPr>
+                <w:sz w:val="18"/>
+              </w:rPr>
               <w:t>离(卦30)</w:t>
             </w:r>
           </w:p>
@@ -2578,7 +1626,11 @@
             <w:tcW w:type="dxa" w:w="1727"/>
           </w:tcPr>
           <w:p>
+            <w:r/>
             <w:r>
+              <w:rPr>
+                <w:sz w:val="18"/>
+              </w:rPr>
               <w:t>+4</w:t>
             </w:r>
           </w:p>
@@ -2588,7 +1640,11 @@
             <w:tcW w:type="dxa" w:w="1727"/>
           </w:tcPr>
           <w:p>
+            <w:r/>
             <w:r>
+              <w:rPr>
+                <w:sz w:val="18"/>
+              </w:rPr>
               <w:t>12.5%</w:t>
             </w:r>
           </w:p>
@@ -2598,7 +1654,11 @@
             <w:tcW w:type="dxa" w:w="1727"/>
           </w:tcPr>
           <w:p>
+            <w:r/>
             <w:r>
+              <w:rPr>
+                <w:sz w:val="18"/>
+              </w:rPr>
               <w:t>**44.4%**</w:t>
             </w:r>
           </w:p>
@@ -2608,7 +1668,11 @@
             <w:tcW w:type="dxa" w:w="1727"/>
           </w:tcPr>
           <w:p>
+            <w:r/>
             <w:r>
+              <w:rPr>
+                <w:sz w:val="18"/>
+              </w:rPr>
               <w:t>3.55×</w:t>
             </w:r>
           </w:p>
@@ -2620,7 +1684,11 @@
             <w:tcW w:type="dxa" w:w="1727"/>
           </w:tcPr>
           <w:p>
+            <w:r/>
             <w:r>
+              <w:rPr>
+                <w:sz w:val="18"/>
+              </w:rPr>
               <w:t>艮(卦52)</w:t>
             </w:r>
           </w:p>
@@ -2630,7 +1698,11 @@
             <w:tcW w:type="dxa" w:w="1727"/>
           </w:tcPr>
           <w:p>
+            <w:r/>
             <w:r>
+              <w:rPr>
+                <w:sz w:val="18"/>
+              </w:rPr>
               <w:t>+2.5</w:t>
             </w:r>
           </w:p>
@@ -2640,7 +1712,11 @@
             <w:tcW w:type="dxa" w:w="1727"/>
           </w:tcPr>
           <w:p>
+            <w:r/>
             <w:r>
+              <w:rPr>
+                <w:sz w:val="18"/>
+              </w:rPr>
               <w:t>12.5%</w:t>
             </w:r>
           </w:p>
@@ -2650,7 +1726,11 @@
             <w:tcW w:type="dxa" w:w="1727"/>
           </w:tcPr>
           <w:p>
+            <w:r/>
             <w:r>
+              <w:rPr>
+                <w:sz w:val="18"/>
+              </w:rPr>
               <w:t>**21.1%**</w:t>
             </w:r>
           </w:p>
@@ -2660,7 +1740,11 @@
             <w:tcW w:type="dxa" w:w="1727"/>
           </w:tcPr>
           <w:p>
+            <w:r/>
             <w:r>
+              <w:rPr>
+                <w:sz w:val="18"/>
+              </w:rPr>
               <w:t>1.69×</w:t>
             </w:r>
           </w:p>
@@ -2672,7 +1756,11 @@
             <w:tcW w:type="dxa" w:w="1727"/>
           </w:tcPr>
           <w:p>
+            <w:r/>
             <w:r>
+              <w:rPr>
+                <w:sz w:val="18"/>
+              </w:rPr>
               <w:t>震(卦51)</w:t>
             </w:r>
           </w:p>
@@ -2682,7 +1770,11 @@
             <w:tcW w:type="dxa" w:w="1727"/>
           </w:tcPr>
           <w:p>
+            <w:r/>
             <w:r>
+              <w:rPr>
+                <w:sz w:val="18"/>
+              </w:rPr>
               <w:t>+1.5</w:t>
             </w:r>
           </w:p>
@@ -2692,7 +1784,11 @@
             <w:tcW w:type="dxa" w:w="1727"/>
           </w:tcPr>
           <w:p>
+            <w:r/>
             <w:r>
+              <w:rPr>
+                <w:sz w:val="18"/>
+              </w:rPr>
               <w:t>12.5%</w:t>
             </w:r>
           </w:p>
@@ -2702,7 +1798,11 @@
             <w:tcW w:type="dxa" w:w="1727"/>
           </w:tcPr>
           <w:p>
+            <w:r/>
             <w:r>
+              <w:rPr>
+                <w:sz w:val="18"/>
+              </w:rPr>
               <w:t>**15.7%**</w:t>
             </w:r>
           </w:p>
@@ -2712,7 +1812,11 @@
             <w:tcW w:type="dxa" w:w="1727"/>
           </w:tcPr>
           <w:p>
+            <w:r/>
             <w:r>
+              <w:rPr>
+                <w:sz w:val="18"/>
+              </w:rPr>
               <w:t>1.26×</w:t>
             </w:r>
           </w:p>
@@ -2724,7 +1828,11 @@
             <w:tcW w:type="dxa" w:w="1727"/>
           </w:tcPr>
           <w:p>
+            <w:r/>
             <w:r>
+              <w:rPr>
+                <w:sz w:val="18"/>
+              </w:rPr>
               <w:t>坎(卦29)</w:t>
             </w:r>
           </w:p>
@@ -2734,7 +1842,11 @@
             <w:tcW w:type="dxa" w:w="1727"/>
           </w:tcPr>
           <w:p>
+            <w:r/>
             <w:r>
+              <w:rPr>
+                <w:sz w:val="18"/>
+              </w:rPr>
               <w:t>-4</w:t>
             </w:r>
           </w:p>
@@ -2744,7 +1856,11 @@
             <w:tcW w:type="dxa" w:w="1727"/>
           </w:tcPr>
           <w:p>
+            <w:r/>
             <w:r>
+              <w:rPr>
+                <w:sz w:val="18"/>
+              </w:rPr>
               <w:t>12.5%</w:t>
             </w:r>
           </w:p>
@@ -2754,7 +1870,11 @@
             <w:tcW w:type="dxa" w:w="1727"/>
           </w:tcPr>
           <w:p>
+            <w:r/>
             <w:r>
+              <w:rPr>
+                <w:sz w:val="18"/>
+              </w:rPr>
               <w:t>7.5%</w:t>
             </w:r>
           </w:p>
@@ -2764,7 +1884,11 @@
             <w:tcW w:type="dxa" w:w="1727"/>
           </w:tcPr>
           <w:p>
+            <w:r/>
             <w:r>
+              <w:rPr>
+                <w:sz w:val="18"/>
+              </w:rPr>
               <w:t>0.60×</w:t>
             </w:r>
           </w:p>
@@ -2776,7 +1900,11 @@
             <w:tcW w:type="dxa" w:w="1727"/>
           </w:tcPr>
           <w:p>
+            <w:r/>
             <w:r>
+              <w:rPr>
+                <w:sz w:val="18"/>
+              </w:rPr>
               <w:t>坤(卦2)</w:t>
             </w:r>
           </w:p>
@@ -2786,7 +1914,11 @@
             <w:tcW w:type="dxa" w:w="1727"/>
           </w:tcPr>
           <w:p>
+            <w:r/>
             <w:r>
+              <w:rPr>
+                <w:sz w:val="18"/>
+              </w:rPr>
               <w:t>0</w:t>
             </w:r>
           </w:p>
@@ -2796,7 +1928,11 @@
             <w:tcW w:type="dxa" w:w="1727"/>
           </w:tcPr>
           <w:p>
+            <w:r/>
             <w:r>
+              <w:rPr>
+                <w:sz w:val="18"/>
+              </w:rPr>
               <w:t>12.5%</w:t>
             </w:r>
           </w:p>
@@ -2806,7 +1942,11 @@
             <w:tcW w:type="dxa" w:w="1727"/>
           </w:tcPr>
           <w:p>
+            <w:r/>
             <w:r>
+              <w:rPr>
+                <w:sz w:val="18"/>
+              </w:rPr>
               <w:t>4.2%</w:t>
             </w:r>
           </w:p>
@@ -2816,7 +1956,11 @@
             <w:tcW w:type="dxa" w:w="1727"/>
           </w:tcPr>
           <w:p>
+            <w:r/>
             <w:r>
+              <w:rPr>
+                <w:sz w:val="18"/>
+              </w:rPr>
               <w:t>0.34×</w:t>
             </w:r>
           </w:p>
@@ -2828,7 +1972,11 @@
             <w:tcW w:type="dxa" w:w="1727"/>
           </w:tcPr>
           <w:p>
+            <w:r/>
             <w:r>
+              <w:rPr>
+                <w:sz w:val="18"/>
+              </w:rPr>
               <w:t>乾(卦1)</w:t>
             </w:r>
           </w:p>
@@ -2838,7 +1986,11 @@
             <w:tcW w:type="dxa" w:w="1727"/>
           </w:tcPr>
           <w:p>
+            <w:r/>
             <w:r>
+              <w:rPr>
+                <w:sz w:val="18"/>
+              </w:rPr>
               <w:t>0</w:t>
             </w:r>
           </w:p>
@@ -2848,7 +2000,11 @@
             <w:tcW w:type="dxa" w:w="1727"/>
           </w:tcPr>
           <w:p>
+            <w:r/>
             <w:r>
+              <w:rPr>
+                <w:sz w:val="18"/>
+              </w:rPr>
               <w:t>12.5%</w:t>
             </w:r>
           </w:p>
@@ -2858,7 +2014,11 @@
             <w:tcW w:type="dxa" w:w="1727"/>
           </w:tcPr>
           <w:p>
+            <w:r/>
             <w:r>
+              <w:rPr>
+                <w:sz w:val="18"/>
+              </w:rPr>
               <w:t>4.1%</w:t>
             </w:r>
           </w:p>
@@ -2868,7 +2028,11 @@
             <w:tcW w:type="dxa" w:w="1727"/>
           </w:tcPr>
           <w:p>
+            <w:r/>
             <w:r>
+              <w:rPr>
+                <w:sz w:val="18"/>
+              </w:rPr>
               <w:t>0.33×</w:t>
             </w:r>
           </w:p>
@@ -2880,7 +2044,11 @@
             <w:tcW w:type="dxa" w:w="1727"/>
           </w:tcPr>
           <w:p>
+            <w:r/>
             <w:r>
+              <w:rPr>
+                <w:sz w:val="18"/>
+              </w:rPr>
               <w:t>兑(卦58)</w:t>
             </w:r>
           </w:p>
@@ -2890,7 +2058,11 @@
             <w:tcW w:type="dxa" w:w="1727"/>
           </w:tcPr>
           <w:p>
+            <w:r/>
             <w:r>
+              <w:rPr>
+                <w:sz w:val="18"/>
+              </w:rPr>
               <w:t>-2.5</w:t>
             </w:r>
           </w:p>
@@ -2900,7 +2072,11 @@
             <w:tcW w:type="dxa" w:w="1727"/>
           </w:tcPr>
           <w:p>
+            <w:r/>
             <w:r>
+              <w:rPr>
+                <w:sz w:val="18"/>
+              </w:rPr>
               <w:t>12.5%</w:t>
             </w:r>
           </w:p>
@@ -2910,7 +2086,11 @@
             <w:tcW w:type="dxa" w:w="1727"/>
           </w:tcPr>
           <w:p>
+            <w:r/>
             <w:r>
+              <w:rPr>
+                <w:sz w:val="18"/>
+              </w:rPr>
               <w:t>2.1%</w:t>
             </w:r>
           </w:p>
@@ -2920,7 +2100,11 @@
             <w:tcW w:type="dxa" w:w="1727"/>
           </w:tcPr>
           <w:p>
+            <w:r/>
             <w:r>
+              <w:rPr>
+                <w:sz w:val="18"/>
+              </w:rPr>
               <w:t>0.17×</w:t>
             </w:r>
           </w:p>
@@ -2932,7 +2116,11 @@
             <w:tcW w:type="dxa" w:w="1727"/>
           </w:tcPr>
           <w:p>
+            <w:r/>
             <w:r>
+              <w:rPr>
+                <w:sz w:val="18"/>
+              </w:rPr>
               <w:t>巽(卦57)</w:t>
             </w:r>
           </w:p>
@@ -2942,7 +2130,11 @@
             <w:tcW w:type="dxa" w:w="1727"/>
           </w:tcPr>
           <w:p>
+            <w:r/>
             <w:r>
+              <w:rPr>
+                <w:sz w:val="18"/>
+              </w:rPr>
               <w:t>-1.5</w:t>
             </w:r>
           </w:p>
@@ -2952,7 +2144,11 @@
             <w:tcW w:type="dxa" w:w="1727"/>
           </w:tcPr>
           <w:p>
+            <w:r/>
             <w:r>
+              <w:rPr>
+                <w:sz w:val="18"/>
+              </w:rPr>
               <w:t>12.5%</w:t>
             </w:r>
           </w:p>
@@ -2962,7 +2158,11 @@
             <w:tcW w:type="dxa" w:w="1727"/>
           </w:tcPr>
           <w:p>
+            <w:r/>
             <w:r>
+              <w:rPr>
+                <w:sz w:val="18"/>
+              </w:rPr>
               <w:t>1.0%</w:t>
             </w:r>
           </w:p>
@@ -2972,7 +2172,11 @@
             <w:tcW w:type="dxa" w:w="1727"/>
           </w:tcPr>
           <w:p>
+            <w:r/>
             <w:r>
+              <w:rPr>
+                <w:sz w:val="18"/>
+              </w:rPr>
               <w:t>0.08×</w:t>
             </w:r>
           </w:p>
@@ -2982,54 +2186,29 @@
     <w:p/>
     <w:p>
       <w:pPr>
-        <w:spacing w:after="120" w:line="360" w:lineRule="auto"/>
-      </w:pPr>
-      <w:r/>
+        <w:spacing w:line="360" w:lineRule="auto" w:after="60"/>
+        <w:ind w:firstLine="420"/>
+      </w:pPr>
       <w:r>
-        <w:rPr>
-          <w:b/>
-        </w:rPr>
-        <w:t>好卦总概率</w:t>
-      </w:r>
-      <w:r>
-        <w:t xml:space="preserve">：37.5% → </w:t>
-      </w:r>
-      <w:r>
-        <w:rPr>
-          <w:b/>
-        </w:rPr>
-        <w:t>81.2%</w:t>
-      </w:r>
-      <w:r>
-        <w:t xml:space="preserve">，相长干涉增益 </w:t>
-      </w:r>
-      <w:r>
-        <w:rPr>
-          <w:b/>
-        </w:rPr>
-        <w:t>2.17×</w:t>
-      </w:r>
-      <w:r>
-        <w:t>。评分最高的离卦从12.5%跃升至44.4%，评分最低的巽卦从12.5%衰减至1.0%。好卦概率因干涉增强，坏卦因干涉减弱——这正是"八卦相荡"的量子力学效应。</w:t>
+        <w:t>**好卦总概率**：37.5% → **81.2%**，相长干涉增益 **2.17×**。评分最高的离卦从12.5%跃升至44.4%，评分最低的巽卦从12.5%衰减至1.0%。好卦概率因干涉增强，坏卦因干涉减弱——这正是"八卦相荡"的量子力学效应。</w:t>
       </w:r>
     </w:p>
     <w:p>
       <w:pPr>
-        <w:pStyle w:val="Heading4"/>
+        <w:spacing w:line="360" w:lineRule="auto" w:after="60"/>
+        <w:ind w:firstLine="420"/>
       </w:pPr>
       <w:r>
-        <w:t>实验C：12种物体感知涌现分析</w:t>
+        <w:t>#### 实验C：12种物体感知涌现分析</w:t>
       </w:r>
     </w:p>
     <w:p>
       <w:pPr>
-        <w:spacing w:after="120" w:line="360" w:lineRule="auto"/>
+        <w:spacing w:line="360" w:lineRule="auto" w:after="60"/>
+        <w:ind w:firstLine="420"/>
       </w:pPr>
       <w:r>
-        <w:rPr>
-          <w:b/>
-        </w:rPr>
-        <w:t>**表3：不同物体经八卦相荡后的涌现结果（$\tau=0.6$）**</w:t>
+        <w:t>**表3：不同物体经八卦相荡后的涌现结果（τ=0.6）**</w:t>
       </w:r>
     </w:p>
     <w:tbl>
@@ -3054,9 +2233,14 @@
             <w:tcW w:type="dxa" w:w="1233"/>
           </w:tcPr>
           <w:p>
+            <w:pPr>
+              <w:jc w:val="center"/>
+            </w:pPr>
+            <w:r/>
             <w:r>
               <w:rPr>
                 <w:b/>
+                <w:sz w:val="18"/>
               </w:rPr>
               <w:t>物体</w:t>
             </w:r>
@@ -3067,9 +2251,14 @@
             <w:tcW w:type="dxa" w:w="1233"/>
           </w:tcPr>
           <w:p>
+            <w:pPr>
+              <w:jc w:val="center"/>
+            </w:pPr>
+            <w:r/>
             <w:r>
               <w:rPr>
                 <w:b/>
+                <w:sz w:val="18"/>
               </w:rPr>
               <w:t>初始吉卦</w:t>
             </w:r>
@@ -3080,9 +2269,14 @@
             <w:tcW w:type="dxa" w:w="1233"/>
           </w:tcPr>
           <w:p>
+            <w:pPr>
+              <w:jc w:val="center"/>
+            </w:pPr>
+            <w:r/>
             <w:r>
               <w:rPr>
                 <w:b/>
+                <w:sz w:val="18"/>
               </w:rPr>
               <w:t>涌现吉卦</w:t>
             </w:r>
@@ -3093,9 +2287,14 @@
             <w:tcW w:type="dxa" w:w="1233"/>
           </w:tcPr>
           <w:p>
+            <w:pPr>
+              <w:jc w:val="center"/>
+            </w:pPr>
+            <w:r/>
             <w:r>
               <w:rPr>
                 <w:b/>
+                <w:sz w:val="18"/>
               </w:rPr>
               <w:t>增益</w:t>
             </w:r>
@@ -3106,9 +2305,14 @@
             <w:tcW w:type="dxa" w:w="1233"/>
           </w:tcPr>
           <w:p>
+            <w:pPr>
+              <w:jc w:val="center"/>
+            </w:pPr>
+            <w:r/>
             <w:r>
               <w:rPr>
                 <w:b/>
+                <w:sz w:val="18"/>
               </w:rPr>
               <w:t>TOP1卦</w:t>
             </w:r>
@@ -3119,9 +2323,14 @@
             <w:tcW w:type="dxa" w:w="1233"/>
           </w:tcPr>
           <w:p>
+            <w:pPr>
+              <w:jc w:val="center"/>
+            </w:pPr>
+            <w:r/>
             <w:r>
               <w:rPr>
                 <w:b/>
+                <w:sz w:val="18"/>
               </w:rPr>
               <w:t>策略</w:t>
             </w:r>
@@ -3132,9 +2341,14 @@
             <w:tcW w:type="dxa" w:w="1233"/>
           </w:tcPr>
           <w:p>
+            <w:pPr>
+              <w:jc w:val="center"/>
+            </w:pPr>
+            <w:r/>
             <w:r>
               <w:rPr>
                 <w:b/>
+                <w:sz w:val="18"/>
               </w:rPr>
               <w:t>特征描述</w:t>
             </w:r>
@@ -3147,7 +2361,11 @@
             <w:tcW w:type="dxa" w:w="1233"/>
           </w:tcPr>
           <w:p>
+            <w:r/>
             <w:r>
+              <w:rPr>
+                <w:sz w:val="18"/>
+              </w:rPr>
               <w:t>海绵</w:t>
             </w:r>
           </w:p>
@@ -3157,7 +2375,11 @@
             <w:tcW w:type="dxa" w:w="1233"/>
           </w:tcPr>
           <w:p>
+            <w:r/>
             <w:r>
+              <w:rPr>
+                <w:sz w:val="18"/>
+              </w:rPr>
               <w:t>17.6%</w:t>
             </w:r>
           </w:p>
@@ -3167,7 +2389,11 @@
             <w:tcW w:type="dxa" w:w="1233"/>
           </w:tcPr>
           <w:p>
+            <w:r/>
             <w:r>
+              <w:rPr>
+                <w:sz w:val="18"/>
+              </w:rPr>
               <w:t>50.7%</w:t>
             </w:r>
           </w:p>
@@ -3177,7 +2403,11 @@
             <w:tcW w:type="dxa" w:w="1233"/>
           </w:tcPr>
           <w:p>
+            <w:r/>
             <w:r>
+              <w:rPr>
+                <w:sz w:val="18"/>
+              </w:rPr>
               <w:t>**2.88×**</w:t>
             </w:r>
           </w:p>
@@ -3187,7 +2417,11 @@
             <w:tcW w:type="dxa" w:w="1233"/>
           </w:tcPr>
           <w:p>
+            <w:r/>
             <w:r>
+              <w:rPr>
+                <w:sz w:val="18"/>
+              </w:rPr>
               <w:t>坤→蒙</w:t>
             </w:r>
           </w:p>
@@ -3197,7 +2431,11 @@
             <w:tcW w:type="dxa" w:w="1233"/>
           </w:tcPr>
           <w:p>
+            <w:r/>
             <w:r>
+              <w:rPr>
+                <w:sz w:val="18"/>
+              </w:rPr>
               <w:t>soft_grasp</w:t>
             </w:r>
           </w:p>
@@ -3207,7 +2445,11 @@
             <w:tcW w:type="dxa" w:w="1233"/>
           </w:tcPr>
           <w:p>
+            <w:r/>
             <w:r>
+              <w:rPr>
+                <w:sz w:val="18"/>
+              </w:rPr>
               <w:t>软,粗糙,不规则</w:t>
             </w:r>
           </w:p>
@@ -3219,7 +2461,11 @@
             <w:tcW w:type="dxa" w:w="1233"/>
           </w:tcPr>
           <w:p>
+            <w:r/>
             <w:r>
+              <w:rPr>
+                <w:sz w:val="18"/>
+              </w:rPr>
               <w:t>纸团</w:t>
             </w:r>
           </w:p>
@@ -3229,7 +2475,11 @@
             <w:tcW w:type="dxa" w:w="1233"/>
           </w:tcPr>
           <w:p>
+            <w:r/>
             <w:r>
+              <w:rPr>
+                <w:sz w:val="18"/>
+              </w:rPr>
               <w:t>16.1%</w:t>
             </w:r>
           </w:p>
@@ -3239,7 +2489,11 @@
             <w:tcW w:type="dxa" w:w="1233"/>
           </w:tcPr>
           <w:p>
+            <w:r/>
             <w:r>
+              <w:rPr>
+                <w:sz w:val="18"/>
+              </w:rPr>
               <w:t>52.7%</w:t>
             </w:r>
           </w:p>
@@ -3249,7 +2503,11 @@
             <w:tcW w:type="dxa" w:w="1233"/>
           </w:tcPr>
           <w:p>
+            <w:r/>
             <w:r>
+              <w:rPr>
+                <w:sz w:val="18"/>
+              </w:rPr>
               <w:t>**3.27×**</w:t>
             </w:r>
           </w:p>
@@ -3259,7 +2517,11 @@
             <w:tcW w:type="dxa" w:w="1233"/>
           </w:tcPr>
           <w:p>
+            <w:r/>
             <w:r>
+              <w:rPr>
+                <w:sz w:val="18"/>
+              </w:rPr>
               <w:t>益</w:t>
             </w:r>
           </w:p>
@@ -3269,7 +2531,11 @@
             <w:tcW w:type="dxa" w:w="1233"/>
           </w:tcPr>
           <w:p>
+            <w:r/>
             <w:r>
+              <w:rPr>
+                <w:sz w:val="18"/>
+              </w:rPr>
               <w:t>soft_grasp</w:t>
             </w:r>
           </w:p>
@@ -3279,7 +2545,11 @@
             <w:tcW w:type="dxa" w:w="1233"/>
           </w:tcPr>
           <w:p>
+            <w:r/>
             <w:r>
+              <w:rPr>
+                <w:sz w:val="18"/>
+              </w:rPr>
               <w:t>轻,软,不规则</w:t>
             </w:r>
           </w:p>
@@ -3291,7 +2561,11 @@
             <w:tcW w:type="dxa" w:w="1233"/>
           </w:tcPr>
           <w:p>
+            <w:r/>
             <w:r>
+              <w:rPr>
+                <w:sz w:val="18"/>
+              </w:rPr>
               <w:t>沙袋</w:t>
             </w:r>
           </w:p>
@@ -3301,7 +2575,11 @@
             <w:tcW w:type="dxa" w:w="1233"/>
           </w:tcPr>
           <w:p>
+            <w:r/>
             <w:r>
+              <w:rPr>
+                <w:sz w:val="18"/>
+              </w:rPr>
               <w:t>20.7%</w:t>
             </w:r>
           </w:p>
@@ -3311,7 +2589,11 @@
             <w:tcW w:type="dxa" w:w="1233"/>
           </w:tcPr>
           <w:p>
+            <w:r/>
             <w:r>
+              <w:rPr>
+                <w:sz w:val="18"/>
+              </w:rPr>
               <w:t>62.5%</w:t>
             </w:r>
           </w:p>
@@ -3321,7 +2603,11 @@
             <w:tcW w:type="dxa" w:w="1233"/>
           </w:tcPr>
           <w:p>
+            <w:r/>
             <w:r>
+              <w:rPr>
+                <w:sz w:val="18"/>
+              </w:rPr>
               <w:t>**3.02×**</w:t>
             </w:r>
           </w:p>
@@ -3331,7 +2617,11 @@
             <w:tcW w:type="dxa" w:w="1233"/>
           </w:tcPr>
           <w:p>
+            <w:r/>
             <w:r>
+              <w:rPr>
+                <w:sz w:val="18"/>
+              </w:rPr>
               <w:t>益</w:t>
             </w:r>
           </w:p>
@@ -3341,7 +2631,11 @@
             <w:tcW w:type="dxa" w:w="1233"/>
           </w:tcPr>
           <w:p>
+            <w:r/>
             <w:r>
+              <w:rPr>
+                <w:sz w:val="18"/>
+              </w:rPr>
               <w:t>compliant_grasp</w:t>
             </w:r>
           </w:p>
@@ -3351,7 +2645,11 @@
             <w:tcW w:type="dxa" w:w="1233"/>
           </w:tcPr>
           <w:p>
+            <w:r/>
             <w:r>
+              <w:rPr>
+                <w:sz w:val="18"/>
+              </w:rPr>
               <w:t>重但柔软</w:t>
             </w:r>
           </w:p>
@@ -3363,7 +2661,11 @@
             <w:tcW w:type="dxa" w:w="1233"/>
           </w:tcPr>
           <w:p>
+            <w:r/>
             <w:r>
+              <w:rPr>
+                <w:sz w:val="18"/>
+              </w:rPr>
               <w:t>金属块</w:t>
             </w:r>
           </w:p>
@@ -3373,7 +2675,11 @@
             <w:tcW w:type="dxa" w:w="1233"/>
           </w:tcPr>
           <w:p>
+            <w:r/>
             <w:r>
+              <w:rPr>
+                <w:sz w:val="18"/>
+              </w:rPr>
               <w:t>98.2%</w:t>
             </w:r>
           </w:p>
@@ -3383,7 +2689,11 @@
             <w:tcW w:type="dxa" w:w="1233"/>
           </w:tcPr>
           <w:p>
+            <w:r/>
             <w:r>
+              <w:rPr>
+                <w:sz w:val="18"/>
+              </w:rPr>
               <w:t>82.8%</w:t>
             </w:r>
           </w:p>
@@ -3393,7 +2703,11 @@
             <w:tcW w:type="dxa" w:w="1233"/>
           </w:tcPr>
           <w:p>
+            <w:r/>
             <w:r>
+              <w:rPr>
+                <w:sz w:val="18"/>
+              </w:rPr>
               <w:t>0.84×</w:t>
             </w:r>
           </w:p>
@@ -3403,7 +2717,11 @@
             <w:tcW w:type="dxa" w:w="1233"/>
           </w:tcPr>
           <w:p>
+            <w:r/>
             <w:r>
+              <w:rPr>
+                <w:sz w:val="18"/>
+              </w:rPr>
               <w:t>节</w:t>
             </w:r>
           </w:p>
@@ -3413,7 +2731,11 @@
             <w:tcW w:type="dxa" w:w="1233"/>
           </w:tcPr>
           <w:p>
+            <w:r/>
             <w:r>
+              <w:rPr>
+                <w:sz w:val="18"/>
+              </w:rPr>
               <w:t>power_grasp</w:t>
             </w:r>
           </w:p>
@@ -3423,7 +2745,11 @@
             <w:tcW w:type="dxa" w:w="1233"/>
           </w:tcPr>
           <w:p>
+            <w:r/>
             <w:r>
+              <w:rPr>
+                <w:sz w:val="18"/>
+              </w:rPr>
               <w:t>硬,重,光滑</w:t>
             </w:r>
           </w:p>
@@ -3435,7 +2761,11 @@
             <w:tcW w:type="dxa" w:w="1233"/>
           </w:tcPr>
           <w:p>
+            <w:r/>
             <w:r>
+              <w:rPr>
+                <w:sz w:val="18"/>
+              </w:rPr>
               <w:t>羽毛</w:t>
             </w:r>
           </w:p>
@@ -3445,7 +2775,11 @@
             <w:tcW w:type="dxa" w:w="1233"/>
           </w:tcPr>
           <w:p>
+            <w:r/>
             <w:r>
+              <w:rPr>
+                <w:sz w:val="18"/>
+              </w:rPr>
               <w:t>72.2%</w:t>
             </w:r>
           </w:p>
@@ -3455,7 +2789,11 @@
             <w:tcW w:type="dxa" w:w="1233"/>
           </w:tcPr>
           <w:p>
+            <w:r/>
             <w:r>
+              <w:rPr>
+                <w:sz w:val="18"/>
+              </w:rPr>
               <w:t>72.2%</w:t>
             </w:r>
           </w:p>
@@ -3465,7 +2803,11 @@
             <w:tcW w:type="dxa" w:w="1233"/>
           </w:tcPr>
           <w:p>
+            <w:r/>
             <w:r>
+              <w:rPr>
+                <w:sz w:val="18"/>
+              </w:rPr>
               <w:t>1.00×</w:t>
             </w:r>
           </w:p>
@@ -3475,7 +2817,11 @@
             <w:tcW w:type="dxa" w:w="1233"/>
           </w:tcPr>
           <w:p>
+            <w:r/>
             <w:r>
+              <w:rPr>
+                <w:sz w:val="18"/>
+              </w:rPr>
               <w:t>蒙</w:t>
             </w:r>
           </w:p>
@@ -3485,7 +2831,11 @@
             <w:tcW w:type="dxa" w:w="1233"/>
           </w:tcPr>
           <w:p>
+            <w:r/>
             <w:r>
+              <w:rPr>
+                <w:sz w:val="18"/>
+              </w:rPr>
               <w:t>soft_grasp</w:t>
             </w:r>
           </w:p>
@@ -3495,7 +2845,11 @@
             <w:tcW w:type="dxa" w:w="1233"/>
           </w:tcPr>
           <w:p>
+            <w:r/>
             <w:r>
+              <w:rPr>
+                <w:sz w:val="18"/>
+              </w:rPr>
               <w:t>极轻,软</w:t>
             </w:r>
           </w:p>
@@ -3505,56 +2859,35 @@
     <w:p/>
     <w:p>
       <w:pPr>
-        <w:spacing w:after="120" w:line="360" w:lineRule="auto"/>
-      </w:pPr>
-      <w:r/>
+        <w:spacing w:line="360" w:lineRule="auto" w:after="60"/>
+        <w:ind w:firstLine="420"/>
+      </w:pPr>
       <w:r>
-        <w:rPr>
-          <w:b/>
-        </w:rPr>
-        <w:t>关键发现</w:t>
-      </w:r>
-      <w:r>
-        <w:t>：</w:t>
+        <w:t>**关键发现**：</w:t>
       </w:r>
     </w:p>
     <w:p>
       <w:pPr>
         <w:pStyle w:val="ListBullet"/>
+        <w:spacing w:line="312" w:lineRule="auto"/>
       </w:pPr>
       <w:r>
-        <w:t>对于"隐凶"物体（感知偏凶但易理上吉的），</w:t>
-      </w:r>
-      <w:r>
-        <w:rPr>
-          <w:i/>
-        </w:rPr>
-        <w:t>U_{\text{摩}}</w:t>
-      </w:r>
-      <w:r>
-        <w:t xml:space="preserve"> 能大幅修正（增益2.88×~3.27×）</w:t>
+        <w:t>对于"隐凶"物体（感知偏凶但易理上吉的），U[摩] 能大幅修正（增益2.88×~3.27×）</w:t>
       </w:r>
     </w:p>
     <w:p>
       <w:pPr>
         <w:pStyle w:val="ListBullet"/>
+        <w:spacing w:line="312" w:lineRule="auto"/>
       </w:pPr>
       <w:r>
-        <w:t>对于"显吉"物体（感知已偏吉的），</w:t>
-      </w:r>
-      <w:r>
-        <w:rPr>
-          <w:i/>
-        </w:rPr>
-        <w:t>U_{\text{摩}}</w:t>
-      </w:r>
-      <w:r>
-        <w:t xml:space="preserve"> 进行"去伪存真"式再排序（概率略降但更精确）</w:t>
+        <w:t>对于"显吉"物体（感知已偏吉的），U[摩] 进行"去伪存真"式再排序（概率略降但更精确）</w:t>
       </w:r>
     </w:p>
     <w:p>
       <w:pPr>
         <w:pStyle w:val="ListBullet"/>
+        <w:spacing w:line="312" w:lineRule="auto"/>
       </w:pPr>
       <w:r>
         <w:t>涌现卦象与物体物理特性有可解释的对应关系</w:t>
@@ -3562,70 +2895,20 @@
     </w:p>
     <w:p>
       <w:pPr>
-        <w:pStyle w:val="Heading4"/>
+        <w:spacing w:line="360" w:lineRule="auto" w:after="60"/>
+        <w:ind w:firstLine="420"/>
       </w:pPr>
       <w:r>
-        <w:t>实验D：$\tau$参数扫描</w:t>
+        <w:t>#### 实验D：τ参数扫描</w:t>
       </w:r>
     </w:p>
     <w:p>
       <w:pPr>
-        <w:spacing w:after="120" w:line="360" w:lineRule="auto"/>
-      </w:pPr>
-      <w:r/>
+        <w:spacing w:line="360" w:lineRule="auto" w:after="60"/>
+        <w:ind w:firstLine="420"/>
+      </w:pPr>
       <w:r>
-        <w:rPr>
-          <w:b/>
-        </w:rPr>
-        <w:t>图1</w:t>
-      </w:r>
-      <w:r>
-        <w:t>：</w:t>
-      </w:r>
-      <w:r>
-        <w:rPr>
-          <w:i/>
-        </w:rPr>
-        <w:t>\tau</w:t>
-      </w:r>
-      <w:r>
-        <w:t>扫描显示，上卦变化量和下卦变化量均随</w:t>
-      </w:r>
-      <w:r>
-        <w:rPr>
-          <w:i/>
-        </w:rPr>
-        <w:t>\tau</w:t>
-      </w:r>
-      <w:r>
-        <w:t>单调递增，且下卦始终大于上卦（</w:t>
-      </w:r>
-      <w:r>
-        <w:rPr>
-          <w:i/>
-        </w:rPr>
-        <w:t>\tau=1.0</w:t>
-      </w:r>
-      <w:r>
-        <w:t>时上</w:t>
-      </w:r>
-      <w:r>
-        <w:rPr>
-          <w:i/>
-        </w:rPr>
-        <w:t>\Delta=1.054</w:t>
-      </w:r>
-      <w:r>
-        <w:t>、下</w:t>
-      </w:r>
-      <w:r>
-        <w:rPr>
-          <w:i/>
-        </w:rPr>
-        <w:t>\Delta=1.511</w:t>
-      </w:r>
-      <w:r>
-        <w:t>）。</w:t>
+        <w:t>**图1**：τ扫描显示，上卦变化量和下卦变化量均随τ单调递增，且下卦始终大于上卦（τ=1.0时上Delta=1.054、下Delta=1.511）。</w:t>
       </w:r>
     </w:p>
     <w:p>
@@ -3638,30 +2921,26 @@
     </w:p>
     <w:p>
       <w:pPr>
-        <w:pStyle w:val="Heading4"/>
+        <w:spacing w:line="360" w:lineRule="auto" w:after="60"/>
+        <w:ind w:firstLine="420"/>
       </w:pPr>
       <w:r>
-        <w:t>4.2.1 实验设置</w:t>
+        <w:t>#### 4.2.1 实验设置</w:t>
       </w:r>
     </w:p>
     <w:p>
       <w:pPr>
-        <w:spacing w:after="120" w:line="360" w:lineRule="auto"/>
-      </w:pPr>
-      <w:r/>
+        <w:spacing w:line="360" w:lineRule="auto" w:after="60"/>
+        <w:ind w:firstLine="420"/>
+      </w:pPr>
       <w:r>
-        <w:rPr>
-          <w:b/>
-        </w:rPr>
-        <w:t>ALFWorld V20</w:t>
-      </w:r>
-      <w:r>
-        <w:t>是基于TextWorld的少样本具身智能基准，包含134个任务（valid_unseen split），涵盖"寻找-操作-放置"三类子任务。每个任务需要Agent在文本描述的环境中导航、识别物体、执行操作（清洗、冷却、加热、放置等），最终完成特定目标。</w:t>
+        <w:t>**ALFWorld V20**是基于TextWorld的少样本具身智能基准，包含134个任务（valid_unseen split），涵盖"寻找-操作-放置"三类子任务。每个任务需要Agent在文本描述的环境中导航、识别物体、执行操作（清洗、冷却、加热、放置等），最终完成特定目标。</w:t>
       </w:r>
     </w:p>
     <w:p>
       <w:pPr>
-        <w:spacing w:after="120" w:line="360" w:lineRule="auto"/>
+        <w:spacing w:line="360" w:lineRule="auto" w:after="60"/>
+        <w:ind w:firstLine="420"/>
       </w:pPr>
       <w:r>
         <w:t>测试环境：Ubuntu 26.04，Python 3.12，单个CPU核心，无GPU。</w:t>
@@ -3669,37 +2948,28 @@
     </w:p>
     <w:p>
       <w:pPr>
-        <w:spacing w:after="120" w:line="360" w:lineRule="auto"/>
+        <w:spacing w:line="360" w:lineRule="auto" w:after="60"/>
+        <w:ind w:firstLine="420"/>
       </w:pPr>
       <w:r>
-        <w:t>评估方法：v4.0八卦相荡引擎为每个任务</w:t>
-      </w:r>
-      <w:r>
-        <w:rPr>
-          <w:b/>
-        </w:rPr>
-        <w:t>自动涌现</w:t>
-      </w:r>
-      <w:r>
-        <w:t>卦象和策略（非预定义），V20 Agent的完整导航/推理/执行逻辑保持不变——即只替换了"哪个卦代表当前最优动作"的决策模块。每任务最多50步。</w:t>
+        <w:t>评估方法：v4.0八卦相荡引擎为每个任务**自动涌现**卦象和策略（非预定义），V20 Agent的完整导航/推理/执行逻辑保持不变——即只替换了"哪个卦代表当前最优动作"的决策模块。每任务最多50步。</w:t>
       </w:r>
     </w:p>
     <w:p>
       <w:pPr>
-        <w:pStyle w:val="Heading4"/>
+        <w:spacing w:line="360" w:lineRule="auto" w:after="60"/>
+        <w:ind w:firstLine="420"/>
       </w:pPr>
       <w:r>
-        <w:t>4.2.2 总体结果</w:t>
+        <w:t>#### 4.2.2 总体结果</w:t>
       </w:r>
     </w:p>
     <w:p>
       <w:pPr>
-        <w:spacing w:after="120" w:line="360" w:lineRule="auto"/>
+        <w:spacing w:line="360" w:lineRule="auto" w:after="60"/>
+        <w:ind w:firstLine="420"/>
       </w:pPr>
       <w:r>
-        <w:rPr>
-          <w:b/>
-        </w:rPr>
         <w:t>**表4：总体结果对比**</w:t>
       </w:r>
     </w:p>
@@ -3721,9 +2991,14 @@
             <w:tcW w:type="dxa" w:w="2878"/>
           </w:tcPr>
           <w:p>
+            <w:pPr>
+              <w:jc w:val="center"/>
+            </w:pPr>
+            <w:r/>
             <w:r>
               <w:rPr>
                 <w:b/>
+                <w:sz w:val="18"/>
               </w:rPr>
               <w:t>指标</w:t>
             </w:r>
@@ -3734,9 +3009,14 @@
             <w:tcW w:type="dxa" w:w="2878"/>
           </w:tcPr>
           <w:p>
+            <w:pPr>
+              <w:jc w:val="center"/>
+            </w:pPr>
+            <w:r/>
             <w:r>
               <w:rPr>
                 <w:b/>
+                <w:sz w:val="18"/>
               </w:rPr>
               <w:t>V20基线</w:t>
             </w:r>
@@ -3747,9 +3027,14 @@
             <w:tcW w:type="dxa" w:w="2878"/>
           </w:tcPr>
           <w:p>
+            <w:pPr>
+              <w:jc w:val="center"/>
+            </w:pPr>
+            <w:r/>
             <w:r>
               <w:rPr>
                 <w:b/>
+                <w:sz w:val="18"/>
               </w:rPr>
               <w:t>QYUF v4.0+八卦相荡</w:t>
             </w:r>
@@ -3762,7 +3047,11 @@
             <w:tcW w:type="dxa" w:w="2878"/>
           </w:tcPr>
           <w:p>
+            <w:r/>
             <w:r>
+              <w:rPr>
+                <w:sz w:val="18"/>
+              </w:rPr>
               <w:t>总任务数</w:t>
             </w:r>
           </w:p>
@@ -3772,7 +3061,11 @@
             <w:tcW w:type="dxa" w:w="2878"/>
           </w:tcPr>
           <w:p>
+            <w:r/>
             <w:r>
+              <w:rPr>
+                <w:sz w:val="18"/>
+              </w:rPr>
               <w:t>134</w:t>
             </w:r>
           </w:p>
@@ -3782,7 +3075,11 @@
             <w:tcW w:type="dxa" w:w="2878"/>
           </w:tcPr>
           <w:p>
+            <w:r/>
             <w:r>
+              <w:rPr>
+                <w:sz w:val="18"/>
+              </w:rPr>
               <w:t>**134**</w:t>
             </w:r>
           </w:p>
@@ -3794,7 +3091,11 @@
             <w:tcW w:type="dxa" w:w="2878"/>
           </w:tcPr>
           <w:p>
+            <w:r/>
             <w:r>
+              <w:rPr>
+                <w:sz w:val="18"/>
+              </w:rPr>
               <w:t>成功</w:t>
             </w:r>
           </w:p>
@@ -3804,7 +3105,11 @@
             <w:tcW w:type="dxa" w:w="2878"/>
           </w:tcPr>
           <w:p>
+            <w:r/>
             <w:r>
+              <w:rPr>
+                <w:sz w:val="18"/>
+              </w:rPr>
               <w:t>—</w:t>
             </w:r>
           </w:p>
@@ -3814,7 +3119,11 @@
             <w:tcW w:type="dxa" w:w="2878"/>
           </w:tcPr>
           <w:p>
+            <w:r/>
             <w:r>
+              <w:rPr>
+                <w:sz w:val="18"/>
+              </w:rPr>
               <w:t>**132**</w:t>
             </w:r>
           </w:p>
@@ -3826,7 +3135,11 @@
             <w:tcW w:type="dxa" w:w="2878"/>
           </w:tcPr>
           <w:p>
+            <w:r/>
             <w:r>
+              <w:rPr>
+                <w:sz w:val="18"/>
+              </w:rPr>
               <w:t>失败</w:t>
             </w:r>
           </w:p>
@@ -3836,7 +3149,11 @@
             <w:tcW w:type="dxa" w:w="2878"/>
           </w:tcPr>
           <w:p>
+            <w:r/>
             <w:r>
+              <w:rPr>
+                <w:sz w:val="18"/>
+              </w:rPr>
               <w:t>—</w:t>
             </w:r>
           </w:p>
@@ -3846,7 +3163,11 @@
             <w:tcW w:type="dxa" w:w="2878"/>
           </w:tcPr>
           <w:p>
+            <w:r/>
             <w:r>
+              <w:rPr>
+                <w:sz w:val="18"/>
+              </w:rPr>
               <w:t>**2**</w:t>
             </w:r>
           </w:p>
@@ -3858,7 +3179,11 @@
             <w:tcW w:type="dxa" w:w="2878"/>
           </w:tcPr>
           <w:p>
+            <w:r/>
             <w:r>
+              <w:rPr>
+                <w:sz w:val="18"/>
+              </w:rPr>
               <w:t>**成功率**</w:t>
             </w:r>
           </w:p>
@@ -3868,7 +3193,11 @@
             <w:tcW w:type="dxa" w:w="2878"/>
           </w:tcPr>
           <w:p>
+            <w:r/>
             <w:r>
+              <w:rPr>
+                <w:sz w:val="18"/>
+              </w:rPr>
               <w:t>—</w:t>
             </w:r>
           </w:p>
@@ -3878,7 +3207,11 @@
             <w:tcW w:type="dxa" w:w="2878"/>
           </w:tcPr>
           <w:p>
+            <w:r/>
             <w:r>
+              <w:rPr>
+                <w:sz w:val="18"/>
+              </w:rPr>
               <w:t>**98.5%**</w:t>
             </w:r>
           </w:p>
@@ -3890,7 +3223,11 @@
             <w:tcW w:type="dxa" w:w="2878"/>
           </w:tcPr>
           <w:p>
+            <w:r/>
             <w:r>
+              <w:rPr>
+                <w:sz w:val="18"/>
+              </w:rPr>
               <w:t>平均步数(成功)</w:t>
             </w:r>
           </w:p>
@@ -3900,7 +3237,11 @@
             <w:tcW w:type="dxa" w:w="2878"/>
           </w:tcPr>
           <w:p>
+            <w:r/>
             <w:r>
+              <w:rPr>
+                <w:sz w:val="18"/>
+              </w:rPr>
               <w:t>—</w:t>
             </w:r>
           </w:p>
@@ -3910,7 +3251,11 @@
             <w:tcW w:type="dxa" w:w="2878"/>
           </w:tcPr>
           <w:p>
+            <w:r/>
             <w:r>
+              <w:rPr>
+                <w:sz w:val="18"/>
+              </w:rPr>
               <w:t>13.0步</w:t>
             </w:r>
           </w:p>
@@ -3922,7 +3267,11 @@
             <w:tcW w:type="dxa" w:w="2878"/>
           </w:tcPr>
           <w:p>
+            <w:r/>
             <w:r>
+              <w:rPr>
+                <w:sz w:val="18"/>
+              </w:rPr>
               <w:t>平均步数(全部)</w:t>
             </w:r>
           </w:p>
@@ -3932,7 +3281,11 @@
             <w:tcW w:type="dxa" w:w="2878"/>
           </w:tcPr>
           <w:p>
+            <w:r/>
             <w:r>
+              <w:rPr>
+                <w:sz w:val="18"/>
+              </w:rPr>
               <w:t>—</w:t>
             </w:r>
           </w:p>
@@ -3942,7 +3295,11 @@
             <w:tcW w:type="dxa" w:w="2878"/>
           </w:tcPr>
           <w:p>
+            <w:r/>
             <w:r>
+              <w:rPr>
+                <w:sz w:val="18"/>
+              </w:rPr>
               <w:t>13.5步</w:t>
             </w:r>
           </w:p>
@@ -3954,7 +3311,11 @@
             <w:tcW w:type="dxa" w:w="2878"/>
           </w:tcPr>
           <w:p>
+            <w:r/>
             <w:r>
+              <w:rPr>
+                <w:sz w:val="18"/>
+              </w:rPr>
               <w:t>总测试用时</w:t>
             </w:r>
           </w:p>
@@ -3964,7 +3325,11 @@
             <w:tcW w:type="dxa" w:w="2878"/>
           </w:tcPr>
           <w:p>
+            <w:r/>
             <w:r>
+              <w:rPr>
+                <w:sz w:val="18"/>
+              </w:rPr>
               <w:t>—</w:t>
             </w:r>
           </w:p>
@@ -3974,7 +3339,11 @@
             <w:tcW w:type="dxa" w:w="2878"/>
           </w:tcPr>
           <w:p>
+            <w:r/>
             <w:r>
+              <w:rPr>
+                <w:sz w:val="18"/>
+              </w:rPr>
               <w:t>460s</w:t>
             </w:r>
           </w:p>
@@ -3984,7 +3353,8 @@
     <w:p/>
     <w:p>
       <w:pPr>
-        <w:spacing w:after="120" w:line="360" w:lineRule="auto"/>
+        <w:spacing w:line="360" w:lineRule="auto" w:after="60"/>
+        <w:ind w:firstLine="420"/>
       </w:pPr>
       <w:r>
         <w:t>V20基线（上一版本YLYW Agent）在本实验中作为动作执行后端——v4.0不修改Agent的导航/操作能力，只替换卦象涌现模块。</w:t>
@@ -3992,20 +3362,19 @@
     </w:p>
     <w:p>
       <w:pPr>
-        <w:pStyle w:val="Heading4"/>
+        <w:spacing w:line="360" w:lineRule="auto" w:after="60"/>
+        <w:ind w:firstLine="420"/>
       </w:pPr>
       <w:r>
-        <w:t>4.2.3 涌现卦象分布</w:t>
+        <w:t>#### 4.2.3 涌现卦象分布</w:t>
       </w:r>
     </w:p>
     <w:p>
       <w:pPr>
-        <w:spacing w:after="120" w:line="360" w:lineRule="auto"/>
+        <w:spacing w:line="360" w:lineRule="auto" w:after="60"/>
+        <w:ind w:firstLine="420"/>
       </w:pPr>
       <w:r>
-        <w:rPr>
-          <w:b/>
-        </w:rPr>
         <w:t>**表5：134个任务涌现卦象分布**</w:t>
       </w:r>
     </w:p>
@@ -4029,9 +3398,14 @@
             <w:tcW w:type="dxa" w:w="1727"/>
           </w:tcPr>
           <w:p>
+            <w:pPr>
+              <w:jc w:val="center"/>
+            </w:pPr>
+            <w:r/>
             <w:r>
               <w:rPr>
                 <w:b/>
+                <w:sz w:val="18"/>
               </w:rPr>
               <w:t>涌现卦</w:t>
             </w:r>
@@ -4042,9 +3416,14 @@
             <w:tcW w:type="dxa" w:w="1727"/>
           </w:tcPr>
           <w:p>
+            <w:pPr>
+              <w:jc w:val="center"/>
+            </w:pPr>
+            <w:r/>
             <w:r>
               <w:rPr>
                 <w:b/>
+                <w:sz w:val="18"/>
               </w:rPr>
               <w:t>出现次数</w:t>
             </w:r>
@@ -4055,9 +3434,14 @@
             <w:tcW w:type="dxa" w:w="1727"/>
           </w:tcPr>
           <w:p>
+            <w:pPr>
+              <w:jc w:val="center"/>
+            </w:pPr>
+            <w:r/>
             <w:r>
               <w:rPr>
                 <w:b/>
+                <w:sz w:val="18"/>
               </w:rPr>
               <w:t>占比</w:t>
             </w:r>
@@ -4068,9 +3452,14 @@
             <w:tcW w:type="dxa" w:w="1727"/>
           </w:tcPr>
           <w:p>
+            <w:pPr>
+              <w:jc w:val="center"/>
+            </w:pPr>
+            <w:r/>
             <w:r>
               <w:rPr>
                 <w:b/>
+                <w:sz w:val="18"/>
               </w:rPr>
               <w:t>成功率</w:t>
             </w:r>
@@ -4081,9 +3470,14 @@
             <w:tcW w:type="dxa" w:w="1727"/>
           </w:tcPr>
           <w:p>
+            <w:pPr>
+              <w:jc w:val="center"/>
+            </w:pPr>
+            <w:r/>
             <w:r>
               <w:rPr>
                 <w:b/>
+                <w:sz w:val="18"/>
               </w:rPr>
               <w:t>典型任务类型</w:t>
             </w:r>
@@ -4096,7 +3490,11 @@
             <w:tcW w:type="dxa" w:w="1727"/>
           </w:tcPr>
           <w:p>
+            <w:r/>
             <w:r>
+              <w:rPr>
+                <w:sz w:val="18"/>
+              </w:rPr>
               <w:t>姤(卦44)</w:t>
             </w:r>
           </w:p>
@@ -4106,7 +3504,11 @@
             <w:tcW w:type="dxa" w:w="1727"/>
           </w:tcPr>
           <w:p>
+            <w:r/>
             <w:r>
+              <w:rPr>
+                <w:sz w:val="18"/>
+              </w:rPr>
               <w:t>**113**</w:t>
             </w:r>
           </w:p>
@@ -4116,7 +3518,11 @@
             <w:tcW w:type="dxa" w:w="1727"/>
           </w:tcPr>
           <w:p>
+            <w:r/>
             <w:r>
+              <w:rPr>
+                <w:sz w:val="18"/>
+              </w:rPr>
               <w:t>**84.3%**</w:t>
             </w:r>
           </w:p>
@@ -4126,7 +3532,11 @@
             <w:tcW w:type="dxa" w:w="1727"/>
           </w:tcPr>
           <w:p>
+            <w:r/>
             <w:r>
+              <w:rPr>
+                <w:sz w:val="18"/>
+              </w:rPr>
               <w:t>98%</w:t>
             </w:r>
           </w:p>
@@ -4136,7 +3546,11 @@
             <w:tcW w:type="dxa" w:w="1727"/>
           </w:tcPr>
           <w:p>
+            <w:r/>
             <w:r>
+              <w:rPr>
+                <w:sz w:val="18"/>
+              </w:rPr>
               <w:t>清洗、放置、温度操作</w:t>
             </w:r>
           </w:p>
@@ -4148,7 +3562,11 @@
             <w:tcW w:type="dxa" w:w="1727"/>
           </w:tcPr>
           <w:p>
+            <w:r/>
             <w:r>
+              <w:rPr>
+                <w:sz w:val="18"/>
+              </w:rPr>
               <w:t>节(卦60)</w:t>
             </w:r>
           </w:p>
@@ -4158,7 +3576,11 @@
             <w:tcW w:type="dxa" w:w="1727"/>
           </w:tcPr>
           <w:p>
+            <w:r/>
             <w:r>
+              <w:rPr>
+                <w:sz w:val="18"/>
+              </w:rPr>
               <w:t>7</w:t>
             </w:r>
           </w:p>
@@ -4168,7 +3590,11 @@
             <w:tcW w:type="dxa" w:w="1727"/>
           </w:tcPr>
           <w:p>
+            <w:r/>
             <w:r>
+              <w:rPr>
+                <w:sz w:val="18"/>
+              </w:rPr>
               <w:t>5.2%</w:t>
             </w:r>
           </w:p>
@@ -4178,7 +3604,11 @@
             <w:tcW w:type="dxa" w:w="1727"/>
           </w:tcPr>
           <w:p>
+            <w:r/>
             <w:r>
+              <w:rPr>
+                <w:sz w:val="18"/>
+              </w:rPr>
               <w:t>100%</w:t>
             </w:r>
           </w:p>
@@ -4188,7 +3618,11 @@
             <w:tcW w:type="dxa" w:w="1727"/>
           </w:tcPr>
           <w:p>
+            <w:r/>
             <w:r>
+              <w:rPr>
+                <w:sz w:val="18"/>
+              </w:rPr>
               <w:t>精密物体操作(钥匙/盐罐)</w:t>
             </w:r>
           </w:p>
@@ -4200,7 +3634,11 @@
             <w:tcW w:type="dxa" w:w="1727"/>
           </w:tcPr>
           <w:p>
+            <w:r/>
             <w:r>
+              <w:rPr>
+                <w:sz w:val="18"/>
+              </w:rPr>
               <w:t>蒙(卦4)</w:t>
             </w:r>
           </w:p>
@@ -4210,7 +3648,11 @@
             <w:tcW w:type="dxa" w:w="1727"/>
           </w:tcPr>
           <w:p>
+            <w:r/>
             <w:r>
+              <w:rPr>
+                <w:sz w:val="18"/>
+              </w:rPr>
               <w:t>6</w:t>
             </w:r>
           </w:p>
@@ -4220,7 +3662,11 @@
             <w:tcW w:type="dxa" w:w="1727"/>
           </w:tcPr>
           <w:p>
+            <w:r/>
             <w:r>
+              <w:rPr>
+                <w:sz w:val="18"/>
+              </w:rPr>
               <w:t>4.5%</w:t>
             </w:r>
           </w:p>
@@ -4230,7 +3676,11 @@
             <w:tcW w:type="dxa" w:w="1727"/>
           </w:tcPr>
           <w:p>
+            <w:r/>
             <w:r>
+              <w:rPr>
+                <w:sz w:val="18"/>
+              </w:rPr>
               <w:t>100%</w:t>
             </w:r>
           </w:p>
@@ -4240,7 +3690,11 @@
             <w:tcW w:type="dxa" w:w="1727"/>
           </w:tcPr>
           <w:p>
+            <w:r/>
             <w:r>
+              <w:rPr>
+                <w:sz w:val="18"/>
+              </w:rPr>
               <w:t>加热/冷却食物</w:t>
             </w:r>
           </w:p>
@@ -4252,7 +3706,11 @@
             <w:tcW w:type="dxa" w:w="1727"/>
           </w:tcPr>
           <w:p>
+            <w:r/>
             <w:r>
+              <w:rPr>
+                <w:sz w:val="18"/>
+              </w:rPr>
               <w:t>益(卦42)</w:t>
             </w:r>
           </w:p>
@@ -4262,7 +3720,11 @@
             <w:tcW w:type="dxa" w:w="1727"/>
           </w:tcPr>
           <w:p>
+            <w:r/>
             <w:r>
+              <w:rPr>
+                <w:sz w:val="18"/>
+              </w:rPr>
               <w:t>5</w:t>
             </w:r>
           </w:p>
@@ -4272,7 +3734,11 @@
             <w:tcW w:type="dxa" w:w="1727"/>
           </w:tcPr>
           <w:p>
+            <w:r/>
             <w:r>
+              <w:rPr>
+                <w:sz w:val="18"/>
+              </w:rPr>
               <w:t>3.7%</w:t>
             </w:r>
           </w:p>
@@ -4282,7 +3748,11 @@
             <w:tcW w:type="dxa" w:w="1727"/>
           </w:tcPr>
           <w:p>
+            <w:r/>
             <w:r>
+              <w:rPr>
+                <w:sz w:val="18"/>
+              </w:rPr>
               <w:t>100%</w:t>
             </w:r>
           </w:p>
@@ -4292,7 +3762,11 @@
             <w:tcW w:type="dxa" w:w="1727"/>
           </w:tcPr>
           <w:p>
+            <w:r/>
             <w:r>
+              <w:rPr>
+                <w:sz w:val="18"/>
+              </w:rPr>
               <w:t>不规则物体(土豆)</w:t>
             </w:r>
           </w:p>
@@ -4304,7 +3778,11 @@
             <w:tcW w:type="dxa" w:w="1727"/>
           </w:tcPr>
           <w:p>
+            <w:r/>
             <w:r>
+              <w:rPr>
+                <w:sz w:val="18"/>
+              </w:rPr>
               <w:t>坤(卦2)</w:t>
             </w:r>
           </w:p>
@@ -4314,7 +3792,11 @@
             <w:tcW w:type="dxa" w:w="1727"/>
           </w:tcPr>
           <w:p>
+            <w:r/>
             <w:r>
+              <w:rPr>
+                <w:sz w:val="18"/>
+              </w:rPr>
               <w:t>3</w:t>
             </w:r>
           </w:p>
@@ -4324,7 +3806,11 @@
             <w:tcW w:type="dxa" w:w="1727"/>
           </w:tcPr>
           <w:p>
+            <w:r/>
             <w:r>
+              <w:rPr>
+                <w:sz w:val="18"/>
+              </w:rPr>
               <w:t>2.2%</w:t>
             </w:r>
           </w:p>
@@ -4334,7 +3820,11 @@
             <w:tcW w:type="dxa" w:w="1727"/>
           </w:tcPr>
           <w:p>
+            <w:r/>
             <w:r>
+              <w:rPr>
+                <w:sz w:val="18"/>
+              </w:rPr>
               <w:t>100%</w:t>
             </w:r>
           </w:p>
@@ -4344,7 +3834,11 @@
             <w:tcW w:type="dxa" w:w="1727"/>
           </w:tcPr>
           <w:p>
+            <w:r/>
             <w:r>
+              <w:rPr>
+                <w:sz w:val="18"/>
+              </w:rPr>
               <w:t>软质物品(布/毛巾)</w:t>
             </w:r>
           </w:p>
@@ -4354,7 +3848,8 @@
     <w:p/>
     <w:p>
       <w:pPr>
-        <w:spacing w:after="120" w:line="360" w:lineRule="auto"/>
+        <w:spacing w:line="360" w:lineRule="auto" w:after="60"/>
+        <w:ind w:firstLine="420"/>
       </w:pPr>
       <w:r>
         <w:t>姤卦以84.3%的压倒性优势成为最常涌现的卦。这并非偶然：</w:t>
@@ -4363,24 +3858,16 @@
     <w:p>
       <w:pPr>
         <w:pStyle w:val="ListBullet"/>
+        <w:spacing w:line="312" w:lineRule="auto"/>
       </w:pPr>
       <w:r>
-        <w:t xml:space="preserve">姤卦的六爻结构为 </w:t>
-      </w:r>
-      <w:r>
-        <w:rPr>
-          <w:rFonts w:ascii="Courier New" w:hAnsi="Courier New"/>
-          <w:sz w:val="18"/>
-        </w:rPr>
-        <w:t>╌───╌─</w:t>
-      </w:r>
-      <w:r>
-        <w:t>（二阴当位得中、五阳当位得中、三对爻相应）</w:t>
+        <w:t>姤卦的六爻结构为 `╌───╌─`（二阴当位得中、五阳当位得中、三对爻相应）</w:t>
       </w:r>
     </w:p>
     <w:p>
       <w:pPr>
         <w:pStyle w:val="ListBullet"/>
+        <w:spacing w:line="312" w:lineRule="auto"/>
       </w:pPr>
       <w:r>
         <w:t>易理评分+9，是64卦中评分最高的卦之一</w:t>
@@ -4389,24 +3876,16 @@
     <w:p>
       <w:pPr>
         <w:pStyle w:val="ListBullet"/>
+        <w:spacing w:line="312" w:lineRule="auto"/>
       </w:pPr>
       <w:r>
-        <w:t xml:space="preserve">其映射的 </w:t>
-      </w:r>
-      <w:r>
-        <w:rPr>
-          <w:rFonts w:ascii="Courier New" w:hAnsi="Courier New"/>
-          <w:sz w:val="18"/>
-        </w:rPr>
-        <w:t>precision_grasp</w:t>
-      </w:r>
-      <w:r>
-        <w:t xml:space="preserve"> 策略适用于ALFWorld中的"清洁→放置"类任务（占任务总数的大部分）</w:t>
+        <w:t>其映射的 `precision_grasp` 策略适用于ALFWorld中的"清洁→放置"类任务（占任务总数的大部分）</w:t>
       </w:r>
     </w:p>
     <w:p>
       <w:pPr>
         <w:pStyle w:val="ListBullet"/>
+        <w:spacing w:line="312" w:lineRule="auto"/>
       </w:pPr>
       <w:r>
         <w:t>ALFWorld V20的任务以物体操作（取、放、洗、冷、热、移动）为主，精密抓取策略通用性最强</w:t>
@@ -4414,27 +3893,20 @@
     </w:p>
     <w:p>
       <w:pPr>
-        <w:pStyle w:val="Heading4"/>
+        <w:spacing w:line="360" w:lineRule="auto" w:after="60"/>
+        <w:ind w:firstLine="420"/>
       </w:pPr>
       <w:r>
-        <w:t>4.2.4 物体-卦象涌现模式</w:t>
+        <w:t>#### 4.2.4 物体-卦象涌现模式</w:t>
       </w:r>
     </w:p>
     <w:p>
       <w:pPr>
-        <w:spacing w:after="120" w:line="360" w:lineRule="auto"/>
+        <w:spacing w:line="360" w:lineRule="auto" w:after="60"/>
+        <w:ind w:firstLine="420"/>
       </w:pPr>
       <w:r>
-        <w:t>不同物体类型自动涌现不同卦象，展示了八卦相荡的</w:t>
-      </w:r>
-      <w:r>
-        <w:rPr>
-          <w:b/>
-        </w:rPr>
-        <w:t>自动区分能力</w:t>
-      </w:r>
-      <w:r>
-        <w:t>：</w:t>
+        <w:t>不同物体类型自动涌现不同卦象，展示了八卦相荡的**自动区分能力**：</w:t>
       </w:r>
     </w:p>
     <w:tbl>
@@ -4457,9 +3929,14 @@
             <w:tcW w:type="dxa" w:w="1727"/>
           </w:tcPr>
           <w:p>
+            <w:pPr>
+              <w:jc w:val="center"/>
+            </w:pPr>
+            <w:r/>
             <w:r>
               <w:rPr>
                 <w:b/>
+                <w:sz w:val="18"/>
               </w:rPr>
               <w:t>物体</w:t>
             </w:r>
@@ -4470,9 +3947,14 @@
             <w:tcW w:type="dxa" w:w="1727"/>
           </w:tcPr>
           <w:p>
+            <w:pPr>
+              <w:jc w:val="center"/>
+            </w:pPr>
+            <w:r/>
             <w:r>
               <w:rPr>
                 <w:b/>
+                <w:sz w:val="18"/>
               </w:rPr>
               <w:t>涌现卦</w:t>
             </w:r>
@@ -4483,9 +3965,14 @@
             <w:tcW w:type="dxa" w:w="1727"/>
           </w:tcPr>
           <w:p>
+            <w:pPr>
+              <w:jc w:val="center"/>
+            </w:pPr>
+            <w:r/>
             <w:r>
               <w:rPr>
                 <w:b/>
+                <w:sz w:val="18"/>
               </w:rPr>
               <w:t>策略</w:t>
             </w:r>
@@ -4496,9 +3983,14 @@
             <w:tcW w:type="dxa" w:w="1727"/>
           </w:tcPr>
           <w:p>
+            <w:pPr>
+              <w:jc w:val="center"/>
+            </w:pPr>
+            <w:r/>
             <w:r>
               <w:rPr>
                 <w:b/>
+                <w:sz w:val="18"/>
               </w:rPr>
               <w:t>物理特性</w:t>
             </w:r>
@@ -4509,9 +4001,14 @@
             <w:tcW w:type="dxa" w:w="1727"/>
           </w:tcPr>
           <w:p>
+            <w:pPr>
+              <w:jc w:val="center"/>
+            </w:pPr>
+            <w:r/>
             <w:r>
               <w:rPr>
                 <w:b/>
+                <w:sz w:val="18"/>
               </w:rPr>
               <w:t>涌现解释</w:t>
             </w:r>
@@ -4524,7 +4021,11 @@
             <w:tcW w:type="dxa" w:w="1727"/>
           </w:tcPr>
           <w:p>
+            <w:r/>
             <w:r>
+              <w:rPr>
+                <w:sz w:val="18"/>
+              </w:rPr>
               <w:t>盘子/碗/杯(硬,轻,光滑)</w:t>
             </w:r>
           </w:p>
@@ -4534,7 +4035,11 @@
             <w:tcW w:type="dxa" w:w="1727"/>
           </w:tcPr>
           <w:p>
+            <w:r/>
             <w:r>
+              <w:rPr>
+                <w:sz w:val="18"/>
+              </w:rPr>
               <w:t>姤</w:t>
             </w:r>
           </w:p>
@@ -4544,7 +4049,11 @@
             <w:tcW w:type="dxa" w:w="1727"/>
           </w:tcPr>
           <w:p>
+            <w:r/>
             <w:r>
+              <w:rPr>
+                <w:sz w:val="18"/>
+              </w:rPr>
               <w:t>precision_grasp</w:t>
             </w:r>
           </w:p>
@@ -4554,7 +4063,11 @@
             <w:tcW w:type="dxa" w:w="1727"/>
           </w:tcPr>
           <w:p>
+            <w:r/>
             <w:r>
+              <w:rPr>
+                <w:sz w:val="18"/>
+              </w:rPr>
               <w:t>硬度0.65,粗糙0.20,规整0.80</w:t>
             </w:r>
           </w:p>
@@ -4564,7 +4077,11 @@
             <w:tcW w:type="dxa" w:w="1727"/>
           </w:tcPr>
           <w:p>
+            <w:r/>
             <w:r>
+              <w:rPr>
+                <w:sz w:val="18"/>
+              </w:rPr>
               <w:t>精密操作最优</w:t>
             </w:r>
           </w:p>
@@ -4576,7 +4093,11 @@
             <w:tcW w:type="dxa" w:w="1727"/>
           </w:tcPr>
           <w:p>
+            <w:r/>
             <w:r>
+              <w:rPr>
+                <w:sz w:val="18"/>
+              </w:rPr>
               <w:t>布/毛巾(软,粗糙)</w:t>
             </w:r>
           </w:p>
@@ -4586,7 +4107,11 @@
             <w:tcW w:type="dxa" w:w="1727"/>
           </w:tcPr>
           <w:p>
+            <w:r/>
             <w:r>
+              <w:rPr>
+                <w:sz w:val="18"/>
+              </w:rPr>
               <w:t>**坤**</w:t>
             </w:r>
           </w:p>
@@ -4596,7 +4121,11 @@
             <w:tcW w:type="dxa" w:w="1727"/>
           </w:tcPr>
           <w:p>
+            <w:r/>
             <w:r>
+              <w:rPr>
+                <w:sz w:val="18"/>
+              </w:rPr>
               <w:t>soft_grasp</w:t>
             </w:r>
           </w:p>
@@ -4606,7 +4135,11 @@
             <w:tcW w:type="dxa" w:w="1727"/>
           </w:tcPr>
           <w:p>
+            <w:r/>
             <w:r>
+              <w:rPr>
+                <w:sz w:val="18"/>
+              </w:rPr>
               <w:t>硬度0.10,粗糙0.70,纹理0.80</w:t>
             </w:r>
           </w:p>
@@ -4616,7 +4149,11 @@
             <w:tcW w:type="dxa" w:w="1727"/>
           </w:tcPr>
           <w:p>
+            <w:r/>
             <w:r>
+              <w:rPr>
+                <w:sz w:val="18"/>
+              </w:rPr>
               <w:t>坤为柔、为顺</w:t>
             </w:r>
           </w:p>
@@ -4628,7 +4165,11 @@
             <w:tcW w:type="dxa" w:w="1727"/>
           </w:tcPr>
           <w:p>
+            <w:r/>
             <w:r>
+              <w:rPr>
+                <w:sz w:val="18"/>
+              </w:rPr>
               <w:t>土豆(中等硬,粗糙)</w:t>
             </w:r>
           </w:p>
@@ -4638,7 +4179,11 @@
             <w:tcW w:type="dxa" w:w="1727"/>
           </w:tcPr>
           <w:p>
+            <w:r/>
             <w:r>
+              <w:rPr>
+                <w:sz w:val="18"/>
+              </w:rPr>
               <w:t>**益**</w:t>
             </w:r>
           </w:p>
@@ -4648,7 +4193,11 @@
             <w:tcW w:type="dxa" w:w="1727"/>
           </w:tcPr>
           <w:p>
+            <w:r/>
             <w:r>
+              <w:rPr>
+                <w:sz w:val="18"/>
+              </w:rPr>
               <w:t>adaptive_grasp</w:t>
             </w:r>
           </w:p>
@@ -4658,7 +4207,11 @@
             <w:tcW w:type="dxa" w:w="1727"/>
           </w:tcPr>
           <w:p>
+            <w:r/>
             <w:r>
+              <w:rPr>
+                <w:sz w:val="18"/>
+              </w:rPr>
               <w:t>硬度0.60,粗糙0.70,形状0.60</w:t>
             </w:r>
           </w:p>
@@ -4668,7 +4221,11 @@
             <w:tcW w:type="dxa" w:w="1727"/>
           </w:tcPr>
           <w:p>
+            <w:r/>
             <w:r>
+              <w:rPr>
+                <w:sz w:val="18"/>
+              </w:rPr>
               <w:t>不规则,需自适应</w:t>
             </w:r>
           </w:p>
@@ -4680,7 +4237,11 @@
             <w:tcW w:type="dxa" w:w="1727"/>
           </w:tcPr>
           <w:p>
+            <w:r/>
             <w:r>
+              <w:rPr>
+                <w:sz w:val="18"/>
+              </w:rPr>
               <w:t>蛋/易碎品(轻,脆)</w:t>
             </w:r>
           </w:p>
@@ -4690,7 +4251,11 @@
             <w:tcW w:type="dxa" w:w="1727"/>
           </w:tcPr>
           <w:p>
+            <w:r/>
             <w:r>
+              <w:rPr>
+                <w:sz w:val="18"/>
+              </w:rPr>
               <w:t>**蒙**</w:t>
             </w:r>
           </w:p>
@@ -4700,7 +4265,11 @@
             <w:tcW w:type="dxa" w:w="1727"/>
           </w:tcPr>
           <w:p>
+            <w:r/>
             <w:r>
+              <w:rPr>
+                <w:sz w:val="18"/>
+              </w:rPr>
               <w:t>soft_grasp</w:t>
             </w:r>
           </w:p>
@@ -4710,7 +4279,11 @@
             <w:tcW w:type="dxa" w:w="1727"/>
           </w:tcPr>
           <w:p>
+            <w:r/>
             <w:r>
+              <w:rPr>
+                <w:sz w:val="18"/>
+              </w:rPr>
               <w:t>硬度0.10,轻0.10</w:t>
             </w:r>
           </w:p>
@@ -4720,7 +4293,11 @@
             <w:tcW w:type="dxa" w:w="1727"/>
           </w:tcPr>
           <w:p>
+            <w:r/>
             <w:r>
+              <w:rPr>
+                <w:sz w:val="18"/>
+              </w:rPr>
               <w:t>蒙以养正=温柔处理</w:t>
             </w:r>
           </w:p>
@@ -4732,7 +4309,11 @@
             <w:tcW w:type="dxa" w:w="1727"/>
           </w:tcPr>
           <w:p>
+            <w:r/>
             <w:r>
+              <w:rPr>
+                <w:sz w:val="18"/>
+              </w:rPr>
               <w:t>钥匙/碟片(硬,小)</w:t>
             </w:r>
           </w:p>
@@ -4742,7 +4323,11 @@
             <w:tcW w:type="dxa" w:w="1727"/>
           </w:tcPr>
           <w:p>
+            <w:r/>
             <w:r>
+              <w:rPr>
+                <w:sz w:val="18"/>
+              </w:rPr>
               <w:t>**节/涣**</w:t>
             </w:r>
           </w:p>
@@ -4752,7 +4337,11 @@
             <w:tcW w:type="dxa" w:w="1727"/>
           </w:tcPr>
           <w:p>
+            <w:r/>
             <w:r>
+              <w:rPr>
+                <w:sz w:val="18"/>
+              </w:rPr>
               <w:t>power_grasp</w:t>
             </w:r>
           </w:p>
@@ -4762,7 +4351,11 @@
             <w:tcW w:type="dxa" w:w="1727"/>
           </w:tcPr>
           <w:p>
+            <w:r/>
             <w:r>
+              <w:rPr>
+                <w:sz w:val="18"/>
+              </w:rPr>
               <w:t>硬度0.80,小0.03</w:t>
             </w:r>
           </w:p>
@@ -4772,7 +4365,11 @@
             <w:tcW w:type="dxa" w:w="1727"/>
           </w:tcPr>
           <w:p>
+            <w:r/>
             <w:r>
+              <w:rPr>
+                <w:sz w:val="18"/>
+              </w:rPr>
               <w:t>节为节度=精密控制</w:t>
             </w:r>
           </w:p>
@@ -4784,7 +4381,11 @@
             <w:tcW w:type="dxa" w:w="1727"/>
           </w:tcPr>
           <w:p>
+            <w:r/>
             <w:r>
+              <w:rPr>
+                <w:sz w:val="18"/>
+              </w:rPr>
               <w:t>盐罐(中等)</w:t>
             </w:r>
           </w:p>
@@ -4794,7 +4395,11 @@
             <w:tcW w:type="dxa" w:w="1727"/>
           </w:tcPr>
           <w:p>
+            <w:r/>
             <w:r>
+              <w:rPr>
+                <w:sz w:val="18"/>
+              </w:rPr>
               <w:t>姤</w:t>
             </w:r>
           </w:p>
@@ -4804,7 +4409,11 @@
             <w:tcW w:type="dxa" w:w="1727"/>
           </w:tcPr>
           <w:p>
+            <w:r/>
             <w:r>
+              <w:rPr>
+                <w:sz w:val="18"/>
+              </w:rPr>
               <w:t>precision_grasp</w:t>
             </w:r>
           </w:p>
@@ -4814,7 +4423,11 @@
             <w:tcW w:type="dxa" w:w="1727"/>
           </w:tcPr>
           <w:p>
+            <w:r/>
             <w:r>
+              <w:rPr>
+                <w:sz w:val="18"/>
+              </w:rPr>
               <w:t>通用操作</w:t>
             </w:r>
           </w:p>
@@ -4824,7 +4437,11 @@
             <w:tcW w:type="dxa" w:w="1727"/>
           </w:tcPr>
           <w:p>
+            <w:r/>
             <w:r>
+              <w:rPr>
+                <w:sz w:val="18"/>
+              </w:rPr>
               <w:t>通用涌现</w:t>
             </w:r>
           </w:p>
@@ -4834,22 +4451,17 @@
     <w:p/>
     <w:p>
       <w:pPr>
-        <w:spacing w:after="120" w:line="360" w:lineRule="auto"/>
-      </w:pPr>
-      <w:r/>
+        <w:spacing w:line="360" w:lineRule="auto" w:after="60"/>
+        <w:ind w:firstLine="420"/>
+      </w:pPr>
       <w:r>
-        <w:rPr>
-          <w:b/>
-        </w:rPr>
-        <w:t>关键发现：物体→卦象的涌现不是随机的，而是由物理特征通过 $U_{\text{摩}}$ 干涉后自动决定的</w:t>
-      </w:r>
-      <w:r>
-        <w:t>：</w:t>
+        <w:t>**关键发现：物体→卦象的涌现不是随机的，而是由物理特征通过 U[摩] 干涉后自动决定的**：</w:t>
       </w:r>
     </w:p>
     <w:p>
       <w:pPr>
         <w:pStyle w:val="ListBullet"/>
+        <w:spacing w:line="312" w:lineRule="auto"/>
       </w:pPr>
       <w:r>
         <w:t>软质物体→坤卦：坤为柔顺，对应soft_grasp</w:t>
@@ -4858,6 +4470,7 @@
     <w:p>
       <w:pPr>
         <w:pStyle w:val="ListBullet"/>
+        <w:spacing w:line="312" w:lineRule="auto"/>
       </w:pPr>
       <w:r>
         <w:t>不规则物体→益卦：益为增益应变，对应adaptive_grasp</w:t>
@@ -4866,6 +4479,7 @@
     <w:p>
       <w:pPr>
         <w:pStyle w:val="ListBullet"/>
+        <w:spacing w:line="312" w:lineRule="auto"/>
       </w:pPr>
       <w:r>
         <w:t>精密小物→节卦：节为节度，对应cautious_grasp</w:t>
@@ -4874,6 +4488,7 @@
     <w:p>
       <w:pPr>
         <w:pStyle w:val="ListBullet"/>
+        <w:spacing w:line="312" w:lineRule="auto"/>
       </w:pPr>
       <w:r>
         <w:t>通用物体→姤卦：姤为遇合，对应precision_grasp</w:t>
@@ -4881,15 +4496,17 @@
     </w:p>
     <w:p>
       <w:pPr>
-        <w:pStyle w:val="Heading4"/>
+        <w:spacing w:line="360" w:lineRule="auto" w:after="60"/>
+        <w:ind w:firstLine="420"/>
       </w:pPr>
       <w:r>
-        <w:t>4.2.5 v4.0八卦相荡指标分析</w:t>
+        <w:t>#### 4.2.5 v4.0八卦相荡指标分析</w:t>
       </w:r>
     </w:p>
     <w:p>
       <w:pPr>
-        <w:spacing w:after="120" w:line="360" w:lineRule="auto"/>
+        <w:spacing w:line="360" w:lineRule="auto" w:after="60"/>
+        <w:ind w:firstLine="420"/>
       </w:pPr>
       <w:r>
         <w:t>对134个任务，v4.0的八卦相荡指标统计如下：</w:t>
@@ -4903,23 +4520,25 @@
         <w:tblLook w:firstColumn="1" w:firstRow="1" w:lastColumn="0" w:lastRow="0" w:noHBand="0" w:noVBand="1" w:val="04A0"/>
       </w:tblPr>
       <w:tblGrid>
-        <w:gridCol w:w="1233"/>
-        <w:gridCol w:w="1233"/>
-        <w:gridCol w:w="1233"/>
-        <w:gridCol w:w="1233"/>
-        <w:gridCol w:w="1233"/>
-        <w:gridCol w:w="1233"/>
-        <w:gridCol w:w="1233"/>
+        <w:gridCol w:w="2158"/>
+        <w:gridCol w:w="2158"/>
+        <w:gridCol w:w="2158"/>
+        <w:gridCol w:w="2158"/>
       </w:tblGrid>
       <w:tr>
         <w:tc>
           <w:tcPr>
-            <w:tcW w:type="dxa" w:w="1233"/>
+            <w:tcW w:type="dxa" w:w="2158"/>
           </w:tcPr>
           <w:p>
+            <w:pPr>
+              <w:jc w:val="center"/>
+            </w:pPr>
+            <w:r/>
             <w:r>
               <w:rPr>
                 <w:b/>
+                <w:sz w:val="18"/>
               </w:rPr>
               <w:t>指标</w:t>
             </w:r>
@@ -4927,12 +4546,17 @@
         </w:tc>
         <w:tc>
           <w:tcPr>
-            <w:tcW w:type="dxa" w:w="1233"/>
+            <w:tcW w:type="dxa" w:w="2158"/>
           </w:tcPr>
           <w:p>
+            <w:pPr>
+              <w:jc w:val="center"/>
+            </w:pPr>
+            <w:r/>
             <w:r>
               <w:rPr>
                 <w:b/>
+                <w:sz w:val="18"/>
               </w:rPr>
               <w:t>均值</w:t>
             </w:r>
@@ -4940,12 +4564,17 @@
         </w:tc>
         <w:tc>
           <w:tcPr>
-            <w:tcW w:type="dxa" w:w="1233"/>
+            <w:tcW w:type="dxa" w:w="2158"/>
           </w:tcPr>
           <w:p>
+            <w:pPr>
+              <w:jc w:val="center"/>
+            </w:pPr>
+            <w:r/>
             <w:r>
               <w:rPr>
                 <w:b/>
+                <w:sz w:val="18"/>
               </w:rPr>
               <w:t>最小</w:t>
             </w:r>
@@ -4953,100 +4582,19 @@
         </w:tc>
         <w:tc>
           <w:tcPr>
-            <w:tcW w:type="dxa" w:w="1233"/>
+            <w:tcW w:type="dxa" w:w="2158"/>
           </w:tcPr>
           <w:p>
+            <w:pPr>
+              <w:jc w:val="center"/>
+            </w:pPr>
+            <w:r/>
             <w:r>
               <w:rPr>
                 <w:b/>
+                <w:sz w:val="18"/>
               </w:rPr>
               <w:t>最大</w:t>
-            </w:r>
-          </w:p>
-        </w:tc>
-        <w:tc>
-          <w:tcPr>
-            <w:tcW w:type="dxa" w:w="1233"/>
-          </w:tcPr>
-          <w:p/>
-        </w:tc>
-        <w:tc>
-          <w:tcPr>
-            <w:tcW w:type="dxa" w:w="1233"/>
-          </w:tcPr>
-          <w:p/>
-        </w:tc>
-        <w:tc>
-          <w:tcPr>
-            <w:tcW w:type="dxa" w:w="1233"/>
-          </w:tcPr>
-          <w:p/>
-        </w:tc>
-      </w:tr>
-      <w:tr>
-        <w:tc>
-          <w:tcPr>
-            <w:tcW w:type="dxa" w:w="1233"/>
-          </w:tcPr>
-          <w:p>
-            <w:r>
-              <w:t>上卦相荡后变化量</w:t>
-            </w:r>
-          </w:p>
-        </w:tc>
-        <w:tc>
-          <w:tcPr>
-            <w:tcW w:type="dxa" w:w="1233"/>
-          </w:tcPr>
-          <w:p>
-            <w:r/>
-          </w:p>
-        </w:tc>
-        <w:tc>
-          <w:tcPr>
-            <w:tcW w:type="dxa" w:w="1233"/>
-          </w:tcPr>
-          <w:p>
-            <w:r>
-              <w:t>$\Delta\psi_{\text{上}}$</w:t>
-            </w:r>
-          </w:p>
-        </w:tc>
-        <w:tc>
-          <w:tcPr>
-            <w:tcW w:type="dxa" w:w="1233"/>
-          </w:tcPr>
-          <w:p>
-            <w:r/>
-          </w:p>
-        </w:tc>
-        <w:tc>
-          <w:tcPr>
-            <w:tcW w:type="dxa" w:w="1233"/>
-          </w:tcPr>
-          <w:p>
-            <w:r>
-              <w:t>**1.302**</w:t>
-            </w:r>
-          </w:p>
-        </w:tc>
-        <w:tc>
-          <w:tcPr>
-            <w:tcW w:type="dxa" w:w="1233"/>
-          </w:tcPr>
-          <w:p>
-            <w:r>
-              <w:t>1.200</w:t>
-            </w:r>
-          </w:p>
-        </w:tc>
-        <w:tc>
-          <w:tcPr>
-            <w:tcW w:type="dxa" w:w="1233"/>
-          </w:tcPr>
-          <w:p>
-            <w:r>
-              <w:t>1.335</w:t>
             </w:r>
           </w:p>
         </w:tc>
@@ -5054,67 +4602,55 @@
       <w:tr>
         <w:tc>
           <w:tcPr>
-            <w:tcW w:type="dxa" w:w="1233"/>
+            <w:tcW w:type="dxa" w:w="2158"/>
           </w:tcPr>
           <w:p>
+            <w:r/>
             <w:r>
-              <w:t>下卦相荡后变化量</w:t>
+              <w:rPr>
+                <w:sz w:val="18"/>
+              </w:rPr>
+              <w:t>上卦相荡后变化量</w:t>
             </w:r>
           </w:p>
         </w:tc>
         <w:tc>
           <w:tcPr>
-            <w:tcW w:type="dxa" w:w="1233"/>
+            <w:tcW w:type="dxa" w:w="2158"/>
           </w:tcPr>
           <w:p>
             <w:r/>
-          </w:p>
-        </w:tc>
-        <w:tc>
-          <w:tcPr>
-            <w:tcW w:type="dxa" w:w="1233"/>
-          </w:tcPr>
-          <w:p>
             <w:r>
-              <w:t>$\Delta\psi_{\text{下}}$</w:t>
+              <w:rPr>
+                <w:sz w:val="18"/>
+              </w:rPr>
             </w:r>
           </w:p>
         </w:tc>
         <w:tc>
           <w:tcPr>
-            <w:tcW w:type="dxa" w:w="1233"/>
+            <w:tcW w:type="dxa" w:w="2158"/>
           </w:tcPr>
           <w:p>
             <w:r/>
-          </w:p>
-        </w:tc>
-        <w:tc>
-          <w:tcPr>
-            <w:tcW w:type="dxa" w:w="1233"/>
-          </w:tcPr>
-          <w:p>
             <w:r>
-              <w:t>**1.383**</w:t>
+              <w:rPr>
+                <w:sz w:val="18"/>
+              </w:rPr>
+              <w:t>$\Delta\psi_{\text{上}}$</w:t>
             </w:r>
           </w:p>
         </w:tc>
         <w:tc>
           <w:tcPr>
-            <w:tcW w:type="dxa" w:w="1233"/>
+            <w:tcW w:type="dxa" w:w="2158"/>
           </w:tcPr>
           <w:p>
+            <w:r/>
             <w:r>
-              <w:t>1.297</w:t>
-            </w:r>
-          </w:p>
-        </w:tc>
-        <w:tc>
-          <w:tcPr>
-            <w:tcW w:type="dxa" w:w="1233"/>
-          </w:tcPr>
-          <w:p>
-            <w:r>
-              <w:t>1.485</w:t>
+              <w:rPr>
+                <w:sz w:val="18"/>
+              </w:rPr>
             </w:r>
           </w:p>
         </w:tc>
@@ -5122,146 +4658,184 @@
       <w:tr>
         <w:tc>
           <w:tcPr>
-            <w:tcW w:type="dxa" w:w="1233"/>
+            <w:tcW w:type="dxa" w:w="2158"/>
           </w:tcPr>
           <w:p>
+            <w:r/>
             <w:r>
+              <w:rPr>
+                <w:sz w:val="18"/>
+              </w:rPr>
+              <w:t>下卦相荡后变化量</w:t>
+            </w:r>
+          </w:p>
+        </w:tc>
+        <w:tc>
+          <w:tcPr>
+            <w:tcW w:type="dxa" w:w="2158"/>
+          </w:tcPr>
+          <w:p>
+            <w:r/>
+            <w:r>
+              <w:rPr>
+                <w:sz w:val="18"/>
+              </w:rPr>
+            </w:r>
+          </w:p>
+        </w:tc>
+        <w:tc>
+          <w:tcPr>
+            <w:tcW w:type="dxa" w:w="2158"/>
+          </w:tcPr>
+          <w:p>
+            <w:r/>
+            <w:r>
+              <w:rPr>
+                <w:sz w:val="18"/>
+              </w:rPr>
+              <w:t>$\Delta\psi_{\text{下}}$</w:t>
+            </w:r>
+          </w:p>
+        </w:tc>
+        <w:tc>
+          <w:tcPr>
+            <w:tcW w:type="dxa" w:w="2158"/>
+          </w:tcPr>
+          <w:p>
+            <w:r/>
+            <w:r>
+              <w:rPr>
+                <w:sz w:val="18"/>
+              </w:rPr>
+            </w:r>
+          </w:p>
+        </w:tc>
+      </w:tr>
+      <w:tr>
+        <w:tc>
+          <w:tcPr>
+            <w:tcW w:type="dxa" w:w="2158"/>
+          </w:tcPr>
+          <w:p>
+            <w:r/>
+            <w:r>
+              <w:rPr>
+                <w:sz w:val="18"/>
+              </w:rPr>
               <w:t>吉卦初始概率</w:t>
             </w:r>
           </w:p>
         </w:tc>
         <w:tc>
           <w:tcPr>
-            <w:tcW w:type="dxa" w:w="1233"/>
+            <w:tcW w:type="dxa" w:w="2158"/>
           </w:tcPr>
           <w:p>
+            <w:r/>
             <w:r>
+              <w:rPr>
+                <w:sz w:val="18"/>
+              </w:rPr>
               <w:t>82.7%</w:t>
             </w:r>
           </w:p>
         </w:tc>
         <w:tc>
           <w:tcPr>
-            <w:tcW w:type="dxa" w:w="1233"/>
+            <w:tcW w:type="dxa" w:w="2158"/>
           </w:tcPr>
           <w:p>
+            <w:r/>
             <w:r>
+              <w:rPr>
+                <w:sz w:val="18"/>
+              </w:rPr>
               <w:t>51.9%</w:t>
             </w:r>
           </w:p>
         </w:tc>
         <w:tc>
           <w:tcPr>
-            <w:tcW w:type="dxa" w:w="1233"/>
+            <w:tcW w:type="dxa" w:w="2158"/>
           </w:tcPr>
           <w:p>
+            <w:r/>
             <w:r>
+              <w:rPr>
+                <w:sz w:val="18"/>
+              </w:rPr>
               <w:t>97.5%</w:t>
             </w:r>
           </w:p>
-        </w:tc>
-        <w:tc>
-          <w:tcPr>
-            <w:tcW w:type="dxa" w:w="1233"/>
-          </w:tcPr>
-          <w:p/>
-        </w:tc>
-        <w:tc>
-          <w:tcPr>
-            <w:tcW w:type="dxa" w:w="1233"/>
-          </w:tcPr>
-          <w:p/>
-        </w:tc>
-        <w:tc>
-          <w:tcPr>
-            <w:tcW w:type="dxa" w:w="1233"/>
-          </w:tcPr>
-          <w:p/>
         </w:tc>
       </w:tr>
       <w:tr>
         <w:tc>
           <w:tcPr>
-            <w:tcW w:type="dxa" w:w="1233"/>
+            <w:tcW w:type="dxa" w:w="2158"/>
           </w:tcPr>
           <w:p>
+            <w:r/>
             <w:r>
+              <w:rPr>
+                <w:sz w:val="18"/>
+              </w:rPr>
               <w:t>吉卦相荡后概率</w:t>
             </w:r>
           </w:p>
         </w:tc>
         <w:tc>
           <w:tcPr>
-            <w:tcW w:type="dxa" w:w="1233"/>
+            <w:tcW w:type="dxa" w:w="2158"/>
           </w:tcPr>
           <w:p>
+            <w:r/>
             <w:r>
+              <w:rPr>
+                <w:sz w:val="18"/>
+              </w:rPr>
               <w:t>78.1%</w:t>
             </w:r>
           </w:p>
         </w:tc>
         <w:tc>
           <w:tcPr>
-            <w:tcW w:type="dxa" w:w="1233"/>
+            <w:tcW w:type="dxa" w:w="2158"/>
           </w:tcPr>
           <w:p>
+            <w:r/>
             <w:r>
+              <w:rPr>
+                <w:sz w:val="18"/>
+              </w:rPr>
               <w:t>64.9%</w:t>
             </w:r>
           </w:p>
         </w:tc>
         <w:tc>
           <w:tcPr>
-            <w:tcW w:type="dxa" w:w="1233"/>
+            <w:tcW w:type="dxa" w:w="2158"/>
           </w:tcPr>
           <w:p>
+            <w:r/>
             <w:r>
+              <w:rPr>
+                <w:sz w:val="18"/>
+              </w:rPr>
               <w:t>84.4%</w:t>
             </w:r>
           </w:p>
-        </w:tc>
-        <w:tc>
-          <w:tcPr>
-            <w:tcW w:type="dxa" w:w="1233"/>
-          </w:tcPr>
-          <w:p/>
-        </w:tc>
-        <w:tc>
-          <w:tcPr>
-            <w:tcW w:type="dxa" w:w="1233"/>
-          </w:tcPr>
-          <w:p/>
-        </w:tc>
-        <w:tc>
-          <w:tcPr>
-            <w:tcW w:type="dxa" w:w="1233"/>
-          </w:tcPr>
-          <w:p/>
         </w:tc>
       </w:tr>
     </w:tbl>
     <w:p/>
     <w:p>
       <w:pPr>
-        <w:spacing w:after="120" w:line="360" w:lineRule="auto"/>
-      </w:pPr>
-      <w:r/>
+        <w:spacing w:line="360" w:lineRule="auto" w:after="60"/>
+        <w:ind w:firstLine="420"/>
+      </w:pPr>
       <w:r>
-        <w:rPr>
-          <w:b/>
-        </w:rPr>
-        <w:t>下卦干涉(1.383)始终强于上卦干涉(1.302)</w:t>
-      </w:r>
-      <w:r>
-        <w:t>，与离线实验结论一致——隐性物理特征（粗糙度、形状规整度、纹理）在八卦相荡中受干涉更强。</w:t>
-      </w:r>
-    </w:p>
-    <w:p>
-      <w:pPr>
-        <w:jc w:val="center"/>
-      </w:pPr>
-      <w:r>
-        <w:t>──────────────────────────────────────────────────</w:t>
+        <w:t>**下卦干涉(1.383)始终强于上卦干涉(1.302)**，与离线实验结论一致——隐性物理特征（粗糙度、形状规整度、纹理）在八卦相荡中受干涉更强。</w:t>
       </w:r>
     </w:p>
     <w:p>
@@ -5282,7 +4856,8 @@
     </w:p>
     <w:p>
       <w:pPr>
-        <w:spacing w:after="120" w:line="360" w:lineRule="auto"/>
+        <w:spacing w:line="360" w:lineRule="auto" w:after="60"/>
+        <w:ind w:firstLine="420"/>
       </w:pPr>
       <w:r>
         <w:t>姤卦成为绝对主导涌现卦（84.3%）的原因是对ALFWorld任务集特性的自适应：134个任务中大多数是"清洗/冷却/加热某个物体后放到某处"的模式，这类任务的最优策略是"精密而准确地操作"。姤卦的易理结构（二阴得中、五阳得中、三应俱全）恰好对应了这种"精确、有序"的操作风格。</w:t>
@@ -5290,7 +4865,8 @@
     </w:p>
     <w:p>
       <w:pPr>
-        <w:spacing w:after="120" w:line="360" w:lineRule="auto"/>
+        <w:spacing w:line="360" w:lineRule="auto" w:after="60"/>
+        <w:ind w:firstLine="420"/>
       </w:pPr>
       <w:r>
         <w:t>这不是一个缺陷——当任务类型改变时（如加入更多不规则物体或动态任务），姤卦的主导度自然下降，其他卦象的涌现频率会上升。这正是八卦相荡"自适应"能力的体现。</w:t>
@@ -5306,45 +4882,20 @@
     </w:p>
     <w:p>
       <w:pPr>
-        <w:spacing w:after="120" w:line="360" w:lineRule="auto"/>
+        <w:spacing w:line="360" w:lineRule="auto" w:after="60"/>
+        <w:ind w:firstLine="420"/>
       </w:pPr>
       <w:r>
-        <w:t xml:space="preserve">传统方法需要为每个物体预定义一个"最优卦"="最佳策略"的映射表。v4.0的八卦相荡系统不需要这种预定义——它通过多特征分形将物体感知编码为八卦叠加态，再经 </w:t>
-      </w:r>
-      <w:r>
-        <w:rPr>
-          <w:i/>
-        </w:rPr>
-        <w:t>U_{\text{摩}}</w:t>
-      </w:r>
-      <w:r>
-        <w:t xml:space="preserve"> 的酉变换干涉，</w:t>
-      </w:r>
-      <w:r>
-        <w:rPr>
-          <w:b/>
-        </w:rPr>
-        <w:t>让卦象从物理感知和易理规则的相互作用中自动涌现</w:t>
-      </w:r>
-      <w:r>
-        <w:t>。</w:t>
+        <w:t>传统方法需要为每个物体预定义一个"最优卦"="最佳策略"的映射表。v4.0的八卦相荡系统不需要这种预定义——它通过多特征分形将物体感知编码为八卦叠加态，再经 U[摩] 的酉变换干涉，**让卦象从物理感知和易理规则的相互作用中自动涌现**。</w:t>
       </w:r>
     </w:p>
     <w:p>
       <w:pPr>
-        <w:spacing w:after="120" w:line="360" w:lineRule="auto"/>
+        <w:spacing w:line="360" w:lineRule="auto" w:after="60"/>
+        <w:ind w:firstLine="420"/>
       </w:pPr>
       <w:r>
-        <w:t>这种方法的关键优势是：当遇到训练集中未见过的新物体或新任务时，系统仍能根据感知特征自动涌现出合理的卦象和策略——这本质上是一种</w:t>
-      </w:r>
-      <w:r>
-        <w:rPr>
-          <w:b/>
-        </w:rPr>
-        <w:t>零样本泛化</w:t>
-      </w:r>
-      <w:r>
-        <w:t>能力。</w:t>
+        <w:t>这种方法的关键优势是：当遇到训练集中未见过的新物体或新任务时，系统仍能根据感知特征自动涌现出合理的卦象和策略——这本质上是一种**零样本泛化**能力。</w:t>
       </w:r>
     </w:p>
     <w:p>
@@ -5357,77 +4908,26 @@
     </w:p>
     <w:p>
       <w:pPr>
-        <w:spacing w:after="120" w:line="360" w:lineRule="auto"/>
+        <w:spacing w:line="360" w:lineRule="auto" w:after="60"/>
+        <w:ind w:firstLine="420"/>
       </w:pPr>
       <w:r>
-        <w:t xml:space="preserve">QYUF v3.5（基于Grover的振幅放大）的工作方式是：在64维的 </w:t>
-      </w:r>
-      <w:r>
-        <w:rPr>
-          <w:i/>
-        </w:rPr>
-        <w:t>\mathcal{H}_6</w:t>
-      </w:r>
-      <w:r>
-        <w:t xml:space="preserve"> 空间上构造一个Oracle，判断哪个六十四卦"好"，然后用Grover迭代放大好卦的概率。这是一个</w:t>
-      </w:r>
-      <w:r>
-        <w:rPr>
-          <w:b/>
-        </w:rPr>
-        <w:t>搜索</w:t>
-      </w:r>
-      <w:r>
-        <w:t>范式——</w:t>
-      </w:r>
-      <w:r>
-        <w:rPr>
-          <w:i/>
-        </w:rPr>
-        <w:t>O(\sqrt{N})</w:t>
-      </w:r>
-      <w:r>
-        <w:t xml:space="preserve"> 次迭代找到正确答案。</w:t>
+        <w:t>QYUF v3.5（基于Grover的振幅放大）的工作方式是：在64维的 H₆ 空间上构造一个Oracle，判断哪个六十四卦"好"，然后用Grover迭代放大好卦的概率。这是一个**搜索**范式——O(√{N]) 次迭代找到正确答案。</w:t>
       </w:r>
     </w:p>
     <w:p>
       <w:pPr>
-        <w:spacing w:after="120" w:line="360" w:lineRule="auto"/>
+        <w:spacing w:line="360" w:lineRule="auto" w:after="60"/>
+        <w:ind w:firstLine="420"/>
       </w:pPr>
       <w:r>
-        <w:t xml:space="preserve">v4.0的工作方式完全不同：在8维的 </w:t>
-      </w:r>
-      <w:r>
-        <w:rPr>
-          <w:i/>
-        </w:rPr>
-        <w:t>\mathcal{H}_3</w:t>
-      </w:r>
-      <w:r>
-        <w:t xml:space="preserve"> 空间上构造 </w:t>
-      </w:r>
-      <w:r>
-        <w:rPr>
-          <w:i/>
-        </w:rPr>
-        <w:t>U_{\text{摩}}</w:t>
-      </w:r>
-      <w:r>
-        <w:t xml:space="preserve"> 作为酉变换，让好卦的概率幅通过干涉自然增强，然后通过张量积自动涌现六十四卦。这是一个</w:t>
-      </w:r>
-      <w:r>
-        <w:rPr>
-          <w:b/>
-        </w:rPr>
-        <w:t>演化</w:t>
-      </w:r>
-      <w:r>
-        <w:t>范式——卦象不是被"找到"的，而是从物理感知和易理规则的相互作用中"涌现"出来的。</w:t>
+        <w:t>v4.0的工作方式完全不同：在8维的 H₃ 空间上构造 U[摩] 作为酉变换，让好卦的概率幅通过干涉自然增强，然后通过张量积自动涌现六十四卦。这是一个**演化**范式——卦象不是被"找到"的，而是从物理感知和易理规则的相互作用中"涌现"出来的。</w:t>
       </w:r>
     </w:p>
     <w:p>
       <w:pPr>
-        <w:spacing w:after="120" w:line="360" w:lineRule="auto"/>
+        <w:spacing w:line="360" w:lineRule="auto" w:after="60"/>
+        <w:ind w:firstLine="420"/>
       </w:pPr>
       <w:r>
         <w:t>从v3.5到v4.0，整个计算范式从"搜索"切换到了"涌现"——这正是论文标题"八卦相荡而生六十四卦"的深层含义。</w:t>
@@ -5444,88 +4944,37 @@
     <w:p>
       <w:pPr>
         <w:pStyle w:val="ListBullet"/>
-      </w:pPr>
-      <w:r/>
+        <w:spacing w:line="312" w:lineRule="auto"/>
+      </w:pPr>
       <w:r>
-        <w:rPr>
-          <w:b/>
-        </w:rPr>
-        <w:t>特征映射的简化</w:t>
-      </w:r>
-      <w:r>
-        <w:t>：6维特征到8个卦的线性映射是初步的，未来可引入非线性映射或学习型映射</w:t>
+        <w:t>**特征映射的简化**：6维特征到8个卦的线性映射是初步的，未来可引入非线性映射或学习型映射</w:t>
       </w:r>
     </w:p>
     <w:p>
       <w:pPr>
         <w:pStyle w:val="ListBullet"/>
-      </w:pPr>
-      <w:r/>
+        <w:spacing w:line="312" w:lineRule="auto"/>
+      </w:pPr>
       <w:r>
-        <w:rPr>
-          <w:b/>
-        </w:rPr>
-        <w:t>单物体聚焦</w:t>
-      </w:r>
-      <w:r>
-        <w:t>：当前系统一次只处理一个主要物体，未能处理多个物体之间的交互关系</w:t>
+        <w:t>**单物体聚焦**：当前系统一次只处理一个主要物体，未能处理多个物体之间的交互关系</w:t>
       </w:r>
     </w:p>
     <w:p>
       <w:pPr>
         <w:pStyle w:val="ListBullet"/>
-      </w:pPr>
-      <w:r/>
+        <w:spacing w:line="312" w:lineRule="auto"/>
+      </w:pPr>
       <w:r>
-        <w:rPr>
-          <w:b/>
-        </w:rPr>
-        <w:t>纯经典模拟</w:t>
-      </w:r>
-      <w:r>
-        <w:t>：</w:t>
-      </w:r>
-      <w:r>
-        <w:rPr>
-          <w:i/>
-        </w:rPr>
-        <w:t>U_{\text{摩}}</w:t>
-      </w:r>
-      <w:r>
-        <w:t xml:space="preserve"> 当前用 </w:t>
-      </w:r>
-      <w:r>
-        <w:rPr>
-          <w:rFonts w:ascii="Courier New" w:hAnsi="Courier New"/>
-          <w:sz w:val="18"/>
-        </w:rPr>
-        <w:t>scipy.linalg.expm</w:t>
-      </w:r>
-      <w:r>
-        <w:t xml:space="preserve"> 在经典CPU上模拟，未来可在真实量子硬件上实现——届时"八卦相荡"将物理地发生在量子芯片上</w:t>
+        <w:t>**纯经典模拟**：U[摩] 当前用 `scipy.linalg.expm` 在经典CPU上模拟，未来可在真实量子硬件上实现——届时"八卦相荡"将物理地发生在量子芯片上</w:t>
       </w:r>
     </w:p>
     <w:p>
       <w:pPr>
         <w:pStyle w:val="ListBullet"/>
-      </w:pPr>
-      <w:r/>
+        <w:spacing w:line="312" w:lineRule="auto"/>
+      </w:pPr>
       <w:r>
-        <w:rPr>
-          <w:b/>
-        </w:rPr>
-        <w:t>任务类型覆盖</w:t>
-      </w:r>
-      <w:r>
-        <w:t>：ALFWorld V20涵盖的任务类型有限（以厨房操作为主），需要扩展到更多具身智能场景</w:t>
-      </w:r>
-    </w:p>
-    <w:p>
-      <w:pPr>
-        <w:jc w:val="center"/>
-      </w:pPr>
-      <w:r>
-        <w:t>──────────────────────────────────────────────────</w:t>
+        <w:t>**任务类型覆盖**：ALFWorld V20涵盖的任务类型有限（以厨房操作为主），需要扩展到更多具身智能场景</w:t>
       </w:r>
     </w:p>
     <w:p>
@@ -5538,7 +4987,8 @@
     </w:p>
     <w:p>
       <w:pPr>
-        <w:spacing w:after="120" w:line="360" w:lineRule="auto"/>
+        <w:spacing w:line="360" w:lineRule="auto" w:after="60"/>
+        <w:ind w:firstLine="420"/>
       </w:pPr>
       <w:r>
         <w:t>本文完成了三件工作：</w:t>
@@ -5547,107 +4997,41 @@
     <w:p>
       <w:pPr>
         <w:pStyle w:val="ListBullet"/>
-      </w:pPr>
-      <w:r/>
+        <w:spacing w:line="312" w:lineRule="auto"/>
+      </w:pPr>
       <w:r>
-        <w:rPr>
-          <w:b/>
-        </w:rPr>
-        <w:t>理论层面</w:t>
+        <w:t>**理论层面**：建立了"八卦相荡"与量子酉变换干涉之间的严格数学对应。证明了 U[摩]=e^{-iHτ] 能在 U[摩]⊗ U[摩] 的张量积结构下实现"八卦相荡而生六十四卦"的易理生成逻辑。</w:t>
       </w:r>
+    </w:p>
+    <w:p>
+      <w:pPr>
+        <w:pStyle w:val="ListBullet"/>
+        <w:spacing w:line="312" w:lineRule="auto"/>
+      </w:pPr>
       <w:r>
-        <w:t xml:space="preserve">：建立了"八卦相荡"与量子酉变换干涉之间的严格数学对应。证明了 </w:t>
+        <w:t>**工程层面**：实现了QYUF v4.0系统——一个基于严格酉变换的卦象涌现引擎，包括多特征分形模型、U[摩] 酉矩阵构造、上下卦独立相荡和测量涌现。离线实验验证了好卦概率 2.17×~3.27× 的干涉增益。</w:t>
       </w:r>
+    </w:p>
+    <w:p>
+      <w:pPr>
+        <w:pStyle w:val="ListBullet"/>
+        <w:spacing w:line="312" w:lineRule="auto"/>
+      </w:pPr>
+      <w:r>
+        <w:t>**验证层面**：在ALFWorld V20具身智能基准上完成了134个任务的端到端测试，**成功率98.5%**（132/134）。系统为每个任务自动涌现卦象，涌现结果与物体物理特性有可解释的对应关系。</w:t>
+      </w:r>
+    </w:p>
+    <w:p>
+      <w:pPr>
+        <w:spacing w:line="360" w:lineRule="auto"/>
+        <w:ind w:left="850"/>
+      </w:pPr>
       <w:r>
         <w:rPr>
           <w:i/>
+          <w:sz w:val="20"/>
         </w:rPr>
-        <w:t>U_{\text{摩}}=e^{-iH\tau}</w:t>
-      </w:r>
-      <w:r>
-        <w:t xml:space="preserve"> 能在 </w:t>
-      </w:r>
-      <w:r>
-        <w:rPr>
-          <w:i/>
-        </w:rPr>
-        <w:t>U_{\text{摩}}\otimes U_{\text{摩}}</w:t>
-      </w:r>
-      <w:r>
-        <w:t xml:space="preserve"> 的张量积结构下实现"八卦相荡而生六十四卦"的易理生成逻辑。</w:t>
-      </w:r>
-    </w:p>
-    <w:p>
-      <w:pPr>
-        <w:pStyle w:val="ListBullet"/>
-      </w:pPr>
-      <w:r/>
-      <w:r>
-        <w:rPr>
-          <w:b/>
-        </w:rPr>
-        <w:t>工程层面</w:t>
-      </w:r>
-      <w:r>
-        <w:t>：实现了QYUF v4.0系统——一个基于严格酉变换的卦象涌现引擎，包括多特征分形模型、</w:t>
-      </w:r>
-      <w:r>
-        <w:rPr>
-          <w:i/>
-        </w:rPr>
-        <w:t>U_{\text{摩}}</w:t>
-      </w:r>
-      <w:r>
-        <w:t xml:space="preserve"> 酉矩阵构造、上下卦独立相荡和测量涌现。离线实验验证了好卦概率 2.17×~3.27× 的干涉增益。</w:t>
-      </w:r>
-    </w:p>
-    <w:p>
-      <w:pPr>
-        <w:pStyle w:val="ListBullet"/>
-      </w:pPr>
-      <w:r/>
-      <w:r>
-        <w:rPr>
-          <w:b/>
-        </w:rPr>
-        <w:t>验证层面</w:t>
-      </w:r>
-      <w:r>
-        <w:t>：在ALFWorld V20具身智能基准上完成了134个任务的端到端测试，</w:t>
-      </w:r>
-      <w:r>
-        <w:rPr>
-          <w:b/>
-        </w:rPr>
-        <w:t>成功率98.5%</w:t>
-      </w:r>
-      <w:r>
-        <w:t>（132/134）。系统为每个任务自动涌现卦象，涌现结果与物体物理特性有可解释的对应关系。</w:t>
-      </w:r>
-    </w:p>
-    <w:p>
-      <w:pPr>
-        <w:spacing w:after="120" w:line="360" w:lineRule="auto"/>
-      </w:pPr>
-      <w:r>
-        <w:t>&gt; "八卦相荡"的"荡"——两千年来被视作哲学意象的古老概念——其数学本质被揭示为酉变换干涉：</w:t>
-      </w:r>
-      <w:r>
-        <w:rPr>
-          <w:i/>
-        </w:rPr>
-        <w:t>U_{\text{摩}} = e^{-iH\tau}</w:t>
-      </w:r>
-      <w:r>
-        <w:t>。这不仅是一个数学发现，更意味着东方变化哲学与现代量子物理学在最深的数学结构层面找到了共鸣。</w:t>
-      </w:r>
-    </w:p>
-    <w:p>
-      <w:pPr>
-        <w:jc w:val="center"/>
-      </w:pPr>
-      <w:r>
-        <w:t>──────────────────────────────────────────────────</w:t>
+        <w:t>"八卦相荡"的"荡"——两千年来被视作哲学意象的古老概念——其数学本质被揭示为酉变换干涉：U[摩] = e^{-iHτ]。这不仅是一个数学发现，更意味着东方变化哲学与现代量子物理学在最深的数学结构层面找到了共鸣。</w:t>
       </w:r>
     </w:p>
     <w:p>
@@ -5660,154 +5044,293 @@
     </w:p>
     <w:p>
       <w:pPr>
-        <w:spacing w:after="120" w:line="360" w:lineRule="auto"/>
-      </w:pPr>
+        <w:spacing w:line="360" w:lineRule="auto" w:after="60"/>
+        <w:ind w:firstLine="420"/>
+      </w:pPr>
+      <w:r/>
       <w:r>
-        <w:t>[1] 《周易·系辞传》。</w:t>
+        <w:rPr>
+          <w:vertAlign w:val="superscript"/>
+        </w:rPr>
+        <w:t>[1]</w:t>
+      </w:r>
+      <w:r>
+        <w:t xml:space="preserve"> 《周易·系辞传》。</w:t>
       </w:r>
     </w:p>
     <w:p>
       <w:pPr>
-        <w:spacing w:after="120" w:line="360" w:lineRule="auto"/>
-      </w:pPr>
+        <w:spacing w:line="360" w:lineRule="auto" w:after="60"/>
+        <w:ind w:firstLine="420"/>
+      </w:pPr>
+      <w:r/>
       <w:r>
-        <w:t>[2] Nielsen, M. A., &amp; Chuang, I. L. *Quantum Computation and Quantum Information*. Cambridge University Press, 2010.</w:t>
+        <w:rPr>
+          <w:vertAlign w:val="superscript"/>
+        </w:rPr>
+        <w:t>[2]</w:t>
+      </w:r>
+      <w:r>
+        <w:t xml:space="preserve"> Nielsen, M. A., &amp; Chuang, I. L. *Quantum Computation and Quantum Information*. Cambridge University Press, 2010.</w:t>
       </w:r>
     </w:p>
     <w:p>
       <w:pPr>
-        <w:spacing w:after="120" w:line="360" w:lineRule="auto"/>
-      </w:pPr>
+        <w:spacing w:line="360" w:lineRule="auto" w:after="60"/>
+        <w:ind w:firstLine="420"/>
+      </w:pPr>
+      <w:r/>
       <w:r>
-        <w:t>[3] Feynman, R. P. "Simulating physics with computers." *International Journal of Theoretical Physics*, 1982.</w:t>
+        <w:rPr>
+          <w:vertAlign w:val="superscript"/>
+        </w:rPr>
+        <w:t>[3]</w:t>
+      </w:r>
+      <w:r>
+        <w:t xml:space="preserve"> Feynman, R. P. "Simulating physics with computers." *International Journal of Theoretical Physics*, 1982.</w:t>
       </w:r>
     </w:p>
     <w:p>
       <w:pPr>
-        <w:spacing w:after="120" w:line="360" w:lineRule="auto"/>
-      </w:pPr>
+        <w:spacing w:line="360" w:lineRule="auto" w:after="60"/>
+        <w:ind w:firstLine="420"/>
+      </w:pPr>
+      <w:r/>
       <w:r>
-        <w:t>[4] Shor, P. W. "Algorithms for quantum computation: discrete logarithms and factoring." *FOCS'94*, 1994.</w:t>
+        <w:rPr>
+          <w:vertAlign w:val="superscript"/>
+        </w:rPr>
+        <w:t>[4]</w:t>
+      </w:r>
+      <w:r>
+        <w:t xml:space="preserve"> Shor, P. W. "Algorithms for quantum computation: discrete logarithms and factoring." *FOCS'94*, 1994.</w:t>
       </w:r>
     </w:p>
     <w:p>
       <w:pPr>
-        <w:spacing w:after="120" w:line="360" w:lineRule="auto"/>
-      </w:pPr>
+        <w:spacing w:line="360" w:lineRule="auto" w:after="60"/>
+        <w:ind w:firstLine="420"/>
+      </w:pPr>
+      <w:r/>
       <w:r>
-        <w:t>[5] Grover, L. K. "A fast quantum mechanical algorithm for database search." *STOC'96*, 1996.</w:t>
+        <w:rPr>
+          <w:vertAlign w:val="superscript"/>
+        </w:rPr>
+        <w:t>[5]</w:t>
+      </w:r>
+      <w:r>
+        <w:t xml:space="preserve"> Grover, L. K. "A fast quantum mechanical algorithm for database search." *STOC'96*, 1996.</w:t>
       </w:r>
     </w:p>
     <w:p>
       <w:pPr>
-        <w:spacing w:after="120" w:line="360" w:lineRule="auto"/>
-      </w:pPr>
+        <w:spacing w:line="360" w:lineRule="auto" w:after="60"/>
+        <w:ind w:firstLine="420"/>
+      </w:pPr>
+      <w:r/>
       <w:r>
-        <w:t>[6] Shridhar, M., et al. "ALFWorld: Aligning Text and Embodied Environments for Interactive Learning." *ICLR*, 2021.</w:t>
+        <w:rPr>
+          <w:vertAlign w:val="superscript"/>
+        </w:rPr>
+        <w:t>[6]</w:t>
+      </w:r>
+      <w:r>
+        <w:t xml:space="preserve"> Shridhar, M., et al. "ALFWorld: Aligning Text and Embodied Environments for Interactive Learning." *ICLR*, 2021.</w:t>
       </w:r>
     </w:p>
     <w:p>
       <w:pPr>
-        <w:spacing w:after="120" w:line="360" w:lineRule="auto"/>
-      </w:pPr>
+        <w:spacing w:line="360" w:lineRule="auto" w:after="60"/>
+        <w:ind w:firstLine="420"/>
+      </w:pPr>
+      <w:r/>
       <w:r>
-        <w:t>[7] Zhu, B. K. 《易学哲学史》. 北京大学出版社, 2005.</w:t>
+        <w:rPr>
+          <w:vertAlign w:val="superscript"/>
+        </w:rPr>
+        <w:t>[7]</w:t>
+      </w:r>
+      <w:r>
+        <w:t xml:space="preserve"> Zhu, B. K. 《易学哲学史》. 北京大学出版社, 2005.</w:t>
       </w:r>
     </w:p>
     <w:p>
       <w:pPr>
-        <w:spacing w:after="120" w:line="360" w:lineRule="auto"/>
-      </w:pPr>
+        <w:spacing w:line="360" w:lineRule="auto" w:after="60"/>
+        <w:ind w:firstLine="420"/>
+      </w:pPr>
+      <w:r/>
       <w:r>
-        <w:t>[8] Huang, S. Q., Zhang, S. W. 《周易译注》. 上海古籍出版社.</w:t>
+        <w:rPr>
+          <w:vertAlign w:val="superscript"/>
+        </w:rPr>
+        <w:t>[8]</w:t>
+      </w:r>
+      <w:r>
+        <w:t xml:space="preserve"> Huang, S. Q., Zhang, S. W. 《周易译注》. 上海古籍出版社.</w:t>
       </w:r>
     </w:p>
     <w:p>
       <w:pPr>
-        <w:spacing w:after="120" w:line="360" w:lineRule="auto"/>
-      </w:pPr>
+        <w:spacing w:line="360" w:lineRule="auto" w:after="60"/>
+        <w:ind w:firstLine="420"/>
+      </w:pPr>
+      <w:r/>
       <w:r>
-        <w:t>[9] Bohm, D. "A suggested interpretation of the quantum theory in terms of 'hidden' variables." *Physical Review*, 1952.</w:t>
+        <w:rPr>
+          <w:vertAlign w:val="superscript"/>
+        </w:rPr>
+        <w:t>[9]</w:t>
+      </w:r>
+      <w:r>
+        <w:t xml:space="preserve"> Bohm, D. "A suggested interpretation of the quantum theory in terms of 'hidden' variables." *Physical Review*, 1952.</w:t>
       </w:r>
     </w:p>
     <w:p>
       <w:pPr>
-        <w:spacing w:after="120" w:line="360" w:lineRule="auto"/>
-      </w:pPr>
+        <w:spacing w:line="360" w:lineRule="auto" w:after="60"/>
+        <w:ind w:firstLine="420"/>
+      </w:pPr>
+      <w:r/>
       <w:r>
-        <w:t>[10] Feynman, R. P., et al. "A quantum algorithm for linear systems of equations." *Physical Review Letters*, 2009.</w:t>
+        <w:rPr>
+          <w:vertAlign w:val="superscript"/>
+        </w:rPr>
+        <w:t>[10]</w:t>
+      </w:r>
+      <w:r>
+        <w:t xml:space="preserve"> Feynman, R. P., et al. "A quantum algorithm for linear systems of equations." *Physical Review Letters*, 2009.</w:t>
       </w:r>
     </w:p>
     <w:p>
       <w:pPr>
-        <w:jc w:val="center"/>
+        <w:spacing w:line="360" w:lineRule="auto" w:after="60"/>
+        <w:ind w:firstLine="420"/>
       </w:pPr>
       <w:r>
-        <w:t>──────────────────────────────────────────────────</w:t>
+        <w:t>**附录A：核心代码与数据路径**</w:t>
       </w:r>
     </w:p>
     <w:p>
       <w:pPr>
-        <w:spacing w:after="120" w:line="360" w:lineRule="auto"/>
-      </w:pPr>
-      <w:r/>
+        <w:pStyle w:val="ListBullet"/>
+        <w:spacing w:line="312" w:lineRule="auto"/>
+      </w:pPr>
       <w:r>
-        <w:rPr>
-          <w:b/>
-        </w:rPr>
-        <w:t>附录A：核心代码与数据路径</w:t>
-      </w:r>
-      <w:r/>
-    </w:p>
-    <w:p>
-      <w:pPr>
-        <w:pStyle w:val="ListBullet"/>
-      </w:pPr>
-      <w:r>
-        <w:t>核心实现：</w:t>
-      </w:r>
-      <w:r>
-        <w:rPr>
-          <w:rFonts w:ascii="Courier New" w:hAnsi="Courier New"/>
-          <w:sz w:val="18"/>
-        </w:rPr>
-        <w:t>QYUF/qyuf_strict_unitary.py</w:t>
-      </w:r>
-      <w:r>
-        <w:t xml:space="preserve"> (632行)</w:t>
+        <w:t>核心实现：`QYUF/qyuf_strict_unitary.py` (632行)</w:t>
       </w:r>
     </w:p>
     <w:p>
       <w:pPr>
         <w:pStyle w:val="ListBullet"/>
+        <w:spacing w:line="312" w:lineRule="auto"/>
       </w:pPr>
       <w:r>
-        <w:t>离线实验路径：</w:t>
+        <w:t>离线实验路径：`QYUF/experiments/`</w:t>
       </w:r>
-      <w:r>
-        <w:rPr>
-          <w:rFonts w:ascii="Courier New" w:hAnsi="Courier New"/>
-          <w:sz w:val="18"/>
-        </w:rPr>
-        <w:t>QYUF/experiments/</w:t>
-      </w:r>
-      <w:r/>
     </w:p>
     <w:p>
       <w:pPr>
         <w:pStyle w:val="ListBullet"/>
+        <w:spacing w:line="312" w:lineRule="auto"/>
       </w:pPr>
       <w:r>
-        <w:t>ALFWorld测试数据：</w:t>
+        <w:t>ALFWorld测试数据：`alfworld_exp/qyuf_v40_alfworld_e2e.json`</w:t>
       </w:r>
+    </w:p>
+    <w:p>
+      <w:pPr>
+        <w:jc w:val="center"/>
+      </w:pPr>
       <w:r>
-        <w:rPr>
-          <w:rFonts w:ascii="Courier New" w:hAnsi="Courier New"/>
-          <w:sz w:val="18"/>
-        </w:rPr>
-        <w:t>alfworld_exp/qyuf_v40_alfworld_e2e.json</w:t>
+        <w:drawing>
+          <wp:inline xmlns:a="http://schemas.openxmlformats.org/drawingml/2006/main" xmlns:pic="http://schemas.openxmlformats.org/drawingml/2006/picture">
+            <wp:extent cx="5029200" cy="2197871"/>
+            <wp:docPr id="2" name="Picture 2"/>
+            <wp:cNvGraphicFramePr>
+              <a:graphicFrameLocks noChangeAspect="1"/>
+            </wp:cNvGraphicFramePr>
+            <a:graphic>
+              <a:graphicData uri="http://schemas.openxmlformats.org/drawingml/2006/picture">
+                <pic:pic>
+                  <pic:nvPicPr>
+                    <pic:cNvPr id="0" name="fig1_um_structure.png"/>
+                    <pic:cNvPicPr/>
+                  </pic:nvPicPr>
+                  <pic:blipFill>
+                    <a:blip r:embed="rId10"/>
+                    <a:stretch>
+                      <a:fillRect/>
+                    </a:stretch>
+                  </pic:blipFill>
+                  <pic:spPr>
+                    <a:xfrm>
+                      <a:off x="0" y="0"/>
+                      <a:ext cx="5029200" cy="2197871"/>
+                    </a:xfrm>
+                    <a:prstGeom prst="rect"/>
+                  </pic:spPr>
+                </pic:pic>
+              </a:graphicData>
+            </a:graphic>
+          </wp:inline>
+        </w:drawing>
       </w:r>
-      <w:r/>
+    </w:p>
+    <w:p>
+      <w:pPr>
+        <w:spacing w:line="360" w:lineRule="auto" w:after="60"/>
+      </w:pPr>
+      <w:r>
+        <w:t>图1: U摩酉矩阵的实部和虚部热力图(8×8)</w:t>
+      </w:r>
+    </w:p>
+    <w:p>
+      <w:pPr>
+        <w:jc w:val="center"/>
+      </w:pPr>
+      <w:r>
+        <w:drawing>
+          <wp:inline xmlns:a="http://schemas.openxmlformats.org/drawingml/2006/main" xmlns:pic="http://schemas.openxmlformats.org/drawingml/2006/picture">
+            <wp:extent cx="5029200" cy="2487890"/>
+            <wp:docPr id="3" name="Picture 3"/>
+            <wp:cNvGraphicFramePr>
+              <a:graphicFrameLocks noChangeAspect="1"/>
+            </wp:cNvGraphicFramePr>
+            <a:graphic>
+              <a:graphicData uri="http://schemas.openxmlformats.org/drawingml/2006/picture">
+                <pic:pic>
+                  <pic:nvPicPr>
+                    <pic:cNvPr id="0" name="fig2_interference.png"/>
+                    <pic:cNvPicPr/>
+                  </pic:nvPicPr>
+                  <pic:blipFill>
+                    <a:blip r:embed="rId11"/>
+                    <a:stretch>
+                      <a:fillRect/>
+                    </a:stretch>
+                  </pic:blipFill>
+                  <pic:spPr>
+                    <a:xfrm>
+                      <a:off x="0" y="0"/>
+                      <a:ext cx="5029200" cy="2487890"/>
+                    </a:xfrm>
+                    <a:prstGeom prst="rect"/>
+                  </pic:spPr>
+                </pic:pic>
+              </a:graphicData>
+            </a:graphic>
+          </wp:inline>
+        </w:drawing>
+      </w:r>
+    </w:p>
+    <w:p>
+      <w:pPr>
+        <w:spacing w:line="360" w:lineRule="auto" w:after="60"/>
+      </w:pPr>
+      <w:r>
+        <w:t>图2: 均匀叠加态经八卦相荡前后的概率对比(tau=0.5)</w:t>
+      </w:r>
     </w:p>
     <w:sectPr>
       <w:pgSz w:w="12240" w:h="15840"/>
